--- a/TS-Kramam/TS-3.5/TS 3.5 Tamil Krama Paatam Corrections.docx
+++ b/TS-Kramam/TS-3.5/TS 3.5 Tamil Krama Paatam Corrections.docx
@@ -51,17 +51,7 @@
           <w:szCs w:val="32"/>
           <w:u w:val="single"/>
         </w:rPr>
-        <w:t xml:space="preserve">3.5 </w:t>
-      </w:r>
-      <w:r>
-        <w:rPr>
-          <w:b/>
-          <w:bCs/>
-          <w:sz w:val="32"/>
-          <w:szCs w:val="32"/>
-          <w:u w:val="single"/>
-        </w:rPr>
-        <w:t>Tamil</w:t>
+        <w:t>3.5 Tamil</w:t>
       </w:r>
       <w:r>
         <w:rPr>
@@ -622,6 +612,740 @@
               </w:rPr>
               <w:t xml:space="preserve"> ||</w:t>
             </w:r>
+          </w:p>
+        </w:tc>
+      </w:tr>
+      <w:tr>
+        <w:trPr>
+          <w:trHeight w:val="1563"/>
+        </w:trPr>
+        <w:tc>
+          <w:tcPr>
+            <w:tcW w:w="3906" w:type="dxa"/>
+          </w:tcPr>
+          <w:p>
+            <w:pPr>
+              <w:widowControl w:val="0"/>
+              <w:tabs>
+                <w:tab w:val="left" w:pos="993"/>
+              </w:tabs>
+              <w:autoSpaceDE w:val="0"/>
+              <w:autoSpaceDN w:val="0"/>
+              <w:adjustRightInd w:val="0"/>
+              <w:spacing w:before="0" w:line="240" w:lineRule="auto"/>
+              <w:ind w:right="297"/>
+              <w:rPr>
+                <w:rFonts w:cs="Arial"/>
+                <w:b/>
+                <w:color w:val="000000"/>
+                <w:sz w:val="28"/>
+                <w:szCs w:val="32"/>
+              </w:rPr>
+            </w:pPr>
+            <w:r>
+              <w:rPr>
+                <w:rFonts w:cs="Arial"/>
+                <w:b/>
+                <w:color w:val="000000"/>
+                <w:sz w:val="28"/>
+                <w:szCs w:val="32"/>
+              </w:rPr>
+              <w:t>T.S.</w:t>
+            </w:r>
+            <w:r>
+              <w:rPr>
+                <w:rFonts w:cs="Arial"/>
+                <w:b/>
+                <w:color w:val="000000"/>
+                <w:sz w:val="28"/>
+                <w:szCs w:val="32"/>
+              </w:rPr>
+              <w:t xml:space="preserve">3.5.7.3 </w:t>
+            </w:r>
+            <w:r>
+              <w:rPr>
+                <w:rFonts w:cs="Arial"/>
+                <w:b/>
+                <w:color w:val="000000"/>
+                <w:sz w:val="28"/>
+                <w:szCs w:val="32"/>
+              </w:rPr>
+              <w:t>– Kramam</w:t>
+            </w:r>
+          </w:p>
+          <w:p>
+            <w:pPr>
+              <w:widowControl w:val="0"/>
+              <w:tabs>
+                <w:tab w:val="left" w:pos="993"/>
+              </w:tabs>
+              <w:autoSpaceDE w:val="0"/>
+              <w:autoSpaceDN w:val="0"/>
+              <w:adjustRightInd w:val="0"/>
+              <w:spacing w:before="0" w:line="240" w:lineRule="auto"/>
+              <w:ind w:right="297"/>
+              <w:rPr>
+                <w:rFonts w:cs="Arial"/>
+                <w:b/>
+                <w:color w:val="000000"/>
+                <w:sz w:val="28"/>
+                <w:szCs w:val="32"/>
+                <w:lang w:val="en-IN"/>
+              </w:rPr>
+            </w:pPr>
+            <w:r>
+              <w:rPr>
+                <w:rFonts w:cs="Arial"/>
+                <w:b/>
+                <w:color w:val="000000"/>
+                <w:sz w:val="28"/>
+                <w:szCs w:val="32"/>
+                <w:lang w:val="en-IN"/>
+              </w:rPr>
+              <w:t>Krama Vaakyam No. - 44</w:t>
+            </w:r>
+          </w:p>
+          <w:p>
+            <w:pPr>
+              <w:widowControl w:val="0"/>
+              <w:tabs>
+                <w:tab w:val="left" w:pos="993"/>
+              </w:tabs>
+              <w:autoSpaceDE w:val="0"/>
+              <w:autoSpaceDN w:val="0"/>
+              <w:adjustRightInd w:val="0"/>
+              <w:spacing w:before="0" w:line="240" w:lineRule="auto"/>
+              <w:ind w:right="297"/>
+              <w:rPr>
+                <w:rFonts w:cs="Arial"/>
+                <w:b/>
+                <w:color w:val="000000"/>
+                <w:sz w:val="28"/>
+                <w:szCs w:val="32"/>
+              </w:rPr>
+            </w:pPr>
+            <w:r>
+              <w:rPr>
+                <w:rFonts w:cs="Arial"/>
+                <w:b/>
+                <w:color w:val="000000"/>
+                <w:sz w:val="28"/>
+                <w:szCs w:val="32"/>
+                <w:lang w:val="it-IT"/>
+              </w:rPr>
+              <w:t>Panchaati No</w:t>
+            </w:r>
+            <w:r>
+              <w:rPr>
+                <w:rFonts w:cs="Arial"/>
+                <w:b/>
+                <w:color w:val="000000"/>
+                <w:szCs w:val="32"/>
+                <w:lang w:val="it-IT"/>
+              </w:rPr>
+              <w:t xml:space="preserve">. - </w:t>
+            </w:r>
+            <w:r>
+              <w:rPr>
+                <w:rFonts w:cs="Arial"/>
+                <w:b/>
+                <w:color w:val="000000"/>
+                <w:sz w:val="28"/>
+                <w:szCs w:val="32"/>
+                <w:lang w:val="it-IT"/>
+              </w:rPr>
+              <w:t>24</w:t>
+            </w:r>
+          </w:p>
+        </w:tc>
+        <w:tc>
+          <w:tcPr>
+            <w:tcW w:w="5103" w:type="dxa"/>
+          </w:tcPr>
+          <w:p>
+            <w:pPr>
+              <w:widowControl w:val="0"/>
+              <w:autoSpaceDE w:val="0"/>
+              <w:autoSpaceDN w:val="0"/>
+              <w:adjustRightInd w:val="0"/>
+              <w:spacing w:before="0" w:line="240" w:lineRule="auto"/>
+              <w:ind w:right="-180"/>
+              <w:rPr>
+                <w:rFonts w:ascii="Latha" w:hAnsi="Latha" w:cs="Latha"/>
+                <w:sz w:val="28"/>
+                <w:szCs w:val="28"/>
+                <w:lang w:bidi="ta-IN"/>
+              </w:rPr>
+            </w:pPr>
+            <w:r>
+              <w:rPr>
+                <w:rFonts w:ascii="Latha" w:hAnsi="Latha" w:cs="Latha"/>
+                <w:sz w:val="28"/>
+                <w:szCs w:val="28"/>
+                <w:cs/>
+                <w:lang w:bidi="ta-IN"/>
+              </w:rPr>
+              <w:t>வைக</w:t>
+            </w:r>
+            <w:r>
+              <w:rPr>
+                <w:rFonts w:ascii="BRH Tamil Tab Extra" w:hAnsi="BRH Tamil Tab Extra" w:cs="Latha"/>
+                <w:b/>
+                <w:sz w:val="36"/>
+                <w:szCs w:val="28"/>
+                <w:lang w:bidi="ta-IN"/>
+              </w:rPr>
+              <w:t>†</w:t>
+            </w:r>
+            <w:r>
+              <w:rPr>
+                <w:rFonts w:ascii="Latha" w:hAnsi="Latha" w:cs="Latha"/>
+                <w:sz w:val="28"/>
+                <w:szCs w:val="28"/>
+                <w:cs/>
+                <w:lang w:bidi="ta-IN"/>
+              </w:rPr>
+              <w:t>ங்‍கதீ</w:t>
+            </w:r>
+            <w:r>
+              <w:rPr>
+                <w:rFonts w:ascii="Latha" w:hAnsi="Latha" w:cs="Latha"/>
+                <w:sz w:val="28"/>
+                <w:szCs w:val="28"/>
+                <w:lang w:bidi="ta-IN"/>
+              </w:rPr>
+              <w:t xml:space="preserve"> </w:t>
+            </w:r>
+            <w:r>
+              <w:rPr>
+                <w:rFonts w:ascii="Latha" w:hAnsi="Latha" w:cs="Latha"/>
+                <w:sz w:val="28"/>
+                <w:szCs w:val="28"/>
+                <w:cs/>
+                <w:lang w:bidi="ta-IN"/>
+              </w:rPr>
+              <w:t>த்</w:t>
+            </w:r>
+            <w:r>
+              <w:rPr>
+                <w:rFonts w:ascii="Latha" w:hAnsi="Latha" w:cs="Latha"/>
+                <w:b/>
+                <w:bCs/>
+                <w:position w:val="-12"/>
+                <w:sz w:val="28"/>
+                <w:szCs w:val="28"/>
+                <w:cs/>
+                <w:lang w:bidi="ta-IN"/>
+              </w:rPr>
+              <w:t>4</w:t>
+            </w:r>
+            <w:r>
+              <w:rPr>
+                <w:rFonts w:ascii="Latha" w:hAnsi="Latha" w:cs="Latha"/>
+                <w:sz w:val="28"/>
+                <w:szCs w:val="28"/>
+                <w:cs/>
+                <w:lang w:bidi="ta-IN"/>
+              </w:rPr>
+              <w:t>ரு</w:t>
+            </w:r>
+            <w:r>
+              <w:rPr>
+                <w:rFonts w:ascii="BRH Tamil Tab Extra" w:hAnsi="BRH Tamil Tab Extra" w:cs="Latha"/>
+                <w:b/>
+                <w:sz w:val="36"/>
+                <w:szCs w:val="28"/>
+                <w:lang w:bidi="ta-IN"/>
+              </w:rPr>
+              <w:t>…</w:t>
+            </w:r>
+            <w:r>
+              <w:rPr>
+                <w:rFonts w:ascii="Latha" w:hAnsi="Latha" w:cs="Latha"/>
+                <w:sz w:val="28"/>
+                <w:szCs w:val="28"/>
+                <w:cs/>
+                <w:lang w:bidi="ta-IN"/>
+              </w:rPr>
+              <w:t>வா</w:t>
+            </w:r>
+            <w:r>
+              <w:rPr>
+                <w:rFonts w:ascii="Latha" w:hAnsi="Latha" w:cs="Latha"/>
+                <w:sz w:val="28"/>
+                <w:szCs w:val="28"/>
+                <w:lang w:bidi="ta-IN"/>
+              </w:rPr>
+              <w:t xml:space="preserve"> | </w:t>
+            </w:r>
+          </w:p>
+          <w:p>
+            <w:pPr>
+              <w:widowControl w:val="0"/>
+              <w:autoSpaceDE w:val="0"/>
+              <w:autoSpaceDN w:val="0"/>
+              <w:adjustRightInd w:val="0"/>
+              <w:spacing w:before="0" w:line="240" w:lineRule="auto"/>
+              <w:ind w:right="-180"/>
+              <w:rPr>
+                <w:rFonts w:ascii="BRH Malayalam Extra" w:eastAsia="Times New Roman" w:hAnsi="BRH Malayalam Extra" w:cs="BRH Malayalam Extra"/>
+                <w:color w:val="000000"/>
+                <w:sz w:val="40"/>
+                <w:szCs w:val="40"/>
+                <w:lang w:val="en-IN" w:eastAsia="en-IN" w:bidi="ml-IN"/>
+              </w:rPr>
+            </w:pPr>
+            <w:r>
+              <w:rPr>
+                <w:rFonts w:ascii="Latha" w:hAnsi="Latha" w:cs="Latha"/>
+                <w:sz w:val="28"/>
+                <w:szCs w:val="28"/>
+                <w:highlight w:val="yellow"/>
+                <w:cs/>
+                <w:lang w:bidi="ta-IN"/>
+              </w:rPr>
+              <w:t>து</w:t>
+            </w:r>
+            <w:r>
+              <w:rPr>
+                <w:rFonts w:ascii="BRH Tamil Tab Extra" w:hAnsi="BRH Tamil Tab Extra" w:cs="Latha"/>
+                <w:b/>
+                <w:sz w:val="36"/>
+                <w:szCs w:val="28"/>
+                <w:highlight w:val="yellow"/>
+                <w:lang w:bidi="ta-IN"/>
+              </w:rPr>
+              <w:t>…</w:t>
+            </w:r>
+            <w:r>
+              <w:rPr>
+                <w:rFonts w:ascii="Latha" w:hAnsi="Latha" w:cs="Latha"/>
+                <w:b/>
+                <w:bCs/>
+                <w:position w:val="-12"/>
+                <w:sz w:val="28"/>
+                <w:szCs w:val="28"/>
+                <w:highlight w:val="yellow"/>
+                <w:cs/>
+                <w:lang w:bidi="ta-IN"/>
+              </w:rPr>
+              <w:t>4</w:t>
+            </w:r>
+            <w:r>
+              <w:rPr>
+                <w:rFonts w:ascii="Latha" w:hAnsi="Latha" w:cs="Latha"/>
+                <w:sz w:val="28"/>
+                <w:szCs w:val="28"/>
+                <w:cs/>
+                <w:lang w:bidi="ta-IN"/>
+              </w:rPr>
+              <w:t>வா</w:t>
+            </w:r>
+            <w:r>
+              <w:rPr>
+                <w:rFonts w:ascii="Latha" w:hAnsi="Latha" w:cs="Latha"/>
+                <w:sz w:val="28"/>
+                <w:szCs w:val="28"/>
+                <w:lang w:bidi="ta-IN"/>
+              </w:rPr>
+              <w:t xml:space="preserve"> </w:t>
+            </w:r>
+            <w:r>
+              <w:rPr>
+                <w:rFonts w:ascii="Latha" w:hAnsi="Latha" w:cs="Latha"/>
+                <w:sz w:val="28"/>
+                <w:szCs w:val="28"/>
+                <w:cs/>
+                <w:lang w:bidi="ta-IN"/>
+              </w:rPr>
+              <w:t>ப</w:t>
+            </w:r>
+            <w:r>
+              <w:rPr>
+                <w:rFonts w:ascii="Latha" w:hAnsi="Latha" w:cs="Latha"/>
+                <w:b/>
+                <w:bCs/>
+                <w:position w:val="-12"/>
+                <w:sz w:val="28"/>
+                <w:szCs w:val="28"/>
+                <w:cs/>
+                <w:lang w:bidi="ta-IN"/>
+              </w:rPr>
+              <w:t>4</w:t>
+            </w:r>
+            <w:r>
+              <w:rPr>
+                <w:rFonts w:ascii="Latha" w:hAnsi="Latha" w:cs="Latha"/>
+                <w:sz w:val="28"/>
+                <w:szCs w:val="28"/>
+                <w:cs/>
+                <w:lang w:bidi="ta-IN"/>
+              </w:rPr>
+              <w:t>வ</w:t>
+            </w:r>
+            <w:r>
+              <w:rPr>
+                <w:rFonts w:ascii="BRH Tamil Tab Extra" w:hAnsi="BRH Tamil Tab Extra" w:cs="Latha"/>
+                <w:b/>
+                <w:sz w:val="36"/>
+                <w:szCs w:val="28"/>
+                <w:lang w:bidi="ta-IN"/>
+              </w:rPr>
+              <w:t>†</w:t>
+            </w:r>
+            <w:r>
+              <w:rPr>
+                <w:rFonts w:ascii="Latha" w:hAnsi="Latha" w:cs="Latha"/>
+                <w:sz w:val="28"/>
+                <w:szCs w:val="28"/>
+                <w:cs/>
+                <w:lang w:bidi="ta-IN"/>
+              </w:rPr>
+              <w:t>தி</w:t>
+            </w:r>
+            <w:r>
+              <w:rPr>
+                <w:rFonts w:ascii="Latha" w:hAnsi="Latha" w:cs="Latha"/>
+                <w:sz w:val="28"/>
+                <w:szCs w:val="28"/>
+                <w:lang w:bidi="ta-IN"/>
+              </w:rPr>
+              <w:t xml:space="preserve"> |</w:t>
+            </w:r>
+          </w:p>
+        </w:tc>
+        <w:tc>
+          <w:tcPr>
+            <w:tcW w:w="5386" w:type="dxa"/>
+          </w:tcPr>
+          <w:p>
+            <w:pPr>
+              <w:widowControl w:val="0"/>
+              <w:autoSpaceDE w:val="0"/>
+              <w:autoSpaceDN w:val="0"/>
+              <w:adjustRightInd w:val="0"/>
+              <w:spacing w:before="0" w:line="240" w:lineRule="auto"/>
+              <w:ind w:right="-180"/>
+              <w:rPr>
+                <w:rFonts w:ascii="Latha" w:hAnsi="Latha" w:cs="Latha"/>
+                <w:sz w:val="28"/>
+                <w:szCs w:val="28"/>
+                <w:lang w:bidi="ta-IN"/>
+              </w:rPr>
+            </w:pPr>
+            <w:r>
+              <w:rPr>
+                <w:rFonts w:ascii="Latha" w:hAnsi="Latha" w:cs="Latha"/>
+                <w:sz w:val="28"/>
+                <w:szCs w:val="28"/>
+                <w:cs/>
+                <w:lang w:bidi="ta-IN"/>
+              </w:rPr>
+              <w:t>வைக</w:t>
+            </w:r>
+            <w:r>
+              <w:rPr>
+                <w:rFonts w:ascii="BRH Tamil Tab Extra" w:hAnsi="BRH Tamil Tab Extra" w:cs="Latha"/>
+                <w:b/>
+                <w:sz w:val="36"/>
+                <w:szCs w:val="28"/>
+                <w:lang w:bidi="ta-IN"/>
+              </w:rPr>
+              <w:t>†</w:t>
+            </w:r>
+            <w:r>
+              <w:rPr>
+                <w:rFonts w:ascii="Latha" w:hAnsi="Latha" w:cs="Latha"/>
+                <w:sz w:val="28"/>
+                <w:szCs w:val="28"/>
+                <w:cs/>
+                <w:lang w:bidi="ta-IN"/>
+              </w:rPr>
+              <w:t>ங்‍கதீ</w:t>
+            </w:r>
+            <w:r>
+              <w:rPr>
+                <w:rFonts w:ascii="Latha" w:hAnsi="Latha" w:cs="Latha"/>
+                <w:sz w:val="28"/>
+                <w:szCs w:val="28"/>
+                <w:lang w:bidi="ta-IN"/>
+              </w:rPr>
+              <w:t xml:space="preserve"> </w:t>
+            </w:r>
+            <w:r>
+              <w:rPr>
+                <w:rFonts w:ascii="Latha" w:hAnsi="Latha" w:cs="Latha"/>
+                <w:sz w:val="28"/>
+                <w:szCs w:val="28"/>
+                <w:cs/>
+                <w:lang w:bidi="ta-IN"/>
+              </w:rPr>
+              <w:t>த்</w:t>
+            </w:r>
+            <w:r>
+              <w:rPr>
+                <w:rFonts w:ascii="Latha" w:hAnsi="Latha" w:cs="Latha"/>
+                <w:b/>
+                <w:bCs/>
+                <w:position w:val="-12"/>
+                <w:sz w:val="28"/>
+                <w:szCs w:val="28"/>
+                <w:cs/>
+                <w:lang w:bidi="ta-IN"/>
+              </w:rPr>
+              <w:t>4</w:t>
+            </w:r>
+            <w:r>
+              <w:rPr>
+                <w:rFonts w:ascii="Latha" w:hAnsi="Latha" w:cs="Latha"/>
+                <w:sz w:val="28"/>
+                <w:szCs w:val="28"/>
+                <w:cs/>
+                <w:lang w:bidi="ta-IN"/>
+              </w:rPr>
+              <w:t>ரு</w:t>
+            </w:r>
+            <w:r>
+              <w:rPr>
+                <w:rFonts w:ascii="BRH Tamil Tab Extra" w:hAnsi="BRH Tamil Tab Extra" w:cs="Latha"/>
+                <w:b/>
+                <w:sz w:val="36"/>
+                <w:szCs w:val="28"/>
+                <w:lang w:bidi="ta-IN"/>
+              </w:rPr>
+              <w:t>…</w:t>
+            </w:r>
+            <w:r>
+              <w:rPr>
+                <w:rFonts w:ascii="Latha" w:hAnsi="Latha" w:cs="Latha"/>
+                <w:sz w:val="28"/>
+                <w:szCs w:val="28"/>
+                <w:cs/>
+                <w:lang w:bidi="ta-IN"/>
+              </w:rPr>
+              <w:t>வா</w:t>
+            </w:r>
+            <w:r>
+              <w:rPr>
+                <w:rFonts w:ascii="Latha" w:hAnsi="Latha" w:cs="Latha"/>
+                <w:sz w:val="28"/>
+                <w:szCs w:val="28"/>
+                <w:lang w:bidi="ta-IN"/>
+              </w:rPr>
+              <w:t xml:space="preserve"> | </w:t>
+            </w:r>
+          </w:p>
+          <w:p>
+            <w:pPr>
+              <w:widowControl w:val="0"/>
+              <w:autoSpaceDE w:val="0"/>
+              <w:autoSpaceDN w:val="0"/>
+              <w:adjustRightInd w:val="0"/>
+              <w:spacing w:before="0" w:line="240" w:lineRule="auto"/>
+              <w:ind w:right="-180"/>
+              <w:rPr>
+                <w:rFonts w:ascii="BRH Malayalam Extra" w:eastAsia="Times New Roman" w:hAnsi="BRH Malayalam Extra" w:cs="BRH Malayalam Extra"/>
+                <w:color w:val="000000"/>
+                <w:sz w:val="40"/>
+                <w:szCs w:val="40"/>
+                <w:lang w:val="en-IN" w:eastAsia="en-IN" w:bidi="ml-IN"/>
+              </w:rPr>
+            </w:pPr>
+            <w:r>
+              <w:rPr>
+                <w:rFonts w:ascii="Latha" w:hAnsi="Latha" w:cs="Latha"/>
+                <w:sz w:val="28"/>
+                <w:szCs w:val="28"/>
+                <w:highlight w:val="green"/>
+                <w:cs/>
+                <w:lang w:bidi="ta-IN"/>
+              </w:rPr>
+              <w:t>த்</w:t>
+            </w:r>
+            <w:r>
+              <w:rPr>
+                <w:rFonts w:ascii="Latha" w:hAnsi="Latha" w:cs="Latha"/>
+                <w:b/>
+                <w:bCs/>
+                <w:position w:val="-12"/>
+                <w:sz w:val="28"/>
+                <w:szCs w:val="28"/>
+                <w:highlight w:val="green"/>
+                <w:cs/>
+                <w:lang w:bidi="ta-IN"/>
+              </w:rPr>
+              <w:t>4</w:t>
+            </w:r>
+            <w:r>
+              <w:rPr>
+                <w:rFonts w:ascii="Latha" w:hAnsi="Latha" w:cs="Latha"/>
+                <w:sz w:val="28"/>
+                <w:szCs w:val="28"/>
+                <w:highlight w:val="green"/>
+                <w:cs/>
+                <w:lang w:bidi="ta-IN"/>
+              </w:rPr>
+              <w:t>ரு</w:t>
+            </w:r>
+            <w:r>
+              <w:rPr>
+                <w:rFonts w:ascii="BRH Tamil Tab Extra" w:hAnsi="BRH Tamil Tab Extra" w:cs="Latha"/>
+                <w:b/>
+                <w:sz w:val="36"/>
+                <w:szCs w:val="28"/>
+                <w:lang w:bidi="ta-IN"/>
+              </w:rPr>
+              <w:t>…</w:t>
+            </w:r>
+            <w:r>
+              <w:rPr>
+                <w:rFonts w:ascii="Latha" w:hAnsi="Latha" w:cs="Latha"/>
+                <w:sz w:val="28"/>
+                <w:szCs w:val="28"/>
+                <w:cs/>
+                <w:lang w:bidi="ta-IN"/>
+              </w:rPr>
+              <w:t>வா</w:t>
+            </w:r>
+            <w:r>
+              <w:rPr>
+                <w:rFonts w:ascii="Latha" w:hAnsi="Latha" w:cs="Latha"/>
+                <w:sz w:val="28"/>
+                <w:szCs w:val="28"/>
+                <w:lang w:bidi="ta-IN"/>
+              </w:rPr>
+              <w:t xml:space="preserve"> </w:t>
+            </w:r>
+            <w:r>
+              <w:rPr>
+                <w:rFonts w:ascii="Latha" w:hAnsi="Latha" w:cs="Latha"/>
+                <w:sz w:val="28"/>
+                <w:szCs w:val="28"/>
+                <w:cs/>
+                <w:lang w:bidi="ta-IN"/>
+              </w:rPr>
+              <w:t>ப</w:t>
+            </w:r>
+            <w:r>
+              <w:rPr>
+                <w:rFonts w:ascii="Latha" w:hAnsi="Latha" w:cs="Latha"/>
+                <w:b/>
+                <w:bCs/>
+                <w:position w:val="-12"/>
+                <w:sz w:val="28"/>
+                <w:szCs w:val="28"/>
+                <w:cs/>
+                <w:lang w:bidi="ta-IN"/>
+              </w:rPr>
+              <w:t>4</w:t>
+            </w:r>
+            <w:r>
+              <w:rPr>
+                <w:rFonts w:ascii="Latha" w:hAnsi="Latha" w:cs="Latha"/>
+                <w:sz w:val="28"/>
+                <w:szCs w:val="28"/>
+                <w:cs/>
+                <w:lang w:bidi="ta-IN"/>
+              </w:rPr>
+              <w:t>வ</w:t>
+            </w:r>
+            <w:r>
+              <w:rPr>
+                <w:rFonts w:ascii="BRH Tamil Tab Extra" w:hAnsi="BRH Tamil Tab Extra" w:cs="Latha"/>
+                <w:b/>
+                <w:sz w:val="36"/>
+                <w:szCs w:val="28"/>
+                <w:lang w:bidi="ta-IN"/>
+              </w:rPr>
+              <w:t>†</w:t>
+            </w:r>
+            <w:r>
+              <w:rPr>
+                <w:rFonts w:ascii="Latha" w:hAnsi="Latha" w:cs="Latha"/>
+                <w:sz w:val="28"/>
+                <w:szCs w:val="28"/>
+                <w:cs/>
+                <w:lang w:bidi="ta-IN"/>
+              </w:rPr>
+              <w:t>தி</w:t>
+            </w:r>
+            <w:r>
+              <w:rPr>
+                <w:rFonts w:ascii="Latha" w:hAnsi="Latha" w:cs="Latha"/>
+                <w:sz w:val="28"/>
+                <w:szCs w:val="28"/>
+                <w:lang w:bidi="ta-IN"/>
+              </w:rPr>
+              <w:t xml:space="preserve"> |</w:t>
+            </w:r>
+          </w:p>
+        </w:tc>
+      </w:tr>
+      <w:tr>
+        <w:trPr>
+          <w:trHeight w:val="1118"/>
+        </w:trPr>
+        <w:tc>
+          <w:tcPr>
+            <w:tcW w:w="3906" w:type="dxa"/>
+          </w:tcPr>
+          <w:p>
+            <w:pPr>
+              <w:widowControl w:val="0"/>
+              <w:tabs>
+                <w:tab w:val="left" w:pos="993"/>
+              </w:tabs>
+              <w:autoSpaceDE w:val="0"/>
+              <w:autoSpaceDN w:val="0"/>
+              <w:adjustRightInd w:val="0"/>
+              <w:spacing w:before="0" w:line="240" w:lineRule="auto"/>
+              <w:ind w:right="297"/>
+              <w:rPr>
+                <w:rFonts w:cs="Arial"/>
+                <w:b/>
+                <w:color w:val="000000"/>
+                <w:sz w:val="28"/>
+                <w:szCs w:val="32"/>
+              </w:rPr>
+            </w:pPr>
+          </w:p>
+        </w:tc>
+        <w:tc>
+          <w:tcPr>
+            <w:tcW w:w="5103" w:type="dxa"/>
+          </w:tcPr>
+          <w:p>
+            <w:pPr>
+              <w:widowControl w:val="0"/>
+              <w:autoSpaceDE w:val="0"/>
+              <w:autoSpaceDN w:val="0"/>
+              <w:adjustRightInd w:val="0"/>
+              <w:spacing w:before="0" w:line="240" w:lineRule="auto"/>
+              <w:rPr>
+                <w:rFonts w:ascii="Latha" w:hAnsi="Latha" w:cs="Latha"/>
+                <w:sz w:val="28"/>
+                <w:szCs w:val="28"/>
+                <w:cs/>
+                <w:lang w:bidi="ta-IN"/>
+              </w:rPr>
+            </w:pPr>
+          </w:p>
+        </w:tc>
+        <w:tc>
+          <w:tcPr>
+            <w:tcW w:w="5386" w:type="dxa"/>
+          </w:tcPr>
+          <w:p>
+            <w:pPr>
+              <w:spacing w:before="0" w:line="240" w:lineRule="auto"/>
+              <w:rPr>
+                <w:rFonts w:ascii="Latha" w:hAnsi="Latha" w:cs="Latha"/>
+                <w:sz w:val="28"/>
+                <w:szCs w:val="28"/>
+                <w:cs/>
+                <w:lang w:bidi="ta-IN"/>
+              </w:rPr>
+            </w:pPr>
           </w:p>
         </w:tc>
       </w:tr>
@@ -1068,6 +1792,7 @@
           <w:szCs w:val="32"/>
           <w:u w:val="single"/>
         </w:rPr>
+        <w:lastRenderedPageBreak/>
         <w:t xml:space="preserve">TS </w:t>
       </w:r>
       <w:r>
@@ -1344,7 +2069,6 @@
                 <w:sz w:val="28"/>
                 <w:szCs w:val="32"/>
               </w:rPr>
-              <w:lastRenderedPageBreak/>
               <w:t>T.S.</w:t>
             </w:r>
             <w:r>
@@ -4427,6 +5151,7 @@
           <w:szCs w:val="40"/>
           <w:lang w:val="en-IN" w:eastAsia="en-IN"/>
         </w:rPr>
+        <w:lastRenderedPageBreak/>
         <w:t xml:space="preserve">"zlÉ" </w:t>
       </w:r>
       <w:r>

--- a/TS-Kramam/TS-3.5/TS 3.5 Tamil Krama Paatam Corrections.docx
+++ b/TS-Kramam/TS-3.5/TS 3.5 Tamil Krama Paatam Corrections.docx
@@ -141,12 +141,16 @@
               <w:spacing w:before="0" w:line="240" w:lineRule="auto"/>
               <w:jc w:val="center"/>
               <w:rPr>
+                <w:b/>
+                <w:bCs/>
                 <w:sz w:val="32"/>
                 <w:szCs w:val="32"/>
               </w:rPr>
             </w:pPr>
             <w:r>
               <w:rPr>
+                <w:b/>
+                <w:bCs/>
                 <w:sz w:val="32"/>
                 <w:szCs w:val="32"/>
               </w:rPr>
@@ -158,12 +162,16 @@
               <w:spacing w:before="0" w:line="240" w:lineRule="auto"/>
               <w:jc w:val="center"/>
               <w:rPr>
+                <w:b/>
+                <w:bCs/>
                 <w:sz w:val="32"/>
                 <w:szCs w:val="32"/>
               </w:rPr>
             </w:pPr>
             <w:r>
               <w:rPr>
+                <w:b/>
+                <w:bCs/>
                 <w:sz w:val="32"/>
                 <w:szCs w:val="32"/>
               </w:rPr>
@@ -180,12 +188,16 @@
               <w:spacing w:before="0" w:line="240" w:lineRule="auto"/>
               <w:jc w:val="center"/>
               <w:rPr>
+                <w:b/>
+                <w:bCs/>
                 <w:sz w:val="32"/>
                 <w:szCs w:val="32"/>
               </w:rPr>
             </w:pPr>
             <w:r>
               <w:rPr>
+                <w:b/>
+                <w:bCs/>
                 <w:sz w:val="32"/>
                 <w:szCs w:val="32"/>
               </w:rPr>
@@ -203,12 +215,16 @@
               <w:ind w:right="-18"/>
               <w:jc w:val="center"/>
               <w:rPr>
+                <w:b/>
+                <w:bCs/>
                 <w:sz w:val="32"/>
                 <w:szCs w:val="32"/>
               </w:rPr>
             </w:pPr>
             <w:r>
               <w:rPr>
+                <w:b/>
+                <w:bCs/>
                 <w:sz w:val="32"/>
                 <w:szCs w:val="32"/>
               </w:rPr>
@@ -3436,7 +3452,23 @@
                 <w:b/>
                 <w:bCs/>
               </w:rPr>
-              <w:t>(it is deergham)</w:t>
+              <w:t xml:space="preserve">(it is </w:t>
+            </w:r>
+            <w:proofErr w:type="spellStart"/>
+            <w:r>
+              <w:rPr>
+                <w:b/>
+                <w:bCs/>
+              </w:rPr>
+              <w:t>deergham</w:t>
+            </w:r>
+            <w:proofErr w:type="spellEnd"/>
+            <w:r>
+              <w:rPr>
+                <w:b/>
+                <w:bCs/>
+              </w:rPr>
+              <w:t>)</w:t>
             </w:r>
           </w:p>
         </w:tc>
@@ -5152,7 +5184,29 @@
           <w:lang w:val="en-IN" w:eastAsia="en-IN"/>
         </w:rPr>
         <w:lastRenderedPageBreak/>
-        <w:t xml:space="preserve">"zlÉ" </w:t>
+        <w:t>"</w:t>
+      </w:r>
+      <w:proofErr w:type="spellStart"/>
+      <w:r>
+        <w:rPr>
+          <w:rFonts w:ascii="BRH Devanagari" w:hAnsi="BRH Devanagari" w:cs="BRH Devanagari"/>
+          <w:color w:val="000000"/>
+          <w:sz w:val="40"/>
+          <w:szCs w:val="40"/>
+          <w:lang w:val="en-IN" w:eastAsia="en-IN"/>
+        </w:rPr>
+        <w:t>zlÉ</w:t>
+      </w:r>
+      <w:proofErr w:type="spellEnd"/>
+      <w:r>
+        <w:rPr>
+          <w:rFonts w:ascii="BRH Devanagari" w:hAnsi="BRH Devanagari" w:cs="BRH Devanagari"/>
+          <w:color w:val="000000"/>
+          <w:sz w:val="40"/>
+          <w:szCs w:val="40"/>
+          <w:lang w:val="en-IN" w:eastAsia="en-IN"/>
+        </w:rPr>
+        <w:t xml:space="preserve">" </w:t>
       </w:r>
       <w:r>
         <w:rPr>
@@ -5182,6 +5236,7 @@
         </w:rPr>
         <w:t>"</w:t>
       </w:r>
+      <w:proofErr w:type="spellStart"/>
       <w:r>
         <w:rPr>
           <w:rFonts w:ascii="BRH Devanagari" w:hAnsi="BRH Devanagari" w:cs="BRH Devanagari"/>
@@ -5193,6 +5248,7 @@
         </w:rPr>
         <w:t>zgÉ</w:t>
       </w:r>
+      <w:proofErr w:type="spellEnd"/>
       <w:r>
         <w:rPr>
           <w:rFonts w:ascii="BRH Devanagari" w:hAnsi="BRH Devanagari" w:cs="BRH Devanagari"/>
@@ -5595,6 +5651,8 @@
       <w:headerReference w:type="default" r:id="rId8"/>
       <w:footerReference w:type="even" r:id="rId9"/>
       <w:footerReference w:type="default" r:id="rId10"/>
+      <w:headerReference w:type="first" r:id="rId11"/>
+      <w:footerReference w:type="first" r:id="rId12"/>
       <w:pgSz w:w="15840" w:h="12240" w:orient="landscape"/>
       <w:pgMar w:top="1440" w:right="1440" w:bottom="1440" w:left="1440" w:header="720" w:footer="720" w:gutter="0"/>
       <w:cols w:space="720"/>
@@ -5683,14 +5741,35 @@
         <w:bCs/>
       </w:rPr>
       <w:tab/>
-      <w:t xml:space="preserve">              v</w:t>
+      <w:t xml:space="preserve">              </w:t>
     </w:r>
     <w:r>
       <w:rPr>
         <w:b/>
         <w:bCs/>
       </w:rPr>
-      <w:t>edavms@gmail.com</w:t>
+      <w:t>www.</w:t>
+    </w:r>
+    <w:r>
+      <w:rPr>
+        <w:b/>
+        <w:bCs/>
+      </w:rPr>
+      <w:t>v</w:t>
+    </w:r>
+    <w:r>
+      <w:rPr>
+        <w:b/>
+        <w:bCs/>
+      </w:rPr>
+      <w:t>edavms</w:t>
+    </w:r>
+    <w:r>
+      <w:rPr>
+        <w:b/>
+        <w:bCs/>
+      </w:rPr>
+      <w:t>.in</w:t>
     </w:r>
     <w:r>
       <w:rPr>
@@ -5711,7 +5790,13 @@
       <w:tab/>
     </w:r>
     <w:r>
+      <w:t xml:space="preserve">         </w:t>
+    </w:r>
+    <w:r>
       <w:t xml:space="preserve">           </w:t>
+    </w:r>
+    <w:r>
+      <w:t xml:space="preserve">  </w:t>
     </w:r>
     <w:r>
       <w:tab/>
@@ -6020,6 +6105,16 @@
 </w:ftr>
 </file>
 
+<file path=word/footer3.xml><?xml version="1.0" encoding="utf-8"?>
+<w:ftr xmlns:wpc="http://schemas.microsoft.com/office/word/2010/wordprocessingCanvas" xmlns:cx="http://schemas.microsoft.com/office/drawing/2014/chartex" xmlns:cx1="http://schemas.microsoft.com/office/drawing/2015/9/8/chartex" xmlns:cx2="http://schemas.microsoft.com/office/drawing/2015/10/21/chartex" xmlns:cx3="http://schemas.microsoft.com/office/drawing/2016/5/9/chartex" xmlns:cx4="http://schemas.microsoft.com/office/drawing/2016/5/10/chartex" xmlns:cx5="http://schemas.microsoft.com/office/drawing/2016/5/11/chartex" xmlns:cx6="http://schemas.microsoft.com/office/drawing/2016/5/12/chartex" xmlns:cx7="http://schemas.microsoft.com/office/drawing/2016/5/13/chartex" xmlns:cx8="http://schemas.microsoft.com/office/drawing/2016/5/14/chartex" xmlns:mc="http://schemas.openxmlformats.org/markup-compatibility/2006" xmlns:aink="http://schemas.microsoft.com/office/drawing/2016/ink" xmlns:am3d="http://schemas.microsoft.com/office/drawing/2017/model3d" xmlns:o="urn:schemas-microsoft-com:office:office" xmlns:oel="http://schemas.microsoft.com/office/2019/extlst" xmlns:r="http://schemas.openxmlformats.org/officeDocument/2006/relationships" xmlns:m="http://schemas.openxmlformats.org/officeDocument/2006/math" xmlns:v="urn:schemas-microsoft-com:vml" xmlns:wp14="http://schemas.microsoft.com/office/word/2010/wordprocessingDrawing" xmlns:wp="http://schemas.openxmlformats.org/drawingml/2006/wordprocessingDrawing" xmlns:w10="urn:schemas-microsoft-com:office:word" xmlns:w="http://schemas.openxmlformats.org/wordprocessingml/2006/main" xmlns:w14="http://schemas.microsoft.com/office/word/2010/wordml" xmlns:w15="http://schemas.microsoft.com/office/word/2012/wordml" xmlns:w16cex="http://schemas.microsoft.com/office/word/2018/wordml/cex" xmlns:w16cid="http://schemas.microsoft.com/office/word/2016/wordml/cid" xmlns:w16="http://schemas.microsoft.com/office/word/2018/wordml" xmlns:w16du="http://schemas.microsoft.com/office/word/2023/wordml/word16du" xmlns:w16sdtdh="http://schemas.microsoft.com/office/word/2020/wordml/sdtdatahash" xmlns:w16sdtfl="http://schemas.microsoft.com/office/word/2024/wordml/sdtformatlock" xmlns:w16se="http://schemas.microsoft.com/office/word/2015/wordml/symex" xmlns:wpg="http://schemas.microsoft.com/office/word/2010/wordprocessingGroup" xmlns:wpi="http://schemas.microsoft.com/office/word/2010/wordprocessingInk" xmlns:wne="http://schemas.microsoft.com/office/word/2006/wordml" xmlns:wps="http://schemas.microsoft.com/office/word/2010/wordprocessingShape" mc:Ignorable="w14 w15 w16se w16cid w16 w16cex w16sdtdh w16sdtfl w16du wp14">
+  <w:p>
+    <w:pPr>
+      <w:pStyle w:val="Footer"/>
+    </w:pPr>
+  </w:p>
+</w:ftr>
+</file>
+
 <file path=word/footnotes.xml><?xml version="1.0" encoding="utf-8"?>
 <w:footnotes xmlns:wpc="http://schemas.microsoft.com/office/word/2010/wordprocessingCanvas" xmlns:cx="http://schemas.microsoft.com/office/drawing/2014/chartex" xmlns:cx1="http://schemas.microsoft.com/office/drawing/2015/9/8/chartex" xmlns:cx2="http://schemas.microsoft.com/office/drawing/2015/10/21/chartex" xmlns:cx3="http://schemas.microsoft.com/office/drawing/2016/5/9/chartex" xmlns:cx4="http://schemas.microsoft.com/office/drawing/2016/5/10/chartex" xmlns:cx5="http://schemas.microsoft.com/office/drawing/2016/5/11/chartex" xmlns:cx6="http://schemas.microsoft.com/office/drawing/2016/5/12/chartex" xmlns:cx7="http://schemas.microsoft.com/office/drawing/2016/5/13/chartex" xmlns:cx8="http://schemas.microsoft.com/office/drawing/2016/5/14/chartex" xmlns:mc="http://schemas.openxmlformats.org/markup-compatibility/2006" xmlns:aink="http://schemas.microsoft.com/office/drawing/2016/ink" xmlns:am3d="http://schemas.microsoft.com/office/drawing/2017/model3d" xmlns:o="urn:schemas-microsoft-com:office:office" xmlns:oel="http://schemas.microsoft.com/office/2019/extlst" xmlns:r="http://schemas.openxmlformats.org/officeDocument/2006/relationships" xmlns:m="http://schemas.openxmlformats.org/officeDocument/2006/math" xmlns:v="urn:schemas-microsoft-com:vml" xmlns:wp14="http://schemas.microsoft.com/office/word/2010/wordprocessingDrawing" xmlns:wp="http://schemas.openxmlformats.org/drawingml/2006/wordprocessingDrawing" xmlns:w10="urn:schemas-microsoft-com:office:word" xmlns:w="http://schemas.openxmlformats.org/wordprocessingml/2006/main" xmlns:w14="http://schemas.microsoft.com/office/word/2010/wordml" xmlns:w15="http://schemas.microsoft.com/office/word/2012/wordml" xmlns:w16cex="http://schemas.microsoft.com/office/word/2018/wordml/cex" xmlns:w16cid="http://schemas.microsoft.com/office/word/2016/wordml/cid" xmlns:w16="http://schemas.microsoft.com/office/word/2018/wordml" xmlns:w16du="http://schemas.microsoft.com/office/word/2023/wordml/word16du" xmlns:w16sdtdh="http://schemas.microsoft.com/office/word/2020/wordml/sdtdatahash" xmlns:w16sdtfl="http://schemas.microsoft.com/office/word/2024/wordml/sdtformatlock" xmlns:w16se="http://schemas.microsoft.com/office/word/2015/wordml/symex" xmlns:wpg="http://schemas.microsoft.com/office/word/2010/wordprocessingGroup" xmlns:wpi="http://schemas.microsoft.com/office/word/2010/wordprocessingInk" xmlns:wne="http://schemas.microsoft.com/office/word/2006/wordml" xmlns:wps="http://schemas.microsoft.com/office/word/2010/wordprocessingShape" mc:Ignorable="w14 w15 w16se w16cid w16 w16cex w16sdtdh w16sdtfl w16du wp14">
   <w:footnote w:type="separator" w:id="-1">
@@ -6066,6 +6161,16 @@
       <w:pBdr>
         <w:bottom w:val="single" w:sz="4" w:space="1" w:color="auto"/>
       </w:pBdr>
+    </w:pPr>
+  </w:p>
+</w:hdr>
+</file>
+
+<file path=word/header3.xml><?xml version="1.0" encoding="utf-8"?>
+<w:hdr xmlns:wpc="http://schemas.microsoft.com/office/word/2010/wordprocessingCanvas" xmlns:cx="http://schemas.microsoft.com/office/drawing/2014/chartex" xmlns:cx1="http://schemas.microsoft.com/office/drawing/2015/9/8/chartex" xmlns:cx2="http://schemas.microsoft.com/office/drawing/2015/10/21/chartex" xmlns:cx3="http://schemas.microsoft.com/office/drawing/2016/5/9/chartex" xmlns:cx4="http://schemas.microsoft.com/office/drawing/2016/5/10/chartex" xmlns:cx5="http://schemas.microsoft.com/office/drawing/2016/5/11/chartex" xmlns:cx6="http://schemas.microsoft.com/office/drawing/2016/5/12/chartex" xmlns:cx7="http://schemas.microsoft.com/office/drawing/2016/5/13/chartex" xmlns:cx8="http://schemas.microsoft.com/office/drawing/2016/5/14/chartex" xmlns:mc="http://schemas.openxmlformats.org/markup-compatibility/2006" xmlns:aink="http://schemas.microsoft.com/office/drawing/2016/ink" xmlns:am3d="http://schemas.microsoft.com/office/drawing/2017/model3d" xmlns:o="urn:schemas-microsoft-com:office:office" xmlns:oel="http://schemas.microsoft.com/office/2019/extlst" xmlns:r="http://schemas.openxmlformats.org/officeDocument/2006/relationships" xmlns:m="http://schemas.openxmlformats.org/officeDocument/2006/math" xmlns:v="urn:schemas-microsoft-com:vml" xmlns:wp14="http://schemas.microsoft.com/office/word/2010/wordprocessingDrawing" xmlns:wp="http://schemas.openxmlformats.org/drawingml/2006/wordprocessingDrawing" xmlns:w10="urn:schemas-microsoft-com:office:word" xmlns:w="http://schemas.openxmlformats.org/wordprocessingml/2006/main" xmlns:w14="http://schemas.microsoft.com/office/word/2010/wordml" xmlns:w15="http://schemas.microsoft.com/office/word/2012/wordml" xmlns:w16cex="http://schemas.microsoft.com/office/word/2018/wordml/cex" xmlns:w16cid="http://schemas.microsoft.com/office/word/2016/wordml/cid" xmlns:w16="http://schemas.microsoft.com/office/word/2018/wordml" xmlns:w16du="http://schemas.microsoft.com/office/word/2023/wordml/word16du" xmlns:w16sdtdh="http://schemas.microsoft.com/office/word/2020/wordml/sdtdatahash" xmlns:w16sdtfl="http://schemas.microsoft.com/office/word/2024/wordml/sdtformatlock" xmlns:w16se="http://schemas.microsoft.com/office/word/2015/wordml/symex" xmlns:wpg="http://schemas.microsoft.com/office/word/2010/wordprocessingGroup" xmlns:wpi="http://schemas.microsoft.com/office/word/2010/wordprocessingInk" xmlns:wne="http://schemas.microsoft.com/office/word/2006/wordml" xmlns:wps="http://schemas.microsoft.com/office/word/2010/wordprocessingShape" mc:Ignorable="w14 w15 w16se w16cid w16 w16cex w16sdtdh w16sdtfl w16du wp14">
+  <w:p>
+    <w:pPr>
+      <w:pStyle w:val="Header"/>
     </w:pPr>
   </w:p>
 </w:hdr>

--- a/TS-Kramam/TS-3.5/TS 3.5 Tamil Krama Paatam Corrections.docx
+++ b/TS-Kramam/TS-3.5/TS 3.5 Tamil Krama Paatam Corrections.docx
@@ -81,7 +81,18 @@
           <w:szCs w:val="32"/>
           <w:u w:val="single"/>
         </w:rPr>
-        <w:t xml:space="preserve">Observed till </w:t>
+        <w:t xml:space="preserve">Observed </w:t>
+      </w:r>
+      <w:proofErr w:type="gramStart"/>
+      <w:r>
+        <w:rPr>
+          <w:b/>
+          <w:bCs/>
+          <w:sz w:val="32"/>
+          <w:szCs w:val="32"/>
+          <w:u w:val="single"/>
+        </w:rPr>
+        <w:t xml:space="preserve">till </w:t>
       </w:r>
       <w:r>
         <w:rPr>
@@ -94,6 +105,7 @@
         </w:rPr>
         <w:t>????</w:t>
       </w:r>
+      <w:proofErr w:type="gramEnd"/>
     </w:p>
     <w:p>
       <w:pPr>
@@ -114,7 +126,7 @@
     </w:p>
     <w:tbl>
       <w:tblPr>
-        <w:tblW w:w="14395" w:type="dxa"/>
+        <w:tblW w:w="14537" w:type="dxa"/>
         <w:tblInd w:w="-792" w:type="dxa"/>
         <w:tblBorders>
           <w:top w:val="single" w:sz="4" w:space="0" w:color="000000"/>
@@ -128,8 +140,8 @@
       </w:tblPr>
       <w:tblGrid>
         <w:gridCol w:w="3906"/>
-        <w:gridCol w:w="5103"/>
-        <w:gridCol w:w="5386"/>
+        <w:gridCol w:w="4961"/>
+        <w:gridCol w:w="5670"/>
       </w:tblGrid>
       <w:tr>
         <w:tc>
@@ -181,7 +193,7 @@
         </w:tc>
         <w:tc>
           <w:tcPr>
-            <w:tcW w:w="5103" w:type="dxa"/>
+            <w:tcW w:w="4961" w:type="dxa"/>
           </w:tcPr>
           <w:p>
             <w:pPr>
@@ -207,7 +219,7 @@
         </w:tc>
         <w:tc>
           <w:tcPr>
-            <w:tcW w:w="5386" w:type="dxa"/>
+            <w:tcW w:w="5670" w:type="dxa"/>
           </w:tcPr>
           <w:p>
             <w:pPr>
@@ -278,7 +290,27 @@
                 <w:sz w:val="28"/>
                 <w:szCs w:val="32"/>
               </w:rPr>
-              <w:t xml:space="preserve">3.5.4.1 </w:t>
+              <w:t>3.5.</w:t>
+            </w:r>
+            <w:r>
+              <w:rPr>
+                <w:rFonts w:cs="Arial"/>
+                <w:b/>
+                <w:color w:val="000000"/>
+                <w:sz w:val="28"/>
+                <w:szCs w:val="32"/>
+              </w:rPr>
+              <w:t>3</w:t>
+            </w:r>
+            <w:r>
+              <w:rPr>
+                <w:rFonts w:cs="Arial"/>
+                <w:b/>
+                <w:color w:val="000000"/>
+                <w:sz w:val="28"/>
+                <w:szCs w:val="32"/>
+              </w:rPr>
+              <w:t xml:space="preserve">.1 </w:t>
             </w:r>
             <w:r>
               <w:rPr>
@@ -320,7 +352,18 @@
                 <w:szCs w:val="32"/>
                 <w:lang w:val="en-IN"/>
               </w:rPr>
-              <w:t>Krama Vaakyam No. - 27</w:t>
+              <w:t xml:space="preserve">Krama Vaakyam No. - </w:t>
+            </w:r>
+            <w:r>
+              <w:rPr>
+                <w:rFonts w:cs="Arial"/>
+                <w:b/>
+                <w:color w:val="000000"/>
+                <w:sz w:val="28"/>
+                <w:szCs w:val="32"/>
+                <w:lang w:val="en-IN"/>
+              </w:rPr>
+              <w:t>42</w:t>
             </w:r>
           </w:p>
           <w:p>
@@ -340,29 +383,39 @@
                 <w:color w:val="000000"/>
                 <w:sz w:val="28"/>
                 <w:szCs w:val="32"/>
+              </w:rPr>
+            </w:pPr>
+            <w:r>
+              <w:rPr>
+                <w:rFonts w:cs="Arial"/>
+                <w:b/>
+                <w:color w:val="000000"/>
+                <w:sz w:val="28"/>
+                <w:szCs w:val="32"/>
                 <w:lang w:val="it-IT"/>
               </w:rPr>
-            </w:pPr>
-            <w:r>
-              <w:rPr>
-                <w:rFonts w:cs="Arial"/>
-                <w:b/>
-                <w:color w:val="000000"/>
-                <w:sz w:val="28"/>
+              <w:t>Panchaati No</w:t>
+            </w:r>
+            <w:r>
+              <w:rPr>
+                <w:rFonts w:cs="Arial"/>
+                <w:b/>
+                <w:color w:val="000000"/>
                 <w:szCs w:val="32"/>
                 <w:lang w:val="it-IT"/>
               </w:rPr>
-              <w:t>Panchaati No</w:t>
-            </w:r>
-            <w:r>
-              <w:rPr>
-                <w:rFonts w:cs="Arial"/>
-                <w:b/>
-                <w:color w:val="000000"/>
+              <w:t xml:space="preserve">. - </w:t>
+            </w:r>
+            <w:r>
+              <w:rPr>
+                <w:rFonts w:cs="Arial"/>
+                <w:b/>
+                <w:color w:val="000000"/>
+                <w:sz w:val="28"/>
                 <w:szCs w:val="32"/>
                 <w:lang w:val="it-IT"/>
               </w:rPr>
-              <w:t xml:space="preserve">. - </w:t>
+              <w:t>1</w:t>
             </w:r>
             <w:r>
               <w:rPr>
@@ -373,24 +426,13 @@
                 <w:szCs w:val="32"/>
                 <w:lang w:val="it-IT"/>
               </w:rPr>
-              <w:t>1</w:t>
-            </w:r>
-            <w:r>
-              <w:rPr>
-                <w:rFonts w:cs="Arial"/>
-                <w:b/>
-                <w:color w:val="000000"/>
-                <w:sz w:val="28"/>
-                <w:szCs w:val="32"/>
-                <w:lang w:val="it-IT"/>
-              </w:rPr>
-              <w:t>2</w:t>
+              <w:t>0</w:t>
             </w:r>
           </w:p>
         </w:tc>
         <w:tc>
           <w:tcPr>
-            <w:tcW w:w="5103" w:type="dxa"/>
+            <w:tcW w:w="4961" w:type="dxa"/>
           </w:tcPr>
           <w:p>
             <w:pPr>
@@ -400,10 +442,11 @@
               <w:adjustRightInd w:val="0"/>
               <w:spacing w:before="0" w:line="240" w:lineRule="auto"/>
               <w:rPr>
-                <w:rFonts w:ascii="BRH Malayalam Extra" w:hAnsi="BRH Malayalam Extra" w:cs="BRH Malayalam Extra"/>
-                <w:color w:val="000000"/>
-                <w:sz w:val="36"/>
-                <w:szCs w:val="40"/>
+                <w:rFonts w:ascii="Latha" w:hAnsi="Latha" w:cs="Latha"/>
+                <w:sz w:val="28"/>
+                <w:szCs w:val="28"/>
+                <w:cs/>
+                <w:lang w:bidi="ta-IN"/>
               </w:rPr>
             </w:pPr>
             <w:r>
@@ -414,7 +457,47 @@
                 <w:cs/>
                 <w:lang w:bidi="ta-IN"/>
               </w:rPr>
-              <w:t>யோ</w:t>
+              <w:t>ஏ</w:t>
+            </w:r>
+            <w:r>
+              <w:rPr>
+                <w:rFonts w:ascii="BRH Tamil Tab Extra" w:hAnsi="BRH Tamil Tab Extra" w:cs="Latha"/>
+                <w:b/>
+                <w:sz w:val="36"/>
+                <w:szCs w:val="28"/>
+                <w:lang w:bidi="ta-IN"/>
+              </w:rPr>
+              <w:t>…</w:t>
+            </w:r>
+            <w:r>
+              <w:rPr>
+                <w:rFonts w:ascii="Latha" w:hAnsi="Latha" w:cs="Latha"/>
+                <w:sz w:val="28"/>
+                <w:szCs w:val="28"/>
+                <w:cs/>
+                <w:lang w:bidi="ta-IN"/>
+              </w:rPr>
+              <w:t>னா</w:t>
+            </w:r>
+            <w:r>
+              <w:rPr>
+                <w:rFonts w:ascii="BRH Tamil Tab Extra" w:hAnsi="BRH Tamil Tab Extra" w:cs="Latha"/>
+                <w:b/>
+                <w:sz w:val="36"/>
+                <w:szCs w:val="28"/>
+                <w:lang w:bidi="ta-IN"/>
+              </w:rPr>
+              <w:t>…</w:t>
+            </w:r>
+            <w:r>
+              <w:rPr>
+                <w:rFonts w:ascii="Latha" w:hAnsi="Latha" w:cs="Latha"/>
+                <w:sz w:val="28"/>
+                <w:szCs w:val="28"/>
+                <w:cs/>
+                <w:lang w:bidi="ta-IN"/>
+              </w:rPr>
+              <w:t>ன்</w:t>
             </w:r>
             <w:r>
               <w:rPr>
@@ -427,13 +510,147 @@
             </w:r>
             <w:r>
               <w:rPr>
-                <w:rFonts w:ascii="Latha" w:hAnsi="Latha" w:cs="Latha"/>
-                <w:sz w:val="28"/>
-                <w:szCs w:val="28"/>
-                <w:cs/>
-                <w:lang w:bidi="ta-IN"/>
-              </w:rPr>
-              <w:t>அஸ்தி</w:t>
+                <w:rFonts w:ascii="Latha" w:hAnsi="Latha" w:cs="Latha" w:hint="cs"/>
+                <w:sz w:val="28"/>
+                <w:szCs w:val="28"/>
+                <w:highlight w:val="yellow"/>
+                <w:cs/>
+                <w:lang w:bidi="ta-IN"/>
+              </w:rPr>
+              <w:t>கா</w:t>
+            </w:r>
+            <w:r>
+              <w:rPr>
+                <w:rFonts w:ascii="BRH Tamil Tab Extra" w:hAnsi="BRH Tamil Tab Extra" w:cs="Latha"/>
+                <w:b/>
+                <w:sz w:val="36"/>
+                <w:szCs w:val="28"/>
+                <w:highlight w:val="yellow"/>
+                <w:lang w:bidi="ta-IN"/>
+              </w:rPr>
+              <w:t>…</w:t>
+            </w:r>
+            <w:r>
+              <w:rPr>
+                <w:rFonts w:ascii="Latha" w:hAnsi="Latha" w:cs="Latha"/>
+                <w:sz w:val="28"/>
+                <w:szCs w:val="28"/>
+                <w:cs/>
+                <w:lang w:bidi="ta-IN"/>
+              </w:rPr>
+              <w:t>மா</w:t>
+            </w:r>
+            <w:r>
+              <w:rPr>
+                <w:rFonts w:ascii="BRH Tamil Tab Extra" w:hAnsi="BRH Tamil Tab Extra" w:cs="Latha"/>
+                <w:b/>
+                <w:sz w:val="36"/>
+                <w:szCs w:val="28"/>
+                <w:lang w:bidi="ta-IN"/>
+              </w:rPr>
+              <w:t>…</w:t>
+            </w:r>
+            <w:r>
+              <w:rPr>
+                <w:rFonts w:ascii="Latha" w:hAnsi="Latha" w:cs="Latha"/>
+                <w:sz w:val="28"/>
+                <w:szCs w:val="28"/>
+                <w:cs/>
+                <w:lang w:bidi="ta-IN"/>
+              </w:rPr>
+              <w:t>மி</w:t>
+            </w:r>
+            <w:r>
+              <w:rPr>
+                <w:rFonts w:ascii="BRH Tamil Tab Extra" w:hAnsi="BRH Tamil Tab Extra" w:cs="Latha"/>
+                <w:b/>
+                <w:sz w:val="36"/>
+                <w:szCs w:val="28"/>
+                <w:lang w:bidi="ta-IN"/>
+              </w:rPr>
+              <w:t>…</w:t>
+            </w:r>
+            <w:r>
+              <w:rPr>
+                <w:rFonts w:ascii="Latha" w:hAnsi="Latha" w:cs="Latha"/>
+                <w:sz w:val="28"/>
+                <w:szCs w:val="28"/>
+                <w:lang w:bidi="ta-IN"/>
+              </w:rPr>
+              <w:t xml:space="preserve"> | </w:t>
+            </w:r>
+            <w:r>
+              <w:rPr>
+                <w:rFonts w:ascii="Latha" w:hAnsi="Latha" w:cs="Latha"/>
+                <w:sz w:val="28"/>
+                <w:szCs w:val="28"/>
+                <w:cs/>
+                <w:lang w:bidi="ta-IN"/>
+              </w:rPr>
+              <w:t>க்ரா</w:t>
+            </w:r>
+            <w:r>
+              <w:rPr>
+                <w:rFonts w:ascii="BRH Tamil Tab Extra" w:hAnsi="BRH Tamil Tab Extra" w:cs="Latha"/>
+                <w:b/>
+                <w:sz w:val="36"/>
+                <w:szCs w:val="28"/>
+                <w:lang w:bidi="ta-IN"/>
+              </w:rPr>
+              <w:t>…</w:t>
+            </w:r>
+            <w:r>
+              <w:rPr>
+                <w:rFonts w:ascii="Latha" w:hAnsi="Latha" w:cs="Latha"/>
+                <w:sz w:val="28"/>
+                <w:szCs w:val="28"/>
+                <w:cs/>
+                <w:lang w:bidi="ta-IN"/>
+              </w:rPr>
+              <w:t>மா</w:t>
+            </w:r>
+            <w:r>
+              <w:rPr>
+                <w:rFonts w:ascii="BRH Tamil Tab Extra" w:hAnsi="BRH Tamil Tab Extra" w:cs="Latha"/>
+                <w:b/>
+                <w:sz w:val="36"/>
+                <w:szCs w:val="28"/>
+                <w:lang w:bidi="ta-IN"/>
+              </w:rPr>
+              <w:t>…</w:t>
+            </w:r>
+            <w:r>
+              <w:rPr>
+                <w:rFonts w:ascii="Latha" w:hAnsi="Latha" w:cs="Latha"/>
+                <w:sz w:val="28"/>
+                <w:szCs w:val="28"/>
+                <w:cs/>
+                <w:lang w:bidi="ta-IN"/>
+              </w:rPr>
+              <w:t>மீந்த்</w:t>
+            </w:r>
+            <w:r>
+              <w:rPr>
+                <w:rFonts w:ascii="Latha" w:hAnsi="Latha" w:cs="Latha"/>
+                <w:b/>
+                <w:bCs/>
+                <w:position w:val="-12"/>
+                <w:sz w:val="28"/>
+                <w:szCs w:val="28"/>
+                <w:cs/>
+                <w:lang w:bidi="ta-IN"/>
+              </w:rPr>
+              <w:t>3</w:t>
+            </w:r>
+            <w:r>
+              <w:rPr>
+                <w:rFonts w:ascii="Latha" w:hAnsi="Latha" w:cs="Latha"/>
+                <w:sz w:val="28"/>
+                <w:szCs w:val="28"/>
+                <w:cs/>
+                <w:lang w:bidi="ta-IN"/>
+              </w:rPr>
+              <w:t>ரே</w:t>
             </w:r>
             <w:r>
               <w:rPr>
@@ -450,80 +667,572 @@
                 <w:rFonts w:ascii="Latha" w:hAnsi="Latha" w:cs="Latha"/>
                 <w:sz w:val="28"/>
                 <w:szCs w:val="28"/>
-                <w:lang w:bidi="ta-IN"/>
-              </w:rPr>
-              <w:t xml:space="preserve"> | </w:t>
-            </w:r>
-            <w:r>
-              <w:rPr>
-                <w:rFonts w:ascii="Latha" w:hAnsi="Latha" w:cs="Latha"/>
-                <w:sz w:val="28"/>
-                <w:szCs w:val="28"/>
-                <w:cs/>
-                <w:lang w:bidi="ta-IN"/>
-              </w:rPr>
-              <w:t>அஸ்</w:t>
-            </w:r>
-            <w:r>
-              <w:rPr>
-                <w:rFonts w:ascii="Latha" w:hAnsi="Latha" w:cs="Latha"/>
-                <w:sz w:val="28"/>
-                <w:szCs w:val="28"/>
-                <w:highlight w:val="yellow"/>
-                <w:cs/>
-                <w:lang w:bidi="ta-IN"/>
-              </w:rPr>
-              <w:t>தீ</w:t>
-            </w:r>
-            <w:r>
-              <w:rPr>
-                <w:rFonts w:ascii="BRH Tamil Tab Extra" w:hAnsi="BRH Tamil Tab Extra" w:cs="Latha"/>
-                <w:b/>
-                <w:sz w:val="36"/>
-                <w:szCs w:val="28"/>
-                <w:lang w:bidi="ta-IN"/>
-              </w:rPr>
-              <w:t>…</w:t>
-            </w:r>
-            <w:r>
-              <w:rPr>
-                <w:rFonts w:ascii="Latha" w:hAnsi="Latha" w:cs="Latha"/>
-                <w:sz w:val="28"/>
-                <w:szCs w:val="28"/>
-                <w:cs/>
-                <w:lang w:bidi="ta-IN"/>
-              </w:rPr>
-              <w:t>த்யஸ்தி</w:t>
-            </w:r>
-            <w:r>
-              <w:rPr>
-                <w:rFonts w:ascii="BRH Tamil Tab Extra" w:hAnsi="BRH Tamil Tab Extra" w:cs="Latha"/>
-                <w:b/>
-                <w:sz w:val="36"/>
-                <w:szCs w:val="28"/>
-                <w:lang w:bidi="ta-IN"/>
-              </w:rPr>
-              <w:t>†</w:t>
-            </w:r>
-            <w:r>
-              <w:rPr>
-                <w:rFonts w:ascii="Latha" w:hAnsi="Latha" w:cs="Latha"/>
-                <w:sz w:val="28"/>
-                <w:szCs w:val="28"/>
-                <w:lang w:bidi="ta-IN"/>
-              </w:rPr>
-              <w:t xml:space="preserve"> ||</w:t>
+                <w:cs/>
+                <w:lang w:bidi="ta-IN"/>
+              </w:rPr>
+              <w:t>ண</w:t>
+            </w:r>
+            <w:r>
+              <w:rPr>
+                <w:rFonts w:ascii="Latha" w:hAnsi="Latha" w:cs="Latha"/>
+                <w:sz w:val="28"/>
+                <w:szCs w:val="28"/>
+                <w:lang w:bidi="ta-IN"/>
+              </w:rPr>
+              <w:t xml:space="preserve"> |</w:t>
             </w:r>
           </w:p>
         </w:tc>
         <w:tc>
           <w:tcPr>
-            <w:tcW w:w="5386" w:type="dxa"/>
+            <w:tcW w:w="5670" w:type="dxa"/>
           </w:tcPr>
           <w:p>
             <w:pPr>
               <w:spacing w:before="0" w:line="240" w:lineRule="auto"/>
               <w:rPr>
+                <w:rFonts w:ascii="Latha" w:hAnsi="Latha" w:cs="Latha"/>
+                <w:sz w:val="28"/>
+                <w:szCs w:val="28"/>
+                <w:cs/>
+                <w:lang w:bidi="ta-IN"/>
+              </w:rPr>
+            </w:pPr>
+            <w:r>
+              <w:rPr>
+                <w:rFonts w:ascii="Latha" w:hAnsi="Latha" w:cs="Latha"/>
+                <w:sz w:val="28"/>
+                <w:szCs w:val="28"/>
+                <w:cs/>
+                <w:lang w:bidi="ta-IN"/>
+              </w:rPr>
+              <w:t>ஏ</w:t>
+            </w:r>
+            <w:r>
+              <w:rPr>
+                <w:rFonts w:ascii="BRH Tamil Tab Extra" w:hAnsi="BRH Tamil Tab Extra" w:cs="Latha"/>
+                <w:b/>
+                <w:sz w:val="36"/>
+                <w:szCs w:val="28"/>
+                <w:lang w:bidi="ta-IN"/>
+              </w:rPr>
+              <w:t>…</w:t>
+            </w:r>
+            <w:r>
+              <w:rPr>
+                <w:rFonts w:ascii="Latha" w:hAnsi="Latha" w:cs="Latha"/>
+                <w:sz w:val="28"/>
+                <w:szCs w:val="28"/>
+                <w:cs/>
+                <w:lang w:bidi="ta-IN"/>
+              </w:rPr>
+              <w:t>னா</w:t>
+            </w:r>
+            <w:r>
+              <w:rPr>
+                <w:rFonts w:ascii="BRH Tamil Tab Extra" w:hAnsi="BRH Tamil Tab Extra" w:cs="Latha"/>
+                <w:b/>
+                <w:sz w:val="36"/>
+                <w:szCs w:val="28"/>
+                <w:lang w:bidi="ta-IN"/>
+              </w:rPr>
+              <w:t>…</w:t>
+            </w:r>
+            <w:r>
+              <w:rPr>
+                <w:rFonts w:ascii="Latha" w:hAnsi="Latha" w:cs="Latha"/>
+                <w:sz w:val="28"/>
+                <w:szCs w:val="28"/>
+                <w:cs/>
+                <w:lang w:bidi="ta-IN"/>
+              </w:rPr>
+              <w:t>ன்</w:t>
+            </w:r>
+            <w:r>
+              <w:rPr>
+                <w:rFonts w:ascii="Latha" w:hAnsi="Latha" w:cs="Latha"/>
+                <w:sz w:val="28"/>
+                <w:szCs w:val="28"/>
+                <w:lang w:bidi="ta-IN"/>
+              </w:rPr>
+              <w:t xml:space="preserve"> </w:t>
+            </w:r>
+            <w:r>
+              <w:rPr>
+                <w:rFonts w:ascii="Latha" w:hAnsi="Latha" w:cs="Latha"/>
+                <w:sz w:val="28"/>
+                <w:szCs w:val="28"/>
+                <w:cs/>
+                <w:lang w:bidi="ta-IN"/>
+              </w:rPr>
+              <w:t>க்</w:t>
+            </w:r>
+            <w:r>
+              <w:rPr>
+                <w:rFonts w:ascii="Latha" w:hAnsi="Latha" w:cs="Latha"/>
+                <w:sz w:val="28"/>
+                <w:szCs w:val="28"/>
+                <w:highlight w:val="green"/>
+                <w:cs/>
+                <w:lang w:bidi="ta-IN"/>
+              </w:rPr>
+              <w:t>ரா</w:t>
+            </w:r>
+            <w:r>
+              <w:rPr>
+                <w:rFonts w:ascii="BRH Tamil Tab Extra" w:hAnsi="BRH Tamil Tab Extra" w:cs="Latha"/>
+                <w:b/>
+                <w:sz w:val="36"/>
+                <w:szCs w:val="28"/>
+                <w:lang w:bidi="ta-IN"/>
+              </w:rPr>
+              <w:t>…</w:t>
+            </w:r>
+            <w:r>
+              <w:rPr>
+                <w:rFonts w:ascii="Latha" w:hAnsi="Latha" w:cs="Latha"/>
+                <w:sz w:val="28"/>
+                <w:szCs w:val="28"/>
+                <w:cs/>
+                <w:lang w:bidi="ta-IN"/>
+              </w:rPr>
+              <w:t>மா</w:t>
+            </w:r>
+            <w:r>
+              <w:rPr>
+                <w:rFonts w:ascii="BRH Tamil Tab Extra" w:hAnsi="BRH Tamil Tab Extra" w:cs="Latha"/>
+                <w:b/>
+                <w:sz w:val="36"/>
+                <w:szCs w:val="28"/>
+                <w:lang w:bidi="ta-IN"/>
+              </w:rPr>
+              <w:t>…</w:t>
+            </w:r>
+            <w:r>
+              <w:rPr>
+                <w:rFonts w:ascii="Latha" w:hAnsi="Latha" w:cs="Latha"/>
+                <w:sz w:val="28"/>
+                <w:szCs w:val="28"/>
+                <w:cs/>
+                <w:lang w:bidi="ta-IN"/>
+              </w:rPr>
+              <w:t>மி</w:t>
+            </w:r>
+            <w:r>
+              <w:rPr>
+                <w:rFonts w:ascii="BRH Tamil Tab Extra" w:hAnsi="BRH Tamil Tab Extra" w:cs="Latha"/>
+                <w:b/>
+                <w:sz w:val="36"/>
+                <w:szCs w:val="28"/>
+                <w:lang w:bidi="ta-IN"/>
+              </w:rPr>
+              <w:t>…</w:t>
+            </w:r>
+            <w:r>
+              <w:rPr>
+                <w:rFonts w:ascii="Latha" w:hAnsi="Latha" w:cs="Latha"/>
+                <w:sz w:val="28"/>
+                <w:szCs w:val="28"/>
+                <w:lang w:bidi="ta-IN"/>
+              </w:rPr>
+              <w:t xml:space="preserve"> | </w:t>
+            </w:r>
+            <w:r>
+              <w:rPr>
+                <w:rFonts w:ascii="Latha" w:hAnsi="Latha" w:cs="Latha"/>
+                <w:sz w:val="28"/>
+                <w:szCs w:val="28"/>
+                <w:cs/>
+                <w:lang w:bidi="ta-IN"/>
+              </w:rPr>
+              <w:t>க்ரா</w:t>
+            </w:r>
+            <w:r>
+              <w:rPr>
+                <w:rFonts w:ascii="BRH Tamil Tab Extra" w:hAnsi="BRH Tamil Tab Extra" w:cs="Latha"/>
+                <w:b/>
+                <w:sz w:val="36"/>
+                <w:szCs w:val="28"/>
+                <w:lang w:bidi="ta-IN"/>
+              </w:rPr>
+              <w:t>…</w:t>
+            </w:r>
+            <w:r>
+              <w:rPr>
+                <w:rFonts w:ascii="Latha" w:hAnsi="Latha" w:cs="Latha"/>
+                <w:sz w:val="28"/>
+                <w:szCs w:val="28"/>
+                <w:cs/>
+                <w:lang w:bidi="ta-IN"/>
+              </w:rPr>
+              <w:t>மா</w:t>
+            </w:r>
+            <w:r>
+              <w:rPr>
+                <w:rFonts w:ascii="BRH Tamil Tab Extra" w:hAnsi="BRH Tamil Tab Extra" w:cs="Latha"/>
+                <w:b/>
+                <w:sz w:val="36"/>
+                <w:szCs w:val="28"/>
+                <w:lang w:bidi="ta-IN"/>
+              </w:rPr>
+              <w:t>…</w:t>
+            </w:r>
+            <w:r>
+              <w:rPr>
+                <w:rFonts w:ascii="Latha" w:hAnsi="Latha" w:cs="Latha"/>
+                <w:sz w:val="28"/>
+                <w:szCs w:val="28"/>
+                <w:cs/>
+                <w:lang w:bidi="ta-IN"/>
+              </w:rPr>
+              <w:t>மீந்த்</w:t>
+            </w:r>
+            <w:r>
+              <w:rPr>
+                <w:rFonts w:ascii="Latha" w:hAnsi="Latha" w:cs="Latha"/>
+                <w:b/>
+                <w:bCs/>
+                <w:position w:val="-12"/>
+                <w:sz w:val="28"/>
+                <w:szCs w:val="28"/>
+                <w:cs/>
+                <w:lang w:bidi="ta-IN"/>
+              </w:rPr>
+              <w:t>3</w:t>
+            </w:r>
+            <w:r>
+              <w:rPr>
+                <w:rFonts w:ascii="Latha" w:hAnsi="Latha" w:cs="Latha"/>
+                <w:sz w:val="28"/>
+                <w:szCs w:val="28"/>
+                <w:cs/>
+                <w:lang w:bidi="ta-IN"/>
+              </w:rPr>
+              <w:t>ரே</w:t>
+            </w:r>
+            <w:r>
+              <w:rPr>
+                <w:rFonts w:ascii="BRH Tamil Tab Extra" w:hAnsi="BRH Tamil Tab Extra" w:cs="Latha"/>
+                <w:b/>
+                <w:sz w:val="36"/>
+                <w:szCs w:val="28"/>
+                <w:lang w:bidi="ta-IN"/>
+              </w:rPr>
+              <w:t>†</w:t>
+            </w:r>
+            <w:r>
+              <w:rPr>
+                <w:rFonts w:ascii="Latha" w:hAnsi="Latha" w:cs="Latha"/>
+                <w:sz w:val="28"/>
+                <w:szCs w:val="28"/>
+                <w:cs/>
+                <w:lang w:bidi="ta-IN"/>
+              </w:rPr>
+              <w:t>ண</w:t>
+            </w:r>
+            <w:r>
+              <w:rPr>
+                <w:rFonts w:ascii="Latha" w:hAnsi="Latha" w:cs="Latha"/>
+                <w:sz w:val="28"/>
+                <w:szCs w:val="28"/>
+                <w:lang w:bidi="ta-IN"/>
+              </w:rPr>
+              <w:t xml:space="preserve"> |</w:t>
+            </w:r>
+          </w:p>
+        </w:tc>
+      </w:tr>
+      <w:tr>
+        <w:trPr>
+          <w:trHeight w:val="1118"/>
+        </w:trPr>
+        <w:tc>
+          <w:tcPr>
+            <w:tcW w:w="3906" w:type="dxa"/>
+          </w:tcPr>
+          <w:p>
+            <w:pPr>
+              <w:widowControl w:val="0"/>
+              <w:tabs>
+                <w:tab w:val="left" w:pos="993"/>
+              </w:tabs>
+              <w:autoSpaceDE w:val="0"/>
+              <w:autoSpaceDN w:val="0"/>
+              <w:adjustRightInd w:val="0"/>
+              <w:spacing w:before="0" w:line="240" w:lineRule="auto"/>
+              <w:ind w:right="297"/>
+              <w:rPr>
+                <w:rFonts w:cs="Arial"/>
+                <w:b/>
+                <w:color w:val="000000"/>
+                <w:sz w:val="28"/>
+                <w:szCs w:val="32"/>
+              </w:rPr>
+            </w:pPr>
+            <w:r>
+              <w:rPr>
+                <w:rFonts w:cs="Arial"/>
+                <w:b/>
+                <w:color w:val="000000"/>
+                <w:sz w:val="28"/>
+                <w:szCs w:val="32"/>
+              </w:rPr>
+              <w:t>T.S.</w:t>
+            </w:r>
+            <w:r>
+              <w:rPr>
+                <w:rFonts w:cs="Arial"/>
+                <w:b/>
+                <w:color w:val="000000"/>
+                <w:sz w:val="28"/>
+                <w:szCs w:val="32"/>
+              </w:rPr>
+              <w:t xml:space="preserve">3.5.4.1 </w:t>
+            </w:r>
+            <w:r>
+              <w:rPr>
+                <w:rFonts w:cs="Arial"/>
+                <w:b/>
+                <w:color w:val="000000"/>
+                <w:sz w:val="28"/>
+                <w:szCs w:val="32"/>
+              </w:rPr>
+              <w:t>– Kramam</w:t>
+            </w:r>
+          </w:p>
+          <w:p>
+            <w:pPr>
+              <w:widowControl w:val="0"/>
+              <w:tabs>
+                <w:tab w:val="left" w:pos="993"/>
+              </w:tabs>
+              <w:autoSpaceDE w:val="0"/>
+              <w:autoSpaceDN w:val="0"/>
+              <w:adjustRightInd w:val="0"/>
+              <w:spacing w:before="0" w:line="240" w:lineRule="auto"/>
+              <w:ind w:right="297"/>
+              <w:rPr>
+                <w:rFonts w:cs="Arial"/>
+                <w:b/>
+                <w:color w:val="000000"/>
+                <w:sz w:val="28"/>
+                <w:szCs w:val="32"/>
+                <w:lang w:val="en-IN"/>
+              </w:rPr>
+            </w:pPr>
+            <w:r>
+              <w:rPr>
+                <w:rFonts w:cs="Arial"/>
+                <w:b/>
+                <w:color w:val="000000"/>
+                <w:sz w:val="28"/>
+                <w:szCs w:val="32"/>
+                <w:lang w:val="en-IN"/>
+              </w:rPr>
+              <w:t>Krama Vaakyam No. - 27</w:t>
+            </w:r>
+          </w:p>
+          <w:p>
+            <w:pPr>
+              <w:widowControl w:val="0"/>
+              <w:tabs>
+                <w:tab w:val="left" w:pos="993"/>
+              </w:tabs>
+              <w:autoSpaceDE w:val="0"/>
+              <w:autoSpaceDN w:val="0"/>
+              <w:adjustRightInd w:val="0"/>
+              <w:spacing w:before="0" w:line="240" w:lineRule="auto"/>
+              <w:ind w:right="297"/>
+              <w:rPr>
+                <w:rFonts w:cs="Arial"/>
+                <w:b/>
+                <w:color w:val="000000"/>
+                <w:sz w:val="28"/>
+                <w:szCs w:val="32"/>
+                <w:lang w:val="it-IT"/>
+              </w:rPr>
+            </w:pPr>
+            <w:r>
+              <w:rPr>
+                <w:rFonts w:cs="Arial"/>
+                <w:b/>
+                <w:color w:val="000000"/>
+                <w:sz w:val="28"/>
+                <w:szCs w:val="32"/>
+                <w:lang w:val="it-IT"/>
+              </w:rPr>
+              <w:t>Panchaati No</w:t>
+            </w:r>
+            <w:r>
+              <w:rPr>
+                <w:rFonts w:cs="Arial"/>
+                <w:b/>
+                <w:color w:val="000000"/>
+                <w:szCs w:val="32"/>
+                <w:lang w:val="it-IT"/>
+              </w:rPr>
+              <w:t xml:space="preserve">. - </w:t>
+            </w:r>
+            <w:r>
+              <w:rPr>
+                <w:rFonts w:cs="Arial"/>
+                <w:b/>
+                <w:color w:val="000000"/>
+                <w:sz w:val="28"/>
+                <w:szCs w:val="32"/>
+                <w:lang w:val="it-IT"/>
+              </w:rPr>
+              <w:t>1</w:t>
+            </w:r>
+            <w:r>
+              <w:rPr>
+                <w:rFonts w:cs="Arial"/>
+                <w:b/>
+                <w:color w:val="000000"/>
+                <w:sz w:val="28"/>
+                <w:szCs w:val="32"/>
+                <w:lang w:val="it-IT"/>
+              </w:rPr>
+              <w:t>2</w:t>
+            </w:r>
+          </w:p>
+        </w:tc>
+        <w:tc>
+          <w:tcPr>
+            <w:tcW w:w="4961" w:type="dxa"/>
+          </w:tcPr>
+          <w:p>
+            <w:pPr>
+              <w:widowControl w:val="0"/>
+              <w:autoSpaceDE w:val="0"/>
+              <w:autoSpaceDN w:val="0"/>
+              <w:adjustRightInd w:val="0"/>
+              <w:spacing w:before="0" w:line="240" w:lineRule="auto"/>
+              <w:rPr>
+                <w:rFonts w:ascii="BRH Malayalam Extra" w:hAnsi="BRH Malayalam Extra" w:cs="BRH Malayalam Extra"/>
+                <w:color w:val="000000"/>
+                <w:sz w:val="36"/>
+                <w:szCs w:val="40"/>
+              </w:rPr>
+            </w:pPr>
+            <w:r>
+              <w:rPr>
+                <w:rFonts w:ascii="Latha" w:hAnsi="Latha" w:cs="Latha"/>
+                <w:sz w:val="28"/>
+                <w:szCs w:val="28"/>
+                <w:cs/>
+                <w:lang w:bidi="ta-IN"/>
+              </w:rPr>
+              <w:t>யோ</w:t>
+            </w:r>
+            <w:r>
+              <w:rPr>
+                <w:rFonts w:ascii="Latha" w:hAnsi="Latha" w:cs="Latha"/>
+                <w:sz w:val="28"/>
+                <w:szCs w:val="28"/>
+                <w:lang w:bidi="ta-IN"/>
+              </w:rPr>
+              <w:t xml:space="preserve"> </w:t>
+            </w:r>
+            <w:r>
+              <w:rPr>
+                <w:rFonts w:ascii="Latha" w:hAnsi="Latha" w:cs="Latha"/>
+                <w:sz w:val="28"/>
+                <w:szCs w:val="28"/>
+                <w:cs/>
+                <w:lang w:bidi="ta-IN"/>
+              </w:rPr>
+              <w:t>அஸ்தி</w:t>
+            </w:r>
+            <w:r>
+              <w:rPr>
+                <w:rFonts w:ascii="BRH Tamil Tab Extra" w:hAnsi="BRH Tamil Tab Extra" w:cs="Latha"/>
+                <w:b/>
+                <w:sz w:val="36"/>
+                <w:szCs w:val="28"/>
+                <w:lang w:bidi="ta-IN"/>
+              </w:rPr>
+              <w:t>†</w:t>
+            </w:r>
+            <w:r>
+              <w:rPr>
+                <w:rFonts w:ascii="Latha" w:hAnsi="Latha" w:cs="Latha"/>
+                <w:sz w:val="28"/>
+                <w:szCs w:val="28"/>
+                <w:lang w:bidi="ta-IN"/>
+              </w:rPr>
+              <w:t xml:space="preserve"> | </w:t>
+            </w:r>
+            <w:r>
+              <w:rPr>
+                <w:rFonts w:ascii="Latha" w:hAnsi="Latha" w:cs="Latha"/>
+                <w:sz w:val="28"/>
+                <w:szCs w:val="28"/>
+                <w:cs/>
+                <w:lang w:bidi="ta-IN"/>
+              </w:rPr>
+              <w:t>அஸ்</w:t>
+            </w:r>
+            <w:r>
+              <w:rPr>
+                <w:rFonts w:ascii="Latha" w:hAnsi="Latha" w:cs="Latha"/>
+                <w:sz w:val="28"/>
+                <w:szCs w:val="28"/>
+                <w:highlight w:val="yellow"/>
+                <w:cs/>
+                <w:lang w:bidi="ta-IN"/>
+              </w:rPr>
+              <w:t>தீ</w:t>
+            </w:r>
+            <w:r>
+              <w:rPr>
+                <w:rFonts w:ascii="BRH Tamil Tab Extra" w:hAnsi="BRH Tamil Tab Extra" w:cs="Latha"/>
+                <w:b/>
+                <w:sz w:val="36"/>
+                <w:szCs w:val="28"/>
+                <w:lang w:bidi="ta-IN"/>
+              </w:rPr>
+              <w:t>…</w:t>
+            </w:r>
+            <w:r>
+              <w:rPr>
+                <w:rFonts w:ascii="Latha" w:hAnsi="Latha" w:cs="Latha"/>
+                <w:sz w:val="28"/>
+                <w:szCs w:val="28"/>
+                <w:cs/>
+                <w:lang w:bidi="ta-IN"/>
+              </w:rPr>
+              <w:t>த்யஸ்தி</w:t>
+            </w:r>
+            <w:r>
+              <w:rPr>
+                <w:rFonts w:ascii="BRH Tamil Tab Extra" w:hAnsi="BRH Tamil Tab Extra" w:cs="Latha"/>
+                <w:b/>
+                <w:sz w:val="36"/>
+                <w:szCs w:val="28"/>
+                <w:lang w:bidi="ta-IN"/>
+              </w:rPr>
+              <w:t>†</w:t>
+            </w:r>
+            <w:r>
+              <w:rPr>
+                <w:rFonts w:ascii="Latha" w:hAnsi="Latha" w:cs="Latha"/>
+                <w:sz w:val="28"/>
+                <w:szCs w:val="28"/>
+                <w:lang w:bidi="ta-IN"/>
+              </w:rPr>
+              <w:t>|</w:t>
+            </w:r>
+          </w:p>
+        </w:tc>
+        <w:tc>
+          <w:tcPr>
+            <w:tcW w:w="5670" w:type="dxa"/>
+          </w:tcPr>
+          <w:p>
+            <w:pPr>
+              <w:spacing w:before="0" w:line="240" w:lineRule="auto"/>
+              <w:rPr>
                 <w:rFonts w:ascii="BRH Malayalam Extra" w:hAnsi="BRH Malayalam Extra" w:cs="BRH Malayalam Extra"/>
                 <w:color w:val="000000"/>
                 <w:sz w:val="40"/>
@@ -627,6 +1336,774 @@
                 <w:lang w:bidi="ta-IN"/>
               </w:rPr>
               <w:t xml:space="preserve"> ||</w:t>
+            </w:r>
+          </w:p>
+        </w:tc>
+      </w:tr>
+      <w:tr>
+        <w:trPr>
+          <w:trHeight w:val="1118"/>
+        </w:trPr>
+        <w:tc>
+          <w:tcPr>
+            <w:tcW w:w="3906" w:type="dxa"/>
+          </w:tcPr>
+          <w:p>
+            <w:pPr>
+              <w:widowControl w:val="0"/>
+              <w:tabs>
+                <w:tab w:val="left" w:pos="993"/>
+              </w:tabs>
+              <w:autoSpaceDE w:val="0"/>
+              <w:autoSpaceDN w:val="0"/>
+              <w:adjustRightInd w:val="0"/>
+              <w:spacing w:before="0" w:line="240" w:lineRule="auto"/>
+              <w:ind w:right="297"/>
+              <w:rPr>
+                <w:rFonts w:cs="Arial"/>
+                <w:b/>
+                <w:color w:val="000000"/>
+                <w:sz w:val="28"/>
+                <w:szCs w:val="32"/>
+              </w:rPr>
+            </w:pPr>
+            <w:r>
+              <w:rPr>
+                <w:rFonts w:cs="Arial"/>
+                <w:b/>
+                <w:color w:val="000000"/>
+                <w:sz w:val="28"/>
+                <w:szCs w:val="32"/>
+              </w:rPr>
+              <w:t>T.S.</w:t>
+            </w:r>
+            <w:r>
+              <w:rPr>
+                <w:rFonts w:cs="Arial"/>
+                <w:b/>
+                <w:color w:val="000000"/>
+                <w:sz w:val="28"/>
+                <w:szCs w:val="32"/>
+              </w:rPr>
+              <w:t>3.5.4.</w:t>
+            </w:r>
+            <w:r>
+              <w:rPr>
+                <w:rFonts w:cs="Arial"/>
+                <w:b/>
+                <w:color w:val="000000"/>
+                <w:sz w:val="28"/>
+                <w:szCs w:val="32"/>
+              </w:rPr>
+              <w:t>2</w:t>
+            </w:r>
+            <w:r>
+              <w:rPr>
+                <w:rFonts w:cs="Arial"/>
+                <w:b/>
+                <w:color w:val="000000"/>
+                <w:sz w:val="28"/>
+                <w:szCs w:val="32"/>
+              </w:rPr>
+              <w:t xml:space="preserve"> </w:t>
+            </w:r>
+            <w:r>
+              <w:rPr>
+                <w:rFonts w:cs="Arial"/>
+                <w:b/>
+                <w:color w:val="000000"/>
+                <w:sz w:val="28"/>
+                <w:szCs w:val="32"/>
+              </w:rPr>
+              <w:t>– Kramam</w:t>
+            </w:r>
+          </w:p>
+          <w:p>
+            <w:pPr>
+              <w:widowControl w:val="0"/>
+              <w:tabs>
+                <w:tab w:val="left" w:pos="993"/>
+              </w:tabs>
+              <w:autoSpaceDE w:val="0"/>
+              <w:autoSpaceDN w:val="0"/>
+              <w:adjustRightInd w:val="0"/>
+              <w:spacing w:before="0" w:line="240" w:lineRule="auto"/>
+              <w:ind w:right="297"/>
+              <w:rPr>
+                <w:rFonts w:cs="Arial"/>
+                <w:b/>
+                <w:color w:val="000000"/>
+                <w:sz w:val="28"/>
+                <w:szCs w:val="32"/>
+                <w:lang w:val="en-IN"/>
+              </w:rPr>
+            </w:pPr>
+            <w:r>
+              <w:rPr>
+                <w:rFonts w:cs="Arial"/>
+                <w:b/>
+                <w:color w:val="000000"/>
+                <w:sz w:val="28"/>
+                <w:szCs w:val="32"/>
+                <w:lang w:val="en-IN"/>
+              </w:rPr>
+              <w:t xml:space="preserve">Krama Vaakyam No. </w:t>
+            </w:r>
+            <w:r>
+              <w:rPr>
+                <w:rFonts w:cs="Arial"/>
+                <w:b/>
+                <w:color w:val="000000"/>
+                <w:sz w:val="28"/>
+                <w:szCs w:val="32"/>
+                <w:lang w:val="en-IN"/>
+              </w:rPr>
+              <w:t>–</w:t>
+            </w:r>
+            <w:r>
+              <w:rPr>
+                <w:rFonts w:cs="Arial"/>
+                <w:b/>
+                <w:color w:val="000000"/>
+                <w:sz w:val="28"/>
+                <w:szCs w:val="32"/>
+                <w:lang w:val="en-IN"/>
+              </w:rPr>
+              <w:t xml:space="preserve"> </w:t>
+            </w:r>
+            <w:r>
+              <w:rPr>
+                <w:rFonts w:cs="Arial"/>
+                <w:b/>
+                <w:color w:val="000000"/>
+                <w:sz w:val="28"/>
+                <w:szCs w:val="32"/>
+                <w:lang w:val="en-IN"/>
+              </w:rPr>
+              <w:t>50,52</w:t>
+            </w:r>
+          </w:p>
+          <w:p>
+            <w:pPr>
+              <w:widowControl w:val="0"/>
+              <w:tabs>
+                <w:tab w:val="left" w:pos="993"/>
+              </w:tabs>
+              <w:autoSpaceDE w:val="0"/>
+              <w:autoSpaceDN w:val="0"/>
+              <w:adjustRightInd w:val="0"/>
+              <w:spacing w:before="0" w:line="240" w:lineRule="auto"/>
+              <w:ind w:right="297"/>
+              <w:rPr>
+                <w:rFonts w:cs="Arial"/>
+                <w:b/>
+                <w:color w:val="000000"/>
+                <w:sz w:val="28"/>
+                <w:szCs w:val="32"/>
+              </w:rPr>
+            </w:pPr>
+            <w:r>
+              <w:rPr>
+                <w:rFonts w:cs="Arial"/>
+                <w:b/>
+                <w:color w:val="000000"/>
+                <w:sz w:val="28"/>
+                <w:szCs w:val="32"/>
+                <w:lang w:val="it-IT"/>
+              </w:rPr>
+              <w:t>Panchaati No</w:t>
+            </w:r>
+            <w:r>
+              <w:rPr>
+                <w:rFonts w:cs="Arial"/>
+                <w:b/>
+                <w:color w:val="000000"/>
+                <w:szCs w:val="32"/>
+                <w:lang w:val="it-IT"/>
+              </w:rPr>
+              <w:t xml:space="preserve">. - </w:t>
+            </w:r>
+            <w:r>
+              <w:rPr>
+                <w:rFonts w:cs="Arial"/>
+                <w:b/>
+                <w:color w:val="000000"/>
+                <w:sz w:val="28"/>
+                <w:szCs w:val="32"/>
+                <w:lang w:val="it-IT"/>
+              </w:rPr>
+              <w:t>1</w:t>
+            </w:r>
+            <w:r>
+              <w:rPr>
+                <w:rFonts w:cs="Arial"/>
+                <w:b/>
+                <w:color w:val="000000"/>
+                <w:sz w:val="28"/>
+                <w:szCs w:val="32"/>
+                <w:lang w:val="it-IT"/>
+              </w:rPr>
+              <w:t>3</w:t>
+            </w:r>
+          </w:p>
+        </w:tc>
+        <w:tc>
+          <w:tcPr>
+            <w:tcW w:w="4961" w:type="dxa"/>
+          </w:tcPr>
+          <w:p>
+            <w:pPr>
+              <w:widowControl w:val="0"/>
+              <w:autoSpaceDE w:val="0"/>
+              <w:autoSpaceDN w:val="0"/>
+              <w:adjustRightInd w:val="0"/>
+              <w:spacing w:before="0" w:line="240" w:lineRule="auto"/>
+              <w:rPr>
+                <w:rFonts w:ascii="Latha" w:hAnsi="Latha" w:cs="Latha"/>
+                <w:sz w:val="28"/>
+                <w:szCs w:val="28"/>
+                <w:lang w:bidi="ta-IN"/>
+              </w:rPr>
+            </w:pPr>
+            <w:r>
+              <w:rPr>
+                <w:rFonts w:ascii="Latha" w:hAnsi="Latha" w:cs="Latha"/>
+                <w:sz w:val="28"/>
+                <w:szCs w:val="28"/>
+                <w:cs/>
+                <w:lang w:bidi="ta-IN"/>
+              </w:rPr>
+              <w:t>ஸ</w:t>
+            </w:r>
+            <w:r>
+              <w:rPr>
+                <w:rFonts w:ascii="BRH Tamil Tab Extra" w:hAnsi="BRH Tamil Tab Extra" w:cs="Latha"/>
+                <w:b/>
+                <w:sz w:val="36"/>
+                <w:szCs w:val="28"/>
+                <w:lang w:bidi="ta-IN"/>
+              </w:rPr>
+              <w:t>…</w:t>
+            </w:r>
+            <w:r>
+              <w:rPr>
+                <w:rFonts w:ascii="Latha" w:hAnsi="Latha" w:cs="Latha"/>
+                <w:sz w:val="28"/>
+                <w:szCs w:val="28"/>
+                <w:cs/>
+                <w:lang w:bidi="ta-IN"/>
+              </w:rPr>
+              <w:t>ஜா</w:t>
+            </w:r>
+            <w:r>
+              <w:rPr>
+                <w:rFonts w:ascii="BRH Tamil Tab Extra" w:hAnsi="BRH Tamil Tab Extra" w:cs="Latha"/>
+                <w:b/>
+                <w:sz w:val="36"/>
+                <w:szCs w:val="28"/>
+                <w:lang w:bidi="ta-IN"/>
+              </w:rPr>
+              <w:t>…</w:t>
+            </w:r>
+            <w:r>
+              <w:rPr>
+                <w:rFonts w:ascii="Latha" w:hAnsi="Latha" w:cs="Latha"/>
+                <w:sz w:val="28"/>
+                <w:szCs w:val="28"/>
+                <w:cs/>
+                <w:lang w:bidi="ta-IN"/>
+              </w:rPr>
+              <w:t>தானா</w:t>
+            </w:r>
+            <w:r>
+              <w:rPr>
+                <w:rFonts w:ascii="BRH Tamil Tab Extra" w:hAnsi="BRH Tamil Tab Extra" w:cs="Latha"/>
+                <w:b/>
+                <w:sz w:val="36"/>
+                <w:szCs w:val="28"/>
+                <w:lang w:bidi="ta-IN"/>
+              </w:rPr>
+              <w:t>…</w:t>
+            </w:r>
+            <w:r>
+              <w:rPr>
+                <w:rFonts w:ascii="BRH Devanagari Extra" w:hAnsi="BRH Devanagari Extra" w:cs="Latha"/>
+                <w:b/>
+                <w:sz w:val="36"/>
+                <w:szCs w:val="28"/>
+                <w:lang w:bidi="ta-IN"/>
+              </w:rPr>
+              <w:t>ò</w:t>
+            </w:r>
+            <w:r>
+              <w:rPr>
+                <w:rFonts w:ascii="BRH Tamil Tab Extra" w:hAnsi="BRH Tamil Tab Extra" w:cs="Latha"/>
+                <w:b/>
+                <w:sz w:val="36"/>
+                <w:szCs w:val="28"/>
+                <w:lang w:bidi="ta-IN"/>
+              </w:rPr>
+              <w:t>…</w:t>
+            </w:r>
+            <w:r>
+              <w:rPr>
+                <w:rFonts w:ascii="Latha" w:hAnsi="Latha" w:cs="Latha"/>
+                <w:sz w:val="28"/>
+                <w:szCs w:val="28"/>
+                <w:lang w:bidi="ta-IN"/>
+              </w:rPr>
+              <w:t xml:space="preserve"> </w:t>
+            </w:r>
+            <w:r>
+              <w:rPr>
+                <w:rFonts w:ascii="Latha" w:hAnsi="Latha" w:cs="Latha"/>
+                <w:sz w:val="28"/>
+                <w:szCs w:val="28"/>
+                <w:cs/>
+                <w:lang w:bidi="ta-IN"/>
+              </w:rPr>
+              <w:t>ஶ்ரை</w:t>
+            </w:r>
+            <w:r>
+              <w:rPr>
+                <w:rFonts w:ascii="Latha" w:hAnsi="Latha" w:cs="Latha"/>
+                <w:sz w:val="28"/>
+                <w:szCs w:val="28"/>
+                <w:highlight w:val="yellow"/>
+                <w:cs/>
+                <w:lang w:bidi="ta-IN"/>
+              </w:rPr>
+              <w:t>ஷ்</w:t>
+            </w:r>
+            <w:r>
+              <w:rPr>
+                <w:rFonts w:ascii="Latha" w:hAnsi="Latha" w:cs="Latha" w:hint="cs"/>
+                <w:sz w:val="28"/>
+                <w:szCs w:val="28"/>
+                <w:highlight w:val="yellow"/>
+                <w:cs/>
+                <w:lang w:bidi="ta-IN"/>
+              </w:rPr>
+              <w:t>டே</w:t>
+            </w:r>
+            <w:r>
+              <w:rPr>
+                <w:rFonts w:ascii="BRH Tamil Tab Extra" w:hAnsi="BRH Tamil Tab Extra" w:cs="Latha"/>
+                <w:b/>
+                <w:sz w:val="36"/>
+                <w:szCs w:val="28"/>
+                <w:highlight w:val="yellow"/>
+                <w:lang w:bidi="ta-IN"/>
+              </w:rPr>
+              <w:t>‡</w:t>
+            </w:r>
+            <w:r>
+              <w:rPr>
+                <w:rFonts w:ascii="Latha" w:hAnsi="Latha" w:cs="Latha"/>
+                <w:b/>
+                <w:bCs/>
+                <w:position w:val="-12"/>
+                <w:sz w:val="28"/>
+                <w:szCs w:val="28"/>
+                <w:highlight w:val="yellow"/>
+                <w:cs/>
+                <w:lang w:bidi="ta-IN"/>
+              </w:rPr>
+              <w:t>2</w:t>
+            </w:r>
+            <w:r>
+              <w:rPr>
+                <w:rFonts w:ascii="Latha" w:hAnsi="Latha" w:cs="Latha"/>
+                <w:sz w:val="28"/>
+                <w:szCs w:val="28"/>
+                <w:highlight w:val="yellow"/>
+                <w:cs/>
+                <w:lang w:bidi="ta-IN"/>
+              </w:rPr>
+              <w:t>‍</w:t>
+            </w:r>
+            <w:r>
+              <w:rPr>
+                <w:rFonts w:ascii="Latha" w:hAnsi="Latha" w:cs="Latha"/>
+                <w:sz w:val="28"/>
+                <w:szCs w:val="28"/>
+                <w:highlight w:val="yellow"/>
+                <w:lang w:bidi="ta-IN"/>
+              </w:rPr>
+              <w:t xml:space="preserve"> |</w:t>
+            </w:r>
+          </w:p>
+          <w:p>
+            <w:pPr>
+              <w:widowControl w:val="0"/>
+              <w:autoSpaceDE w:val="0"/>
+              <w:autoSpaceDN w:val="0"/>
+              <w:adjustRightInd w:val="0"/>
+              <w:spacing w:before="0" w:line="240" w:lineRule="auto"/>
+              <w:rPr>
+                <w:rFonts w:ascii="Latha" w:hAnsi="Latha" w:cs="Latha"/>
+                <w:sz w:val="28"/>
+                <w:szCs w:val="28"/>
+                <w:cs/>
+                <w:lang w:bidi="ta-IN"/>
+              </w:rPr>
+            </w:pPr>
+            <w:r>
+              <w:rPr>
+                <w:rFonts w:ascii="Latha" w:hAnsi="Latha" w:cs="Latha"/>
+                <w:sz w:val="28"/>
+                <w:szCs w:val="28"/>
+                <w:highlight w:val="yellow"/>
+                <w:cs/>
+                <w:lang w:bidi="ta-IN"/>
+              </w:rPr>
+              <w:t>ஶ்ரேஷ்ட</w:t>
+            </w:r>
+            <w:r>
+              <w:rPr>
+                <w:rFonts w:ascii="BRH Tamil Tab Extra" w:hAnsi="BRH Tamil Tab Extra" w:cs="Latha"/>
+                <w:b/>
+                <w:sz w:val="36"/>
+                <w:szCs w:val="28"/>
+                <w:highlight w:val="yellow"/>
+                <w:lang w:bidi="ta-IN"/>
+              </w:rPr>
+              <w:t>…</w:t>
+            </w:r>
+            <w:r>
+              <w:rPr>
+                <w:rFonts w:ascii="Latha" w:hAnsi="Latha" w:cs="Latha"/>
+                <w:b/>
+                <w:bCs/>
+                <w:position w:val="-12"/>
+                <w:sz w:val="28"/>
+                <w:szCs w:val="28"/>
+                <w:highlight w:val="yellow"/>
+                <w:cs/>
+                <w:lang w:bidi="ta-IN"/>
+              </w:rPr>
+              <w:t>2</w:t>
+            </w:r>
+            <w:r>
+              <w:rPr>
+                <w:rFonts w:ascii="Latha" w:hAnsi="Latha" w:cs="Latha"/>
+                <w:sz w:val="28"/>
+                <w:szCs w:val="28"/>
+                <w:highlight w:val="yellow"/>
+                <w:cs/>
+                <w:lang w:bidi="ta-IN"/>
+              </w:rPr>
+              <w:t>‍</w:t>
+            </w:r>
+            <w:r>
+              <w:rPr>
+                <w:rFonts w:ascii="Latha" w:hAnsi="Latha" w:cs="Latha"/>
+                <w:sz w:val="28"/>
+                <w:szCs w:val="28"/>
+                <w:lang w:bidi="ta-IN"/>
+              </w:rPr>
+              <w:t xml:space="preserve"> </w:t>
+            </w:r>
+            <w:r>
+              <w:rPr>
+                <w:rFonts w:ascii="Latha" w:hAnsi="Latha" w:cs="Latha"/>
+                <w:sz w:val="28"/>
+                <w:szCs w:val="28"/>
+                <w:cs/>
+                <w:lang w:bidi="ta-IN"/>
+              </w:rPr>
+              <w:t>ஆ</w:t>
+            </w:r>
+            <w:r>
+              <w:rPr>
+                <w:rFonts w:ascii="Latha" w:hAnsi="Latha" w:cs="Latha"/>
+                <w:sz w:val="28"/>
+                <w:szCs w:val="28"/>
+                <w:lang w:bidi="ta-IN"/>
+              </w:rPr>
+              <w:t xml:space="preserve"> |</w:t>
+            </w:r>
+          </w:p>
+        </w:tc>
+        <w:tc>
+          <w:tcPr>
+            <w:tcW w:w="5670" w:type="dxa"/>
+          </w:tcPr>
+          <w:p>
+            <w:pPr>
+              <w:spacing w:before="0" w:line="240" w:lineRule="auto"/>
+              <w:rPr>
+                <w:rFonts w:ascii="Latha" w:hAnsi="Latha" w:cs="Latha"/>
+                <w:sz w:val="28"/>
+                <w:szCs w:val="28"/>
+                <w:lang w:bidi="ta-IN"/>
+              </w:rPr>
+            </w:pPr>
+            <w:r>
+              <w:rPr>
+                <w:rFonts w:ascii="Latha" w:hAnsi="Latha" w:cs="Latha"/>
+                <w:sz w:val="28"/>
+                <w:szCs w:val="28"/>
+                <w:cs/>
+                <w:lang w:bidi="ta-IN"/>
+              </w:rPr>
+              <w:t>ஸ</w:t>
+            </w:r>
+            <w:r>
+              <w:rPr>
+                <w:rFonts w:ascii="BRH Tamil Tab Extra" w:hAnsi="BRH Tamil Tab Extra" w:cs="Latha"/>
+                <w:b/>
+                <w:sz w:val="36"/>
+                <w:szCs w:val="28"/>
+                <w:lang w:bidi="ta-IN"/>
+              </w:rPr>
+              <w:t>…</w:t>
+            </w:r>
+            <w:r>
+              <w:rPr>
+                <w:rFonts w:ascii="Latha" w:hAnsi="Latha" w:cs="Latha"/>
+                <w:sz w:val="28"/>
+                <w:szCs w:val="28"/>
+                <w:cs/>
+                <w:lang w:bidi="ta-IN"/>
+              </w:rPr>
+              <w:t>ஜா</w:t>
+            </w:r>
+            <w:r>
+              <w:rPr>
+                <w:rFonts w:ascii="BRH Tamil Tab Extra" w:hAnsi="BRH Tamil Tab Extra" w:cs="Latha"/>
+                <w:b/>
+                <w:sz w:val="36"/>
+                <w:szCs w:val="28"/>
+                <w:lang w:bidi="ta-IN"/>
+              </w:rPr>
+              <w:t>…</w:t>
+            </w:r>
+            <w:r>
+              <w:rPr>
+                <w:rFonts w:ascii="Latha" w:hAnsi="Latha" w:cs="Latha"/>
+                <w:sz w:val="28"/>
+                <w:szCs w:val="28"/>
+                <w:cs/>
+                <w:lang w:bidi="ta-IN"/>
+              </w:rPr>
+              <w:t>தானா</w:t>
+            </w:r>
+            <w:r>
+              <w:rPr>
+                <w:rFonts w:ascii="BRH Tamil Tab Extra" w:hAnsi="BRH Tamil Tab Extra" w:cs="Latha"/>
+                <w:b/>
+                <w:sz w:val="36"/>
+                <w:szCs w:val="28"/>
+                <w:lang w:bidi="ta-IN"/>
+              </w:rPr>
+              <w:t>…</w:t>
+            </w:r>
+            <w:r>
+              <w:rPr>
+                <w:rFonts w:ascii="BRH Devanagari Extra" w:hAnsi="BRH Devanagari Extra" w:cs="Latha"/>
+                <w:b/>
+                <w:sz w:val="36"/>
+                <w:szCs w:val="28"/>
+                <w:lang w:bidi="ta-IN"/>
+              </w:rPr>
+              <w:t>ò</w:t>
+            </w:r>
+            <w:r>
+              <w:rPr>
+                <w:rFonts w:ascii="BRH Tamil Tab Extra" w:hAnsi="BRH Tamil Tab Extra" w:cs="Latha"/>
+                <w:b/>
+                <w:sz w:val="36"/>
+                <w:szCs w:val="28"/>
+                <w:lang w:bidi="ta-IN"/>
+              </w:rPr>
+              <w:t>…</w:t>
+            </w:r>
+            <w:r>
+              <w:rPr>
+                <w:rFonts w:ascii="Latha" w:hAnsi="Latha" w:cs="Latha"/>
+                <w:sz w:val="28"/>
+                <w:szCs w:val="28"/>
+                <w:lang w:bidi="ta-IN"/>
+              </w:rPr>
+              <w:t xml:space="preserve"> </w:t>
+            </w:r>
+            <w:r>
+              <w:rPr>
+                <w:rFonts w:ascii="Latha" w:hAnsi="Latha" w:cs="Latha"/>
+                <w:sz w:val="28"/>
+                <w:szCs w:val="28"/>
+                <w:cs/>
+                <w:lang w:bidi="ta-IN"/>
+              </w:rPr>
+              <w:t>ஶ்ரை</w:t>
+            </w:r>
+            <w:r>
+              <w:rPr>
+                <w:rFonts w:ascii="Latha" w:hAnsi="Latha" w:cs="Latha"/>
+                <w:sz w:val="28"/>
+                <w:szCs w:val="28"/>
+                <w:highlight w:val="green"/>
+                <w:cs/>
+                <w:lang w:bidi="ta-IN"/>
+              </w:rPr>
+              <w:t>ஷ்</w:t>
+            </w:r>
+            <w:r>
+              <w:rPr>
+                <w:rFonts w:ascii="Latha" w:hAnsi="Latha" w:cs="Latha" w:hint="cs"/>
+                <w:sz w:val="28"/>
+                <w:szCs w:val="28"/>
+                <w:highlight w:val="green"/>
+                <w:cs/>
+                <w:lang w:bidi="ta-IN"/>
+              </w:rPr>
+              <w:t>ட்</w:t>
+            </w:r>
+            <w:r>
+              <w:rPr>
+                <w:rFonts w:ascii="Latha" w:hAnsi="Latha" w:cs="Latha"/>
+                <w:b/>
+                <w:bCs/>
+                <w:position w:val="-12"/>
+                <w:sz w:val="28"/>
+                <w:szCs w:val="28"/>
+                <w:highlight w:val="green"/>
+                <w:cs/>
+                <w:lang w:bidi="ta-IN"/>
+              </w:rPr>
+              <w:t>2</w:t>
+            </w:r>
+            <w:r>
+              <w:rPr>
+                <w:rFonts w:ascii="Latha" w:hAnsi="Latha" w:cs="Latha"/>
+                <w:sz w:val="28"/>
+                <w:szCs w:val="28"/>
+                <w:highlight w:val="green"/>
+                <w:cs/>
+                <w:lang w:bidi="ta-IN"/>
+              </w:rPr>
+              <w:t>‍</w:t>
+            </w:r>
+            <w:r>
+              <w:rPr>
+                <w:rFonts w:ascii="Latha" w:hAnsi="Latha" w:cs="Latha" w:hint="cs"/>
+                <w:sz w:val="28"/>
+                <w:szCs w:val="28"/>
+                <w:highlight w:val="green"/>
+                <w:cs/>
+                <w:lang w:bidi="ta-IN"/>
+              </w:rPr>
+              <w:t>யே</w:t>
+            </w:r>
+            <w:r>
+              <w:rPr>
+                <w:rFonts w:ascii="BRH Tamil Tab Extra" w:hAnsi="BRH Tamil Tab Extra" w:cs="Latha"/>
+                <w:b/>
+                <w:sz w:val="36"/>
+                <w:szCs w:val="28"/>
+                <w:highlight w:val="green"/>
+                <w:lang w:bidi="ta-IN"/>
+              </w:rPr>
+              <w:t>‡</w:t>
+            </w:r>
+            <w:r>
+              <w:rPr>
+                <w:rFonts w:ascii="Latha" w:hAnsi="Latha" w:cs="Latha"/>
+                <w:sz w:val="28"/>
+                <w:szCs w:val="28"/>
+                <w:highlight w:val="green"/>
+                <w:lang w:bidi="ta-IN"/>
+              </w:rPr>
+              <w:t xml:space="preserve"> |</w:t>
+            </w:r>
+          </w:p>
+          <w:p>
+            <w:pPr>
+              <w:spacing w:before="0" w:line="240" w:lineRule="auto"/>
+              <w:rPr>
+                <w:rFonts w:ascii="Latha" w:hAnsi="Latha" w:cs="Latha"/>
+                <w:sz w:val="28"/>
+                <w:szCs w:val="28"/>
+                <w:cs/>
+                <w:lang w:bidi="ta-IN"/>
+              </w:rPr>
+            </w:pPr>
+            <w:r>
+              <w:rPr>
+                <w:rFonts w:ascii="Latha" w:hAnsi="Latha" w:cs="Latha"/>
+                <w:sz w:val="28"/>
+                <w:szCs w:val="28"/>
+                <w:cs/>
+                <w:lang w:bidi="ta-IN"/>
+              </w:rPr>
+              <w:t>ஶ்</w:t>
+            </w:r>
+            <w:r>
+              <w:rPr>
+                <w:rFonts w:ascii="Latha" w:hAnsi="Latha" w:cs="Latha"/>
+                <w:sz w:val="28"/>
+                <w:szCs w:val="28"/>
+                <w:highlight w:val="green"/>
+                <w:cs/>
+                <w:lang w:bidi="ta-IN"/>
+              </w:rPr>
+              <w:t>ரைஷ்ட்</w:t>
+            </w:r>
+            <w:r>
+              <w:rPr>
+                <w:rFonts w:ascii="Latha" w:hAnsi="Latha" w:cs="Latha"/>
+                <w:b/>
+                <w:bCs/>
+                <w:position w:val="-12"/>
+                <w:sz w:val="28"/>
+                <w:szCs w:val="28"/>
+                <w:highlight w:val="green"/>
+                <w:cs/>
+                <w:lang w:bidi="ta-IN"/>
+              </w:rPr>
+              <w:t>2</w:t>
+            </w:r>
+            <w:r>
+              <w:rPr>
+                <w:rFonts w:ascii="Latha" w:hAnsi="Latha" w:cs="Latha"/>
+                <w:sz w:val="28"/>
+                <w:szCs w:val="28"/>
+                <w:highlight w:val="green"/>
+                <w:cs/>
+                <w:lang w:bidi="ta-IN"/>
+              </w:rPr>
+              <w:t>‌ய</w:t>
+            </w:r>
+            <w:r>
+              <w:rPr>
+                <w:rFonts w:ascii="BRH Tamil Tab Extra" w:hAnsi="BRH Tamil Tab Extra" w:cs="Latha"/>
+                <w:b/>
+                <w:sz w:val="36"/>
+                <w:szCs w:val="28"/>
+                <w:highlight w:val="green"/>
+              </w:rPr>
+              <w:t>…</w:t>
+            </w:r>
+            <w:r>
+              <w:rPr>
+                <w:rFonts w:ascii="Latha" w:hAnsi="Latha" w:cs="Latha"/>
+                <w:sz w:val="28"/>
+                <w:szCs w:val="28"/>
+                <w:highlight w:val="green"/>
+              </w:rPr>
+              <w:t xml:space="preserve"> </w:t>
+            </w:r>
+            <w:r>
+              <w:rPr>
+                <w:rFonts w:ascii="Latha" w:hAnsi="Latha" w:cs="Latha"/>
+                <w:sz w:val="28"/>
+                <w:szCs w:val="28"/>
+                <w:highlight w:val="green"/>
+                <w:cs/>
+                <w:lang w:bidi="ta-IN"/>
+              </w:rPr>
+              <w:t>ஆ</w:t>
             </w:r>
           </w:p>
         </w:tc>
@@ -776,7 +2253,7 @@
         </w:tc>
         <w:tc>
           <w:tcPr>
-            <w:tcW w:w="5103" w:type="dxa"/>
+            <w:tcW w:w="4961" w:type="dxa"/>
           </w:tcPr>
           <w:p>
             <w:pPr>
@@ -1032,7 +2509,7 @@
         </w:tc>
         <w:tc>
           <w:tcPr>
-            <w:tcW w:w="5386" w:type="dxa"/>
+            <w:tcW w:w="5670" w:type="dxa"/>
           </w:tcPr>
           <w:p>
             <w:pPr>
@@ -1324,11 +2801,187 @@
                 <w:szCs w:val="32"/>
               </w:rPr>
             </w:pPr>
+            <w:r>
+              <w:rPr>
+                <w:rFonts w:cs="Arial"/>
+                <w:b/>
+                <w:color w:val="000000"/>
+                <w:sz w:val="28"/>
+                <w:szCs w:val="32"/>
+              </w:rPr>
+              <w:t>T.S.</w:t>
+            </w:r>
+            <w:r>
+              <w:rPr>
+                <w:rFonts w:cs="Arial"/>
+                <w:b/>
+                <w:color w:val="000000"/>
+                <w:sz w:val="28"/>
+                <w:szCs w:val="32"/>
+              </w:rPr>
+              <w:t>3.5.</w:t>
+            </w:r>
+            <w:r>
+              <w:rPr>
+                <w:rFonts w:cs="Arial"/>
+                <w:b/>
+                <w:color w:val="000000"/>
+                <w:sz w:val="28"/>
+                <w:szCs w:val="32"/>
+              </w:rPr>
+              <w:t>8</w:t>
+            </w:r>
+            <w:r>
+              <w:rPr>
+                <w:rFonts w:cs="Arial"/>
+                <w:b/>
+                <w:color w:val="000000"/>
+                <w:sz w:val="28"/>
+                <w:szCs w:val="32"/>
+              </w:rPr>
+              <w:t>.</w:t>
+            </w:r>
+            <w:r>
+              <w:rPr>
+                <w:rFonts w:cs="Arial"/>
+                <w:b/>
+                <w:color w:val="000000"/>
+                <w:sz w:val="28"/>
+                <w:szCs w:val="32"/>
+              </w:rPr>
+              <w:t>1</w:t>
+            </w:r>
+            <w:r>
+              <w:rPr>
+                <w:rFonts w:cs="Arial"/>
+                <w:b/>
+                <w:color w:val="000000"/>
+                <w:sz w:val="28"/>
+                <w:szCs w:val="32"/>
+              </w:rPr>
+              <w:t xml:space="preserve"> </w:t>
+            </w:r>
+            <w:r>
+              <w:rPr>
+                <w:rFonts w:cs="Arial"/>
+                <w:b/>
+                <w:color w:val="000000"/>
+                <w:sz w:val="28"/>
+                <w:szCs w:val="32"/>
+              </w:rPr>
+              <w:t>– Kramam</w:t>
+            </w:r>
+          </w:p>
+          <w:p>
+            <w:pPr>
+              <w:widowControl w:val="0"/>
+              <w:tabs>
+                <w:tab w:val="left" w:pos="993"/>
+              </w:tabs>
+              <w:autoSpaceDE w:val="0"/>
+              <w:autoSpaceDN w:val="0"/>
+              <w:adjustRightInd w:val="0"/>
+              <w:spacing w:before="0" w:line="240" w:lineRule="auto"/>
+              <w:ind w:right="297"/>
+              <w:rPr>
+                <w:rFonts w:cs="Arial"/>
+                <w:b/>
+                <w:color w:val="000000"/>
+                <w:sz w:val="28"/>
+                <w:szCs w:val="32"/>
+                <w:lang w:val="en-IN"/>
+              </w:rPr>
+            </w:pPr>
+            <w:r>
+              <w:rPr>
+                <w:rFonts w:cs="Arial"/>
+                <w:b/>
+                <w:color w:val="000000"/>
+                <w:sz w:val="28"/>
+                <w:szCs w:val="32"/>
+                <w:lang w:val="en-IN"/>
+              </w:rPr>
+              <w:t xml:space="preserve">Krama Vaakyam No. - </w:t>
+            </w:r>
+            <w:r>
+              <w:rPr>
+                <w:rFonts w:cs="Arial"/>
+                <w:b/>
+                <w:color w:val="000000"/>
+                <w:sz w:val="28"/>
+                <w:szCs w:val="32"/>
+                <w:lang w:val="en-IN"/>
+              </w:rPr>
+              <w:t>15</w:t>
+            </w:r>
+          </w:p>
+          <w:p>
+            <w:pPr>
+              <w:widowControl w:val="0"/>
+              <w:tabs>
+                <w:tab w:val="left" w:pos="993"/>
+              </w:tabs>
+              <w:autoSpaceDE w:val="0"/>
+              <w:autoSpaceDN w:val="0"/>
+              <w:adjustRightInd w:val="0"/>
+              <w:spacing w:before="0" w:line="240" w:lineRule="auto"/>
+              <w:ind w:right="297"/>
+              <w:rPr>
+                <w:rFonts w:cs="Arial"/>
+                <w:b/>
+                <w:color w:val="000000"/>
+                <w:sz w:val="28"/>
+                <w:szCs w:val="32"/>
+              </w:rPr>
+            </w:pPr>
+            <w:r>
+              <w:rPr>
+                <w:rFonts w:cs="Arial"/>
+                <w:b/>
+                <w:color w:val="000000"/>
+                <w:sz w:val="28"/>
+                <w:szCs w:val="32"/>
+                <w:lang w:val="it-IT"/>
+              </w:rPr>
+              <w:t>Panchaati No</w:t>
+            </w:r>
+            <w:r>
+              <w:rPr>
+                <w:rFonts w:cs="Arial"/>
+                <w:b/>
+                <w:color w:val="000000"/>
+                <w:szCs w:val="32"/>
+                <w:lang w:val="it-IT"/>
+              </w:rPr>
+              <w:t xml:space="preserve">. - </w:t>
+            </w:r>
+            <w:r>
+              <w:rPr>
+                <w:rFonts w:cs="Arial"/>
+                <w:b/>
+                <w:color w:val="000000"/>
+                <w:sz w:val="28"/>
+                <w:szCs w:val="32"/>
+                <w:lang w:val="it-IT"/>
+              </w:rPr>
+              <w:t>2</w:t>
+            </w:r>
+            <w:r>
+              <w:rPr>
+                <w:rFonts w:cs="Arial"/>
+                <w:b/>
+                <w:color w:val="000000"/>
+                <w:sz w:val="28"/>
+                <w:szCs w:val="32"/>
+                <w:lang w:val="it-IT"/>
+              </w:rPr>
+              <w:t>5</w:t>
+            </w:r>
           </w:p>
         </w:tc>
         <w:tc>
           <w:tcPr>
-            <w:tcW w:w="5103" w:type="dxa"/>
+            <w:tcW w:w="4961" w:type="dxa"/>
           </w:tcPr>
           <w:p>
             <w:pPr>
@@ -1345,11 +2998,351 @@
                 <w:lang w:bidi="ta-IN"/>
               </w:rPr>
             </w:pPr>
+            <w:r>
+              <w:rPr>
+                <w:rFonts w:ascii="Latha" w:hAnsi="Latha" w:cs="Latha"/>
+                <w:sz w:val="28"/>
+                <w:szCs w:val="28"/>
+                <w:cs/>
+                <w:lang w:bidi="ta-IN"/>
+              </w:rPr>
+              <w:t>தே</w:t>
+            </w:r>
+            <w:r>
+              <w:rPr>
+                <w:rFonts w:ascii="BRH Tamil Tab Extra" w:hAnsi="BRH Tamil Tab Extra" w:cs="Latha"/>
+                <w:b/>
+                <w:sz w:val="36"/>
+                <w:szCs w:val="28"/>
+                <w:lang w:bidi="ta-IN"/>
+              </w:rPr>
+              <w:t>…</w:t>
+            </w:r>
+            <w:r>
+              <w:rPr>
+                <w:rFonts w:ascii="Latha" w:hAnsi="Latha" w:cs="Latha"/>
+                <w:b/>
+                <w:bCs/>
+                <w:position w:val="-12"/>
+                <w:sz w:val="28"/>
+                <w:szCs w:val="28"/>
+                <w:cs/>
+                <w:lang w:bidi="ta-IN"/>
+              </w:rPr>
+              <w:t>3</w:t>
+            </w:r>
+            <w:r>
+              <w:rPr>
+                <w:rFonts w:ascii="Latha" w:hAnsi="Latha" w:cs="Latha"/>
+                <w:sz w:val="28"/>
+                <w:szCs w:val="28"/>
+                <w:cs/>
+                <w:lang w:bidi="ta-IN"/>
+              </w:rPr>
+              <w:t>வேப்</w:t>
+            </w:r>
+            <w:r>
+              <w:rPr>
+                <w:rFonts w:ascii="Latha" w:hAnsi="Latha" w:cs="Latha"/>
+                <w:b/>
+                <w:bCs/>
+                <w:position w:val="-12"/>
+                <w:sz w:val="28"/>
+                <w:szCs w:val="28"/>
+                <w:cs/>
+                <w:lang w:bidi="ta-IN"/>
+              </w:rPr>
+              <w:t>4</w:t>
+            </w:r>
+            <w:r>
+              <w:rPr>
+                <w:rFonts w:ascii="Latha" w:hAnsi="Latha" w:cs="Latha"/>
+                <w:sz w:val="28"/>
+                <w:szCs w:val="28"/>
+                <w:cs/>
+                <w:lang w:bidi="ta-IN"/>
+              </w:rPr>
+              <w:t>யோ</w:t>
+            </w:r>
+            <w:r>
+              <w:rPr>
+                <w:rFonts w:ascii="BRH Tamil Tab Extra" w:hAnsi="BRH Tamil Tab Extra" w:cs="Latha"/>
+                <w:b/>
+                <w:sz w:val="36"/>
+                <w:szCs w:val="28"/>
+                <w:lang w:bidi="ta-IN"/>
+              </w:rPr>
+              <w:t>‡</w:t>
+            </w:r>
+            <w:r>
+              <w:rPr>
+                <w:rFonts w:ascii="Latha" w:hAnsi="Latha" w:cs="Latha"/>
+                <w:sz w:val="28"/>
+                <w:szCs w:val="28"/>
+                <w:lang w:bidi="ta-IN"/>
+              </w:rPr>
+              <w:t xml:space="preserve"> </w:t>
+            </w:r>
+            <w:r>
+              <w:rPr>
+                <w:rFonts w:ascii="BRH Devanagari Extra" w:hAnsi="BRH Devanagari Extra" w:cs="Latha"/>
+                <w:b/>
+                <w:sz w:val="36"/>
+                <w:szCs w:val="28"/>
+                <w:lang w:bidi="ta-IN"/>
+              </w:rPr>
+              <w:t>Å</w:t>
+            </w:r>
+            <w:r>
+              <w:rPr>
+                <w:rFonts w:ascii="Latha" w:hAnsi="Latha" w:cs="Latha"/>
+                <w:sz w:val="28"/>
+                <w:szCs w:val="28"/>
+                <w:cs/>
+                <w:lang w:bidi="ta-IN"/>
+              </w:rPr>
+              <w:t>க்</w:t>
+            </w:r>
+            <w:r>
+              <w:rPr>
+                <w:rFonts w:ascii="Latha" w:hAnsi="Latha" w:cs="Latha"/>
+                <w:b/>
+                <w:bCs/>
+                <w:position w:val="-12"/>
+                <w:sz w:val="28"/>
+                <w:szCs w:val="28"/>
+                <w:cs/>
+                <w:lang w:bidi="ta-IN"/>
+              </w:rPr>
+              <w:t>3</w:t>
+            </w:r>
+            <w:r>
+              <w:rPr>
+                <w:rFonts w:ascii="Latha" w:hAnsi="Latha" w:cs="Latha"/>
+                <w:sz w:val="28"/>
+                <w:szCs w:val="28"/>
+                <w:cs/>
+                <w:lang w:bidi="ta-IN"/>
+              </w:rPr>
+              <w:t>னிஜி</w:t>
+            </w:r>
+            <w:r>
+              <w:rPr>
+                <w:rFonts w:ascii="BRH Tamil Tab Extra" w:hAnsi="BRH Tamil Tab Extra" w:cs="Latha"/>
+                <w:b/>
+                <w:sz w:val="36"/>
+                <w:szCs w:val="28"/>
+                <w:lang w:bidi="ta-IN"/>
+              </w:rPr>
+              <w:t>…</w:t>
+            </w:r>
+            <w:r>
+              <w:rPr>
+                <w:rFonts w:ascii="Latha" w:hAnsi="Latha" w:cs="Latha"/>
+                <w:sz w:val="28"/>
+                <w:szCs w:val="28"/>
+                <w:cs/>
+                <w:lang w:bidi="ta-IN"/>
+              </w:rPr>
+              <w:t>ஹ்வேப்</w:t>
+            </w:r>
+            <w:r>
+              <w:rPr>
+                <w:rFonts w:ascii="Latha" w:hAnsi="Latha" w:cs="Latha"/>
+                <w:b/>
+                <w:bCs/>
+                <w:position w:val="-12"/>
+                <w:sz w:val="28"/>
+                <w:szCs w:val="28"/>
+                <w:cs/>
+                <w:lang w:bidi="ta-IN"/>
+              </w:rPr>
+              <w:t>4</w:t>
+            </w:r>
+            <w:r>
+              <w:rPr>
+                <w:rFonts w:ascii="Latha" w:hAnsi="Latha" w:cs="Latha"/>
+                <w:sz w:val="28"/>
+                <w:szCs w:val="28"/>
+                <w:cs/>
+                <w:lang w:bidi="ta-IN"/>
+              </w:rPr>
+              <w:t>ய</w:t>
+            </w:r>
+            <w:r>
+              <w:rPr>
+                <w:rFonts w:ascii="BRH Tamil Tab Extra" w:hAnsi="BRH Tamil Tab Extra" w:cs="Latha"/>
+                <w:b/>
+                <w:sz w:val="36"/>
+                <w:szCs w:val="28"/>
+                <w:lang w:bidi="ta-IN"/>
+              </w:rPr>
+              <w:t>†</w:t>
+            </w:r>
+            <w:r>
+              <w:rPr>
+                <w:rFonts w:ascii="Latha" w:hAnsi="Latha" w:cs="Latha"/>
+                <w:b/>
+                <w:bCs/>
+                <w:sz w:val="32"/>
+                <w:szCs w:val="32"/>
+                <w:cs/>
+                <w:lang w:bidi="ta-IN"/>
+              </w:rPr>
+              <w:t>:</w:t>
+            </w:r>
+            <w:r>
+              <w:rPr>
+                <w:rFonts w:ascii="Latha" w:hAnsi="Latha" w:cs="Latha"/>
+                <w:sz w:val="28"/>
+                <w:szCs w:val="28"/>
+                <w:lang w:bidi="ta-IN"/>
+              </w:rPr>
+              <w:t xml:space="preserve"> | </w:t>
+            </w:r>
+            <w:r>
+              <w:rPr>
+                <w:rFonts w:ascii="BRH Tamil Tab Extra" w:hAnsi="BRH Tamil Tab Extra" w:cs="Latha"/>
+                <w:b/>
+                <w:sz w:val="36"/>
+                <w:szCs w:val="28"/>
+                <w:highlight w:val="yellow"/>
+                <w:lang w:bidi="ta-IN"/>
+              </w:rPr>
+              <w:t>…</w:t>
+            </w:r>
+            <w:r>
+              <w:rPr>
+                <w:rFonts w:ascii="Latha" w:hAnsi="Latha" w:cs="Latha"/>
+                <w:sz w:val="28"/>
+                <w:szCs w:val="28"/>
+                <w:highlight w:val="yellow"/>
+                <w:cs/>
+                <w:lang w:bidi="ta-IN"/>
+              </w:rPr>
+              <w:t>க்</w:t>
+            </w:r>
+            <w:r>
+              <w:rPr>
+                <w:rFonts w:ascii="Latha" w:hAnsi="Latha" w:cs="Latha"/>
+                <w:b/>
+                <w:bCs/>
+                <w:position w:val="-12"/>
+                <w:sz w:val="28"/>
+                <w:szCs w:val="28"/>
+                <w:highlight w:val="yellow"/>
+                <w:cs/>
+                <w:lang w:bidi="ta-IN"/>
+              </w:rPr>
+              <w:t>3</w:t>
+            </w:r>
+            <w:r>
+              <w:rPr>
+                <w:rFonts w:ascii="Latha" w:hAnsi="Latha" w:cs="Latha"/>
+                <w:sz w:val="28"/>
+                <w:szCs w:val="28"/>
+                <w:cs/>
+                <w:lang w:bidi="ta-IN"/>
+              </w:rPr>
+              <w:t>னி</w:t>
+            </w:r>
+            <w:r>
+              <w:rPr>
+                <w:rFonts w:ascii="BRH Tamil Tab Extra" w:hAnsi="BRH Tamil Tab Extra" w:cs="Latha"/>
+                <w:b/>
+                <w:sz w:val="36"/>
+                <w:szCs w:val="28"/>
+                <w:lang w:bidi="ta-IN"/>
+              </w:rPr>
+              <w:t>…</w:t>
+            </w:r>
+            <w:r>
+              <w:rPr>
+                <w:rFonts w:ascii="Latha" w:hAnsi="Latha" w:cs="Latha"/>
+                <w:sz w:val="28"/>
+                <w:szCs w:val="28"/>
+                <w:cs/>
+                <w:lang w:bidi="ta-IN"/>
+              </w:rPr>
+              <w:t>ஜி</w:t>
+            </w:r>
+            <w:r>
+              <w:rPr>
+                <w:rFonts w:ascii="BRH Tamil Tab Extra" w:hAnsi="BRH Tamil Tab Extra" w:cs="Latha"/>
+                <w:b/>
+                <w:sz w:val="36"/>
+                <w:szCs w:val="28"/>
+                <w:lang w:bidi="ta-IN"/>
+              </w:rPr>
+              <w:t>…</w:t>
+            </w:r>
+            <w:r>
+              <w:rPr>
+                <w:rFonts w:ascii="Latha" w:hAnsi="Latha" w:cs="Latha"/>
+                <w:sz w:val="28"/>
+                <w:szCs w:val="28"/>
+                <w:cs/>
+                <w:lang w:bidi="ta-IN"/>
+              </w:rPr>
+              <w:t>ஹ்வேப்</w:t>
+            </w:r>
+            <w:r>
+              <w:rPr>
+                <w:rFonts w:ascii="Latha" w:hAnsi="Latha" w:cs="Latha"/>
+                <w:b/>
+                <w:bCs/>
+                <w:position w:val="-12"/>
+                <w:sz w:val="28"/>
+                <w:szCs w:val="28"/>
+                <w:cs/>
+                <w:lang w:bidi="ta-IN"/>
+              </w:rPr>
+              <w:t>4</w:t>
+            </w:r>
+            <w:r>
+              <w:rPr>
+                <w:rFonts w:ascii="Latha" w:hAnsi="Latha" w:cs="Latha"/>
+                <w:sz w:val="28"/>
+                <w:szCs w:val="28"/>
+                <w:cs/>
+                <w:lang w:bidi="ta-IN"/>
+              </w:rPr>
+              <w:t>ய</w:t>
+            </w:r>
+            <w:r>
+              <w:rPr>
+                <w:rFonts w:ascii="BRH Tamil Tab Extra" w:hAnsi="BRH Tamil Tab Extra" w:cs="Latha"/>
+                <w:b/>
+                <w:sz w:val="36"/>
+                <w:szCs w:val="28"/>
+                <w:lang w:bidi="ta-IN"/>
+              </w:rPr>
+              <w:t>†</w:t>
+            </w:r>
+            <w:r>
+              <w:rPr>
+                <w:rFonts w:ascii="Latha" w:hAnsi="Latha" w:cs="Latha"/>
+                <w:sz w:val="28"/>
+                <w:szCs w:val="28"/>
+                <w:cs/>
+                <w:lang w:bidi="ta-IN"/>
+              </w:rPr>
+              <w:t>ஸ்த்வா</w:t>
+            </w:r>
+            <w:r>
+              <w:rPr>
+                <w:rFonts w:ascii="Latha" w:hAnsi="Latha" w:cs="Latha"/>
+                <w:sz w:val="28"/>
+                <w:szCs w:val="28"/>
+                <w:lang w:bidi="ta-IN"/>
+              </w:rPr>
+              <w:t xml:space="preserve"> |</w:t>
+            </w:r>
           </w:p>
         </w:tc>
         <w:tc>
           <w:tcPr>
-            <w:tcW w:w="5386" w:type="dxa"/>
+            <w:tcW w:w="5670" w:type="dxa"/>
           </w:tcPr>
           <w:p>
             <w:pPr>
@@ -1362,6 +3355,1987 @@
                 <w:lang w:bidi="ta-IN"/>
               </w:rPr>
             </w:pPr>
+            <w:r>
+              <w:rPr>
+                <w:rFonts w:ascii="Latha" w:hAnsi="Latha" w:cs="Latha"/>
+                <w:sz w:val="28"/>
+                <w:szCs w:val="28"/>
+                <w:cs/>
+                <w:lang w:bidi="ta-IN"/>
+              </w:rPr>
+              <w:t>தே</w:t>
+            </w:r>
+            <w:r>
+              <w:rPr>
+                <w:rFonts w:ascii="BRH Tamil Tab Extra" w:hAnsi="BRH Tamil Tab Extra" w:cs="Latha"/>
+                <w:b/>
+                <w:sz w:val="36"/>
+                <w:szCs w:val="28"/>
+                <w:lang w:bidi="ta-IN"/>
+              </w:rPr>
+              <w:t>…</w:t>
+            </w:r>
+            <w:r>
+              <w:rPr>
+                <w:rFonts w:ascii="Latha" w:hAnsi="Latha" w:cs="Latha"/>
+                <w:b/>
+                <w:bCs/>
+                <w:position w:val="-12"/>
+                <w:sz w:val="28"/>
+                <w:szCs w:val="28"/>
+                <w:cs/>
+                <w:lang w:bidi="ta-IN"/>
+              </w:rPr>
+              <w:t>3</w:t>
+            </w:r>
+            <w:r>
+              <w:rPr>
+                <w:rFonts w:ascii="Latha" w:hAnsi="Latha" w:cs="Latha"/>
+                <w:sz w:val="28"/>
+                <w:szCs w:val="28"/>
+                <w:cs/>
+                <w:lang w:bidi="ta-IN"/>
+              </w:rPr>
+              <w:t>வேப்</w:t>
+            </w:r>
+            <w:r>
+              <w:rPr>
+                <w:rFonts w:ascii="Latha" w:hAnsi="Latha" w:cs="Latha"/>
+                <w:b/>
+                <w:bCs/>
+                <w:position w:val="-12"/>
+                <w:sz w:val="28"/>
+                <w:szCs w:val="28"/>
+                <w:cs/>
+                <w:lang w:bidi="ta-IN"/>
+              </w:rPr>
+              <w:t>4</w:t>
+            </w:r>
+            <w:r>
+              <w:rPr>
+                <w:rFonts w:ascii="Latha" w:hAnsi="Latha" w:cs="Latha"/>
+                <w:sz w:val="28"/>
+                <w:szCs w:val="28"/>
+                <w:cs/>
+                <w:lang w:bidi="ta-IN"/>
+              </w:rPr>
+              <w:t>யோ</w:t>
+            </w:r>
+            <w:r>
+              <w:rPr>
+                <w:rFonts w:ascii="BRH Tamil Tab Extra" w:hAnsi="BRH Tamil Tab Extra" w:cs="Latha"/>
+                <w:b/>
+                <w:sz w:val="36"/>
+                <w:szCs w:val="28"/>
+                <w:lang w:bidi="ta-IN"/>
+              </w:rPr>
+              <w:t>‡</w:t>
+            </w:r>
+            <w:r>
+              <w:rPr>
+                <w:rFonts w:ascii="Latha" w:hAnsi="Latha" w:cs="Latha"/>
+                <w:sz w:val="28"/>
+                <w:szCs w:val="28"/>
+                <w:lang w:bidi="ta-IN"/>
+              </w:rPr>
+              <w:t xml:space="preserve"> </w:t>
+            </w:r>
+            <w:r>
+              <w:rPr>
+                <w:rFonts w:ascii="BRH Devanagari Extra" w:hAnsi="BRH Devanagari Extra" w:cs="Latha"/>
+                <w:b/>
+                <w:sz w:val="36"/>
+                <w:szCs w:val="28"/>
+                <w:lang w:bidi="ta-IN"/>
+              </w:rPr>
+              <w:t>Å</w:t>
+            </w:r>
+            <w:r>
+              <w:rPr>
+                <w:rFonts w:ascii="Latha" w:hAnsi="Latha" w:cs="Latha"/>
+                <w:sz w:val="28"/>
+                <w:szCs w:val="28"/>
+                <w:cs/>
+                <w:lang w:bidi="ta-IN"/>
+              </w:rPr>
+              <w:t>க்</w:t>
+            </w:r>
+            <w:r>
+              <w:rPr>
+                <w:rFonts w:ascii="Latha" w:hAnsi="Latha" w:cs="Latha"/>
+                <w:b/>
+                <w:bCs/>
+                <w:position w:val="-12"/>
+                <w:sz w:val="28"/>
+                <w:szCs w:val="28"/>
+                <w:cs/>
+                <w:lang w:bidi="ta-IN"/>
+              </w:rPr>
+              <w:t>3</w:t>
+            </w:r>
+            <w:r>
+              <w:rPr>
+                <w:rFonts w:ascii="Latha" w:hAnsi="Latha" w:cs="Latha"/>
+                <w:sz w:val="28"/>
+                <w:szCs w:val="28"/>
+                <w:cs/>
+                <w:lang w:bidi="ta-IN"/>
+              </w:rPr>
+              <w:t>னிஜி</w:t>
+            </w:r>
+            <w:r>
+              <w:rPr>
+                <w:rFonts w:ascii="BRH Tamil Tab Extra" w:hAnsi="BRH Tamil Tab Extra" w:cs="Latha"/>
+                <w:b/>
+                <w:sz w:val="36"/>
+                <w:szCs w:val="28"/>
+                <w:lang w:bidi="ta-IN"/>
+              </w:rPr>
+              <w:t>…</w:t>
+            </w:r>
+            <w:r>
+              <w:rPr>
+                <w:rFonts w:ascii="Latha" w:hAnsi="Latha" w:cs="Latha"/>
+                <w:sz w:val="28"/>
+                <w:szCs w:val="28"/>
+                <w:cs/>
+                <w:lang w:bidi="ta-IN"/>
+              </w:rPr>
+              <w:t>ஹ்வேப்</w:t>
+            </w:r>
+            <w:r>
+              <w:rPr>
+                <w:rFonts w:ascii="Latha" w:hAnsi="Latha" w:cs="Latha"/>
+                <w:b/>
+                <w:bCs/>
+                <w:position w:val="-12"/>
+                <w:sz w:val="28"/>
+                <w:szCs w:val="28"/>
+                <w:cs/>
+                <w:lang w:bidi="ta-IN"/>
+              </w:rPr>
+              <w:t>4</w:t>
+            </w:r>
+            <w:r>
+              <w:rPr>
+                <w:rFonts w:ascii="Latha" w:hAnsi="Latha" w:cs="Latha"/>
+                <w:sz w:val="28"/>
+                <w:szCs w:val="28"/>
+                <w:cs/>
+                <w:lang w:bidi="ta-IN"/>
+              </w:rPr>
+              <w:t>ய</w:t>
+            </w:r>
+            <w:r>
+              <w:rPr>
+                <w:rFonts w:ascii="BRH Tamil Tab Extra" w:hAnsi="BRH Tamil Tab Extra" w:cs="Latha"/>
+                <w:b/>
+                <w:sz w:val="36"/>
+                <w:szCs w:val="28"/>
+                <w:lang w:bidi="ta-IN"/>
+              </w:rPr>
+              <w:t>†</w:t>
+            </w:r>
+            <w:r>
+              <w:rPr>
+                <w:rFonts w:ascii="Latha" w:hAnsi="Latha" w:cs="Latha"/>
+                <w:b/>
+                <w:bCs/>
+                <w:sz w:val="32"/>
+                <w:szCs w:val="32"/>
+                <w:cs/>
+                <w:lang w:bidi="ta-IN"/>
+              </w:rPr>
+              <w:t>:</w:t>
+            </w:r>
+            <w:r>
+              <w:rPr>
+                <w:rFonts w:ascii="Latha" w:hAnsi="Latha" w:cs="Latha"/>
+                <w:sz w:val="28"/>
+                <w:szCs w:val="28"/>
+                <w:lang w:bidi="ta-IN"/>
+              </w:rPr>
+              <w:t xml:space="preserve"> | </w:t>
+            </w:r>
+            <w:r>
+              <w:rPr>
+                <w:rFonts w:ascii="Latha" w:hAnsi="Latha" w:cs="Latha"/>
+                <w:sz w:val="28"/>
+                <w:szCs w:val="28"/>
+                <w:highlight w:val="green"/>
+                <w:cs/>
+                <w:lang w:bidi="ta-IN"/>
+              </w:rPr>
+              <w:t>அ</w:t>
+            </w:r>
+            <w:r>
+              <w:rPr>
+                <w:rFonts w:ascii="BRH Tamil Tab Extra" w:hAnsi="BRH Tamil Tab Extra" w:cs="Latha"/>
+                <w:b/>
+                <w:sz w:val="36"/>
+                <w:szCs w:val="28"/>
+                <w:highlight w:val="green"/>
+                <w:lang w:bidi="ta-IN"/>
+              </w:rPr>
+              <w:t>…</w:t>
+            </w:r>
+            <w:r>
+              <w:rPr>
+                <w:rFonts w:ascii="Latha" w:hAnsi="Latha" w:cs="Latha"/>
+                <w:sz w:val="28"/>
+                <w:szCs w:val="28"/>
+                <w:highlight w:val="green"/>
+                <w:cs/>
+                <w:lang w:bidi="ta-IN"/>
+              </w:rPr>
+              <w:t>க்</w:t>
+            </w:r>
+            <w:r>
+              <w:rPr>
+                <w:rFonts w:ascii="Latha" w:hAnsi="Latha" w:cs="Latha"/>
+                <w:b/>
+                <w:bCs/>
+                <w:position w:val="-12"/>
+                <w:sz w:val="28"/>
+                <w:szCs w:val="28"/>
+                <w:highlight w:val="green"/>
+                <w:cs/>
+                <w:lang w:bidi="ta-IN"/>
+              </w:rPr>
+              <w:t>3</w:t>
+            </w:r>
+            <w:r>
+              <w:rPr>
+                <w:rFonts w:ascii="Latha" w:hAnsi="Latha" w:cs="Latha"/>
+                <w:sz w:val="28"/>
+                <w:szCs w:val="28"/>
+                <w:cs/>
+                <w:lang w:bidi="ta-IN"/>
+              </w:rPr>
+              <w:t>னி</w:t>
+            </w:r>
+            <w:r>
+              <w:rPr>
+                <w:rFonts w:ascii="BRH Tamil Tab Extra" w:hAnsi="BRH Tamil Tab Extra" w:cs="Latha"/>
+                <w:b/>
+                <w:sz w:val="36"/>
+                <w:szCs w:val="28"/>
+                <w:lang w:bidi="ta-IN"/>
+              </w:rPr>
+              <w:t>…</w:t>
+            </w:r>
+            <w:r>
+              <w:rPr>
+                <w:rFonts w:ascii="Latha" w:hAnsi="Latha" w:cs="Latha"/>
+                <w:sz w:val="28"/>
+                <w:szCs w:val="28"/>
+                <w:cs/>
+                <w:lang w:bidi="ta-IN"/>
+              </w:rPr>
+              <w:t>ஜி</w:t>
+            </w:r>
+            <w:r>
+              <w:rPr>
+                <w:rFonts w:ascii="BRH Tamil Tab Extra" w:hAnsi="BRH Tamil Tab Extra" w:cs="Latha"/>
+                <w:b/>
+                <w:sz w:val="36"/>
+                <w:szCs w:val="28"/>
+                <w:lang w:bidi="ta-IN"/>
+              </w:rPr>
+              <w:t>…</w:t>
+            </w:r>
+            <w:r>
+              <w:rPr>
+                <w:rFonts w:ascii="Latha" w:hAnsi="Latha" w:cs="Latha"/>
+                <w:sz w:val="28"/>
+                <w:szCs w:val="28"/>
+                <w:cs/>
+                <w:lang w:bidi="ta-IN"/>
+              </w:rPr>
+              <w:t>ஹ்வேப்</w:t>
+            </w:r>
+            <w:r>
+              <w:rPr>
+                <w:rFonts w:ascii="Latha" w:hAnsi="Latha" w:cs="Latha"/>
+                <w:b/>
+                <w:bCs/>
+                <w:position w:val="-12"/>
+                <w:sz w:val="28"/>
+                <w:szCs w:val="28"/>
+                <w:cs/>
+                <w:lang w:bidi="ta-IN"/>
+              </w:rPr>
+              <w:t>4</w:t>
+            </w:r>
+            <w:r>
+              <w:rPr>
+                <w:rFonts w:ascii="Latha" w:hAnsi="Latha" w:cs="Latha"/>
+                <w:sz w:val="28"/>
+                <w:szCs w:val="28"/>
+                <w:cs/>
+                <w:lang w:bidi="ta-IN"/>
+              </w:rPr>
+              <w:t>ய</w:t>
+            </w:r>
+            <w:r>
+              <w:rPr>
+                <w:rFonts w:ascii="BRH Tamil Tab Extra" w:hAnsi="BRH Tamil Tab Extra" w:cs="Latha"/>
+                <w:b/>
+                <w:sz w:val="36"/>
+                <w:szCs w:val="28"/>
+                <w:lang w:bidi="ta-IN"/>
+              </w:rPr>
+              <w:t>†</w:t>
+            </w:r>
+            <w:r>
+              <w:rPr>
+                <w:rFonts w:ascii="Latha" w:hAnsi="Latha" w:cs="Latha"/>
+                <w:sz w:val="28"/>
+                <w:szCs w:val="28"/>
+                <w:cs/>
+                <w:lang w:bidi="ta-IN"/>
+              </w:rPr>
+              <w:t>ஸ்த்வா</w:t>
+            </w:r>
+            <w:r>
+              <w:rPr>
+                <w:rFonts w:ascii="Latha" w:hAnsi="Latha" w:cs="Latha"/>
+                <w:sz w:val="28"/>
+                <w:szCs w:val="28"/>
+                <w:lang w:bidi="ta-IN"/>
+              </w:rPr>
+              <w:t xml:space="preserve"> |</w:t>
+            </w:r>
+          </w:p>
+        </w:tc>
+      </w:tr>
+      <w:tr>
+        <w:trPr>
+          <w:trHeight w:val="1118"/>
+        </w:trPr>
+        <w:tc>
+          <w:tcPr>
+            <w:tcW w:w="3906" w:type="dxa"/>
+          </w:tcPr>
+          <w:p>
+            <w:pPr>
+              <w:widowControl w:val="0"/>
+              <w:tabs>
+                <w:tab w:val="left" w:pos="993"/>
+              </w:tabs>
+              <w:autoSpaceDE w:val="0"/>
+              <w:autoSpaceDN w:val="0"/>
+              <w:adjustRightInd w:val="0"/>
+              <w:spacing w:before="0" w:line="240" w:lineRule="auto"/>
+              <w:ind w:right="297"/>
+              <w:rPr>
+                <w:rFonts w:cs="Arial"/>
+                <w:b/>
+                <w:color w:val="000000"/>
+                <w:sz w:val="28"/>
+                <w:szCs w:val="32"/>
+              </w:rPr>
+            </w:pPr>
+            <w:r>
+              <w:rPr>
+                <w:rFonts w:cs="Arial"/>
+                <w:b/>
+                <w:color w:val="000000"/>
+                <w:sz w:val="28"/>
+                <w:szCs w:val="32"/>
+              </w:rPr>
+              <w:lastRenderedPageBreak/>
+              <w:t>T.S.</w:t>
+            </w:r>
+            <w:r>
+              <w:rPr>
+                <w:rFonts w:cs="Arial"/>
+                <w:b/>
+                <w:color w:val="000000"/>
+                <w:sz w:val="28"/>
+                <w:szCs w:val="32"/>
+              </w:rPr>
+              <w:t>3.5.</w:t>
+            </w:r>
+            <w:r>
+              <w:rPr>
+                <w:rFonts w:cs="Arial"/>
+                <w:b/>
+                <w:color w:val="000000"/>
+                <w:sz w:val="28"/>
+                <w:szCs w:val="32"/>
+              </w:rPr>
+              <w:t>10</w:t>
+            </w:r>
+            <w:r>
+              <w:rPr>
+                <w:rFonts w:cs="Arial"/>
+                <w:b/>
+                <w:color w:val="000000"/>
+                <w:sz w:val="28"/>
+                <w:szCs w:val="32"/>
+              </w:rPr>
+              <w:t>.</w:t>
+            </w:r>
+            <w:r>
+              <w:rPr>
+                <w:rFonts w:cs="Arial"/>
+                <w:b/>
+                <w:color w:val="000000"/>
+                <w:sz w:val="28"/>
+                <w:szCs w:val="32"/>
+              </w:rPr>
+              <w:t>2</w:t>
+            </w:r>
+            <w:r>
+              <w:rPr>
+                <w:rFonts w:cs="Arial"/>
+                <w:b/>
+                <w:color w:val="000000"/>
+                <w:sz w:val="28"/>
+                <w:szCs w:val="32"/>
+              </w:rPr>
+              <w:t xml:space="preserve"> </w:t>
+            </w:r>
+            <w:r>
+              <w:rPr>
+                <w:rFonts w:cs="Arial"/>
+                <w:b/>
+                <w:color w:val="000000"/>
+                <w:sz w:val="28"/>
+                <w:szCs w:val="32"/>
+              </w:rPr>
+              <w:t>– Kramam</w:t>
+            </w:r>
+          </w:p>
+          <w:p>
+            <w:pPr>
+              <w:widowControl w:val="0"/>
+              <w:tabs>
+                <w:tab w:val="left" w:pos="993"/>
+              </w:tabs>
+              <w:autoSpaceDE w:val="0"/>
+              <w:autoSpaceDN w:val="0"/>
+              <w:adjustRightInd w:val="0"/>
+              <w:spacing w:before="0" w:line="240" w:lineRule="auto"/>
+              <w:ind w:right="297"/>
+              <w:rPr>
+                <w:rFonts w:cs="Arial"/>
+                <w:b/>
+                <w:color w:val="000000"/>
+                <w:sz w:val="28"/>
+                <w:szCs w:val="32"/>
+                <w:lang w:val="en-IN"/>
+              </w:rPr>
+            </w:pPr>
+            <w:r>
+              <w:rPr>
+                <w:rFonts w:cs="Arial"/>
+                <w:b/>
+                <w:color w:val="000000"/>
+                <w:sz w:val="28"/>
+                <w:szCs w:val="32"/>
+                <w:lang w:val="en-IN"/>
+              </w:rPr>
+              <w:t xml:space="preserve">Krama Vaakyam No. </w:t>
+            </w:r>
+            <w:r>
+              <w:rPr>
+                <w:rFonts w:cs="Arial"/>
+                <w:b/>
+                <w:color w:val="000000"/>
+                <w:sz w:val="28"/>
+                <w:szCs w:val="32"/>
+                <w:lang w:val="en-IN"/>
+              </w:rPr>
+              <w:t>–</w:t>
+            </w:r>
+            <w:r>
+              <w:rPr>
+                <w:rFonts w:cs="Arial"/>
+                <w:b/>
+                <w:color w:val="000000"/>
+                <w:sz w:val="28"/>
+                <w:szCs w:val="32"/>
+                <w:lang w:val="en-IN"/>
+              </w:rPr>
+              <w:t xml:space="preserve"> </w:t>
+            </w:r>
+            <w:r>
+              <w:rPr>
+                <w:rFonts w:cs="Arial"/>
+                <w:b/>
+                <w:color w:val="000000"/>
+                <w:sz w:val="28"/>
+                <w:szCs w:val="32"/>
+                <w:lang w:val="en-IN"/>
+              </w:rPr>
+              <w:t>19,20</w:t>
+            </w:r>
+          </w:p>
+          <w:p>
+            <w:pPr>
+              <w:widowControl w:val="0"/>
+              <w:tabs>
+                <w:tab w:val="left" w:pos="993"/>
+              </w:tabs>
+              <w:autoSpaceDE w:val="0"/>
+              <w:autoSpaceDN w:val="0"/>
+              <w:adjustRightInd w:val="0"/>
+              <w:spacing w:before="0" w:line="240" w:lineRule="auto"/>
+              <w:ind w:right="297"/>
+              <w:rPr>
+                <w:rFonts w:cs="Arial"/>
+                <w:b/>
+                <w:color w:val="000000"/>
+                <w:sz w:val="28"/>
+                <w:szCs w:val="32"/>
+              </w:rPr>
+            </w:pPr>
+            <w:r>
+              <w:rPr>
+                <w:rFonts w:cs="Arial"/>
+                <w:b/>
+                <w:color w:val="000000"/>
+                <w:sz w:val="28"/>
+                <w:szCs w:val="32"/>
+                <w:lang w:val="it-IT"/>
+              </w:rPr>
+              <w:t>Panchaati No</w:t>
+            </w:r>
+            <w:r>
+              <w:rPr>
+                <w:rFonts w:cs="Arial"/>
+                <w:b/>
+                <w:color w:val="000000"/>
+                <w:szCs w:val="32"/>
+                <w:lang w:val="it-IT"/>
+              </w:rPr>
+              <w:t xml:space="preserve">. - </w:t>
+            </w:r>
+            <w:r>
+              <w:rPr>
+                <w:rFonts w:cs="Arial"/>
+                <w:b/>
+                <w:color w:val="000000"/>
+                <w:sz w:val="28"/>
+                <w:szCs w:val="28"/>
+                <w:lang w:val="it-IT"/>
+              </w:rPr>
+              <w:t>30</w:t>
+            </w:r>
+          </w:p>
+        </w:tc>
+        <w:tc>
+          <w:tcPr>
+            <w:tcW w:w="4961" w:type="dxa"/>
+          </w:tcPr>
+          <w:p>
+            <w:pPr>
+              <w:widowControl w:val="0"/>
+              <w:autoSpaceDE w:val="0"/>
+              <w:autoSpaceDN w:val="0"/>
+              <w:adjustRightInd w:val="0"/>
+              <w:spacing w:before="0" w:line="240" w:lineRule="auto"/>
+              <w:rPr>
+                <w:rFonts w:ascii="Latha" w:hAnsi="Latha" w:cs="Latha"/>
+                <w:sz w:val="28"/>
+                <w:szCs w:val="28"/>
+                <w:cs/>
+                <w:lang w:bidi="ta-IN"/>
+              </w:rPr>
+            </w:pPr>
+            <w:r>
+              <w:rPr>
+                <w:rFonts w:ascii="Latha" w:hAnsi="Latha" w:cs="Latha"/>
+                <w:sz w:val="28"/>
+                <w:szCs w:val="28"/>
+                <w:cs/>
+                <w:lang w:bidi="ta-IN"/>
+              </w:rPr>
+              <w:t>க்</w:t>
+            </w:r>
+            <w:r>
+              <w:rPr>
+                <w:rFonts w:ascii="Latha" w:hAnsi="Latha" w:cs="Latha"/>
+                <w:b/>
+                <w:bCs/>
+                <w:position w:val="-12"/>
+                <w:sz w:val="28"/>
+                <w:szCs w:val="28"/>
+                <w:cs/>
+                <w:lang w:bidi="ta-IN"/>
+              </w:rPr>
+              <w:t>3</w:t>
+            </w:r>
+            <w:r>
+              <w:rPr>
+                <w:rFonts w:ascii="Latha" w:hAnsi="Latha" w:cs="Latha"/>
+                <w:b/>
+                <w:bCs/>
+                <w:i/>
+                <w:iCs/>
+                <w:sz w:val="28"/>
+                <w:szCs w:val="28"/>
+                <w:cs/>
+                <w:lang w:bidi="ta-IN"/>
+              </w:rPr>
+              <w:t>ரு</w:t>
+            </w:r>
+            <w:r>
+              <w:rPr>
+                <w:rFonts w:ascii="BRH Tamil Tab Extra" w:hAnsi="BRH Tamil Tab Extra" w:cs="Latha"/>
+                <w:b/>
+                <w:sz w:val="36"/>
+                <w:szCs w:val="28"/>
+                <w:lang w:bidi="ta-IN"/>
+              </w:rPr>
+              <w:t>…</w:t>
+            </w:r>
+            <w:r>
+              <w:rPr>
+                <w:rFonts w:ascii="Latha" w:hAnsi="Latha" w:cs="Latha"/>
+                <w:sz w:val="28"/>
+                <w:szCs w:val="28"/>
+                <w:cs/>
+                <w:lang w:bidi="ta-IN"/>
+              </w:rPr>
+              <w:t>ஹ்யந்தே</w:t>
+            </w:r>
+            <w:r>
+              <w:rPr>
+                <w:rFonts w:ascii="BRH Tamil Tab Extra" w:hAnsi="BRH Tamil Tab Extra" w:cs="Latha"/>
+                <w:b/>
+                <w:sz w:val="36"/>
+                <w:szCs w:val="28"/>
+                <w:lang w:bidi="ta-IN"/>
+              </w:rPr>
+              <w:t>…</w:t>
+            </w:r>
+            <w:r>
+              <w:rPr>
+                <w:rFonts w:ascii="Latha" w:hAnsi="Latha" w:cs="Latha"/>
+                <w:sz w:val="28"/>
+                <w:szCs w:val="28"/>
+                <w:lang w:bidi="ta-IN"/>
+              </w:rPr>
+              <w:t xml:space="preserve"> </w:t>
+            </w:r>
+            <w:r>
+              <w:rPr>
+                <w:rFonts w:ascii="Latha" w:hAnsi="Latha" w:cs="Latha"/>
+                <w:sz w:val="28"/>
+                <w:szCs w:val="28"/>
+                <w:cs/>
+                <w:lang w:bidi="ta-IN"/>
+              </w:rPr>
+              <w:t>ஜ்யை</w:t>
+            </w:r>
+            <w:r>
+              <w:rPr>
+                <w:rFonts w:ascii="Latha" w:hAnsi="Latha" w:cs="Latha"/>
+                <w:sz w:val="28"/>
+                <w:szCs w:val="28"/>
+                <w:highlight w:val="yellow"/>
+                <w:cs/>
+                <w:lang w:bidi="ta-IN"/>
+              </w:rPr>
+              <w:t>ஷ்ட</w:t>
+            </w:r>
+            <w:r>
+              <w:rPr>
+                <w:rFonts w:ascii="BRH Tamil Tab Extra" w:hAnsi="BRH Tamil Tab Extra" w:cs="Latha"/>
+                <w:b/>
+                <w:sz w:val="36"/>
+                <w:szCs w:val="28"/>
+                <w:highlight w:val="yellow"/>
+                <w:lang w:bidi="ta-IN"/>
+              </w:rPr>
+              <w:t>‡</w:t>
+            </w:r>
+            <w:r>
+              <w:rPr>
+                <w:rFonts w:ascii="Latha" w:hAnsi="Latha" w:cs="Latha"/>
+                <w:b/>
+                <w:bCs/>
+                <w:position w:val="-12"/>
+                <w:sz w:val="28"/>
+                <w:szCs w:val="28"/>
+                <w:highlight w:val="yellow"/>
+                <w:cs/>
+                <w:lang w:bidi="ta-IN"/>
+              </w:rPr>
+              <w:t>2</w:t>
+            </w:r>
+            <w:r>
+              <w:rPr>
+                <w:rFonts w:ascii="Latha" w:hAnsi="Latha" w:cs="Latha"/>
+                <w:sz w:val="28"/>
+                <w:szCs w:val="28"/>
+                <w:highlight w:val="yellow"/>
+                <w:cs/>
+                <w:lang w:bidi="ta-IN"/>
+              </w:rPr>
+              <w:t>ம்</w:t>
+            </w:r>
+            <w:r>
+              <w:rPr>
+                <w:rFonts w:ascii="Latha" w:hAnsi="Latha" w:cs="Latha"/>
+                <w:sz w:val="28"/>
+                <w:szCs w:val="28"/>
+                <w:lang w:bidi="ta-IN"/>
+              </w:rPr>
+              <w:t xml:space="preserve"> | </w:t>
+            </w:r>
+            <w:r>
+              <w:rPr>
+                <w:rFonts w:ascii="Latha" w:hAnsi="Latha" w:cs="Latha"/>
+                <w:sz w:val="28"/>
+                <w:szCs w:val="28"/>
+                <w:cs/>
+                <w:lang w:bidi="ta-IN"/>
+              </w:rPr>
+              <w:t>ஜ்யை</w:t>
+            </w:r>
+            <w:r>
+              <w:rPr>
+                <w:rFonts w:ascii="Latha" w:hAnsi="Latha" w:cs="Latha"/>
+                <w:sz w:val="28"/>
+                <w:szCs w:val="28"/>
+                <w:highlight w:val="yellow"/>
+                <w:cs/>
+                <w:lang w:bidi="ta-IN"/>
+              </w:rPr>
+              <w:t>ஷ்ட</w:t>
+            </w:r>
+            <w:r>
+              <w:rPr>
+                <w:rFonts w:ascii="BRH Tamil Tab Extra" w:hAnsi="BRH Tamil Tab Extra" w:cs="Latha"/>
+                <w:b/>
+                <w:sz w:val="36"/>
+                <w:szCs w:val="28"/>
+                <w:highlight w:val="yellow"/>
+                <w:lang w:bidi="ta-IN"/>
+              </w:rPr>
+              <w:t>†</w:t>
+            </w:r>
+            <w:r>
+              <w:rPr>
+                <w:rFonts w:ascii="Latha" w:hAnsi="Latha" w:cs="Latha"/>
+                <w:b/>
+                <w:bCs/>
+                <w:position w:val="-12"/>
+                <w:sz w:val="28"/>
+                <w:szCs w:val="28"/>
+                <w:highlight w:val="yellow"/>
+                <w:cs/>
+                <w:lang w:bidi="ta-IN"/>
+              </w:rPr>
+              <w:t>2</w:t>
+            </w:r>
+            <w:r>
+              <w:rPr>
+                <w:rFonts w:ascii="Latha" w:hAnsi="Latha" w:cs="Latha"/>
+                <w:sz w:val="28"/>
+                <w:szCs w:val="28"/>
+                <w:highlight w:val="yellow"/>
+                <w:cs/>
+                <w:lang w:bidi="ta-IN"/>
+              </w:rPr>
+              <w:t>‍மே</w:t>
+            </w:r>
+            <w:r>
+              <w:rPr>
+                <w:rFonts w:ascii="BRH Tamil Tab Extra" w:hAnsi="BRH Tamil Tab Extra" w:cs="Latha"/>
+                <w:b/>
+                <w:sz w:val="36"/>
+                <w:szCs w:val="28"/>
+                <w:highlight w:val="yellow"/>
+                <w:lang w:bidi="ta-IN"/>
+              </w:rPr>
+              <w:t>…</w:t>
+            </w:r>
+            <w:r>
+              <w:rPr>
+                <w:rFonts w:ascii="Latha" w:hAnsi="Latha" w:cs="Latha"/>
+                <w:sz w:val="28"/>
+                <w:szCs w:val="28"/>
+                <w:highlight w:val="yellow"/>
+                <w:cs/>
+                <w:lang w:bidi="ta-IN"/>
+              </w:rPr>
+              <w:t>வ</w:t>
+            </w:r>
+            <w:r>
+              <w:rPr>
+                <w:rFonts w:ascii="Latha" w:hAnsi="Latha" w:cs="Latha"/>
+                <w:sz w:val="28"/>
+                <w:szCs w:val="28"/>
+                <w:lang w:bidi="ta-IN"/>
+              </w:rPr>
+              <w:t xml:space="preserve"> |</w:t>
+            </w:r>
+          </w:p>
+        </w:tc>
+        <w:tc>
+          <w:tcPr>
+            <w:tcW w:w="5670" w:type="dxa"/>
+          </w:tcPr>
+          <w:p>
+            <w:pPr>
+              <w:spacing w:before="0" w:line="240" w:lineRule="auto"/>
+              <w:rPr>
+                <w:rFonts w:ascii="Latha" w:hAnsi="Latha" w:cs="Latha"/>
+                <w:sz w:val="28"/>
+                <w:szCs w:val="28"/>
+                <w:cs/>
+                <w:lang w:bidi="ta-IN"/>
+              </w:rPr>
+            </w:pPr>
+            <w:r>
+              <w:rPr>
+                <w:rFonts w:ascii="Latha" w:hAnsi="Latha" w:cs="Latha"/>
+                <w:sz w:val="28"/>
+                <w:szCs w:val="28"/>
+                <w:cs/>
+                <w:lang w:bidi="ta-IN"/>
+              </w:rPr>
+              <w:t>க்</w:t>
+            </w:r>
+            <w:r>
+              <w:rPr>
+                <w:rFonts w:ascii="Latha" w:hAnsi="Latha" w:cs="Latha"/>
+                <w:b/>
+                <w:bCs/>
+                <w:position w:val="-12"/>
+                <w:sz w:val="28"/>
+                <w:szCs w:val="28"/>
+                <w:cs/>
+                <w:lang w:bidi="ta-IN"/>
+              </w:rPr>
+              <w:t>3</w:t>
+            </w:r>
+            <w:r>
+              <w:rPr>
+                <w:rFonts w:ascii="Latha" w:hAnsi="Latha" w:cs="Latha"/>
+                <w:b/>
+                <w:bCs/>
+                <w:i/>
+                <w:iCs/>
+                <w:sz w:val="28"/>
+                <w:szCs w:val="28"/>
+                <w:cs/>
+                <w:lang w:bidi="ta-IN"/>
+              </w:rPr>
+              <w:t>ரு</w:t>
+            </w:r>
+            <w:r>
+              <w:rPr>
+                <w:rFonts w:ascii="BRH Tamil Tab Extra" w:hAnsi="BRH Tamil Tab Extra" w:cs="Latha"/>
+                <w:b/>
+                <w:sz w:val="36"/>
+                <w:szCs w:val="28"/>
+                <w:lang w:bidi="ta-IN"/>
+              </w:rPr>
+              <w:t>…</w:t>
+            </w:r>
+            <w:r>
+              <w:rPr>
+                <w:rFonts w:ascii="Latha" w:hAnsi="Latha" w:cs="Latha"/>
+                <w:sz w:val="28"/>
+                <w:szCs w:val="28"/>
+                <w:cs/>
+                <w:lang w:bidi="ta-IN"/>
+              </w:rPr>
+              <w:t>ஹ்யந்தே</w:t>
+            </w:r>
+            <w:r>
+              <w:rPr>
+                <w:rFonts w:ascii="BRH Tamil Tab Extra" w:hAnsi="BRH Tamil Tab Extra" w:cs="Latha"/>
+                <w:b/>
+                <w:sz w:val="36"/>
+                <w:szCs w:val="28"/>
+                <w:lang w:bidi="ta-IN"/>
+              </w:rPr>
+              <w:t>…</w:t>
+            </w:r>
+            <w:r>
+              <w:rPr>
+                <w:rFonts w:ascii="Latha" w:hAnsi="Latha" w:cs="Latha"/>
+                <w:sz w:val="28"/>
+                <w:szCs w:val="28"/>
+                <w:lang w:bidi="ta-IN"/>
+              </w:rPr>
+              <w:t xml:space="preserve"> </w:t>
+            </w:r>
+            <w:r>
+              <w:rPr>
+                <w:rFonts w:ascii="Latha" w:hAnsi="Latha" w:cs="Latha"/>
+                <w:sz w:val="28"/>
+                <w:szCs w:val="28"/>
+                <w:cs/>
+                <w:lang w:bidi="ta-IN"/>
+              </w:rPr>
+              <w:t>ஜ்யை</w:t>
+            </w:r>
+            <w:r>
+              <w:rPr>
+                <w:rFonts w:ascii="Latha" w:hAnsi="Latha" w:cs="Latha"/>
+                <w:sz w:val="28"/>
+                <w:szCs w:val="28"/>
+                <w:highlight w:val="green"/>
+                <w:cs/>
+                <w:lang w:bidi="ta-IN"/>
+              </w:rPr>
+              <w:t>ஷ்ட்</w:t>
+            </w:r>
+            <w:r>
+              <w:rPr>
+                <w:rFonts w:ascii="Latha" w:hAnsi="Latha" w:cs="Latha"/>
+                <w:b/>
+                <w:bCs/>
+                <w:position w:val="-12"/>
+                <w:sz w:val="28"/>
+                <w:szCs w:val="28"/>
+                <w:highlight w:val="green"/>
+                <w:cs/>
+                <w:lang w:bidi="ta-IN"/>
+              </w:rPr>
+              <w:t>2</w:t>
+            </w:r>
+            <w:r>
+              <w:rPr>
+                <w:rFonts w:ascii="Latha" w:hAnsi="Latha" w:cs="Latha"/>
+                <w:sz w:val="28"/>
+                <w:szCs w:val="28"/>
+                <w:highlight w:val="green"/>
+                <w:cs/>
+                <w:lang w:bidi="ta-IN"/>
+              </w:rPr>
+              <w:t>‌ய</w:t>
+            </w:r>
+            <w:r>
+              <w:rPr>
+                <w:rFonts w:ascii="BRH Tamil Tab Extra" w:hAnsi="BRH Tamil Tab Extra" w:cs="Latha"/>
+                <w:b/>
+                <w:sz w:val="36"/>
+                <w:szCs w:val="28"/>
+                <w:highlight w:val="green"/>
+              </w:rPr>
+              <w:t>‡</w:t>
+            </w:r>
+            <w:r>
+              <w:rPr>
+                <w:rFonts w:ascii="Latha" w:hAnsi="Latha" w:cs="Latha"/>
+                <w:sz w:val="28"/>
+                <w:szCs w:val="28"/>
+                <w:highlight w:val="green"/>
+                <w:cs/>
+                <w:lang w:bidi="ta-IN"/>
+              </w:rPr>
+              <w:t>ம்</w:t>
+            </w:r>
+            <w:r>
+              <w:rPr>
+                <w:rFonts w:ascii="Latha" w:hAnsi="Latha" w:cs="Latha"/>
+                <w:sz w:val="28"/>
+                <w:szCs w:val="28"/>
+                <w:lang w:bidi="ta-IN"/>
+              </w:rPr>
+              <w:t xml:space="preserve"> | </w:t>
+            </w:r>
+            <w:r>
+              <w:rPr>
+                <w:rFonts w:ascii="Latha" w:hAnsi="Latha" w:cs="Latha"/>
+                <w:sz w:val="28"/>
+                <w:szCs w:val="28"/>
+                <w:cs/>
+                <w:lang w:bidi="ta-IN"/>
+              </w:rPr>
+              <w:t>ஜ்யை</w:t>
+            </w:r>
+            <w:r>
+              <w:rPr>
+                <w:rFonts w:ascii="Latha" w:hAnsi="Latha" w:cs="Latha"/>
+                <w:sz w:val="28"/>
+                <w:szCs w:val="28"/>
+                <w:highlight w:val="green"/>
+                <w:cs/>
+                <w:lang w:bidi="ta-IN"/>
+              </w:rPr>
+              <w:t>ஷ்ட்</w:t>
+            </w:r>
+            <w:r>
+              <w:rPr>
+                <w:rFonts w:ascii="Latha" w:hAnsi="Latha" w:cs="Latha"/>
+                <w:b/>
+                <w:bCs/>
+                <w:position w:val="-12"/>
+                <w:sz w:val="28"/>
+                <w:szCs w:val="28"/>
+                <w:highlight w:val="green"/>
+                <w:cs/>
+                <w:lang w:bidi="ta-IN"/>
+              </w:rPr>
+              <w:t>2</w:t>
+            </w:r>
+            <w:r>
+              <w:rPr>
+                <w:rFonts w:ascii="Latha" w:hAnsi="Latha" w:cs="Latha"/>
+                <w:sz w:val="28"/>
+                <w:szCs w:val="28"/>
+                <w:highlight w:val="green"/>
+                <w:cs/>
+                <w:lang w:bidi="ta-IN"/>
+              </w:rPr>
+              <w:t>‌ய</w:t>
+            </w:r>
+            <w:r>
+              <w:rPr>
+                <w:rFonts w:ascii="BRH Tamil Tab Extra" w:hAnsi="BRH Tamil Tab Extra" w:cs="Latha"/>
+                <w:b/>
+                <w:sz w:val="36"/>
+                <w:szCs w:val="28"/>
+                <w:highlight w:val="green"/>
+                <w:lang w:bidi="ta-IN"/>
+              </w:rPr>
+              <w:t>†</w:t>
+            </w:r>
+            <w:r>
+              <w:rPr>
+                <w:rFonts w:ascii="Latha" w:hAnsi="Latha" w:cs="Latha"/>
+                <w:b/>
+                <w:bCs/>
+                <w:position w:val="-12"/>
+                <w:sz w:val="28"/>
+                <w:szCs w:val="28"/>
+                <w:highlight w:val="green"/>
+                <w:cs/>
+                <w:lang w:bidi="ta-IN"/>
+              </w:rPr>
+              <w:t>2</w:t>
+            </w:r>
+            <w:r>
+              <w:rPr>
+                <w:rFonts w:ascii="Latha" w:hAnsi="Latha" w:cs="Latha"/>
+                <w:sz w:val="28"/>
+                <w:szCs w:val="28"/>
+                <w:highlight w:val="green"/>
+                <w:cs/>
+                <w:lang w:bidi="ta-IN"/>
+              </w:rPr>
+              <w:t>‍</w:t>
+            </w:r>
+            <w:r>
+              <w:rPr>
+                <w:rFonts w:ascii="Latha" w:hAnsi="Latha" w:cs="Latha"/>
+                <w:sz w:val="28"/>
+                <w:szCs w:val="28"/>
+                <w:cs/>
+                <w:lang w:bidi="ta-IN"/>
+              </w:rPr>
+              <w:t>மே</w:t>
+            </w:r>
+            <w:r>
+              <w:rPr>
+                <w:rFonts w:ascii="BRH Tamil Tab Extra" w:hAnsi="BRH Tamil Tab Extra" w:cs="Latha"/>
+                <w:b/>
+                <w:sz w:val="36"/>
+                <w:szCs w:val="28"/>
+                <w:lang w:bidi="ta-IN"/>
+              </w:rPr>
+              <w:t>…</w:t>
+            </w:r>
+            <w:r>
+              <w:rPr>
+                <w:rFonts w:ascii="Latha" w:hAnsi="Latha" w:cs="Latha"/>
+                <w:sz w:val="28"/>
+                <w:szCs w:val="28"/>
+                <w:cs/>
+                <w:lang w:bidi="ta-IN"/>
+              </w:rPr>
+              <w:t>வ</w:t>
+            </w:r>
+            <w:r>
+              <w:rPr>
+                <w:rFonts w:ascii="Latha" w:hAnsi="Latha" w:cs="Latha"/>
+                <w:sz w:val="28"/>
+                <w:szCs w:val="28"/>
+                <w:lang w:bidi="ta-IN"/>
+              </w:rPr>
+              <w:t xml:space="preserve"> |</w:t>
+            </w:r>
+          </w:p>
+        </w:tc>
+      </w:tr>
+      <w:tr>
+        <w:trPr>
+          <w:trHeight w:val="1118"/>
+        </w:trPr>
+        <w:tc>
+          <w:tcPr>
+            <w:tcW w:w="3906" w:type="dxa"/>
+          </w:tcPr>
+          <w:p>
+            <w:pPr>
+              <w:widowControl w:val="0"/>
+              <w:tabs>
+                <w:tab w:val="left" w:pos="993"/>
+              </w:tabs>
+              <w:autoSpaceDE w:val="0"/>
+              <w:autoSpaceDN w:val="0"/>
+              <w:adjustRightInd w:val="0"/>
+              <w:spacing w:before="0" w:line="240" w:lineRule="auto"/>
+              <w:ind w:right="297"/>
+              <w:rPr>
+                <w:rFonts w:cs="Arial"/>
+                <w:b/>
+                <w:color w:val="000000"/>
+                <w:sz w:val="28"/>
+                <w:szCs w:val="32"/>
+              </w:rPr>
+            </w:pPr>
+            <w:r>
+              <w:rPr>
+                <w:rFonts w:cs="Arial"/>
+                <w:b/>
+                <w:color w:val="000000"/>
+                <w:sz w:val="28"/>
+                <w:szCs w:val="32"/>
+              </w:rPr>
+              <w:t>T.S.</w:t>
+            </w:r>
+            <w:r>
+              <w:rPr>
+                <w:rFonts w:cs="Arial"/>
+                <w:b/>
+                <w:color w:val="000000"/>
+                <w:sz w:val="28"/>
+                <w:szCs w:val="32"/>
+              </w:rPr>
+              <w:t>3.5.1</w:t>
+            </w:r>
+            <w:r>
+              <w:rPr>
+                <w:rFonts w:cs="Arial"/>
+                <w:b/>
+                <w:color w:val="000000"/>
+                <w:sz w:val="28"/>
+                <w:szCs w:val="32"/>
+              </w:rPr>
+              <w:t>1</w:t>
+            </w:r>
+            <w:r>
+              <w:rPr>
+                <w:rFonts w:cs="Arial"/>
+                <w:b/>
+                <w:color w:val="000000"/>
+                <w:sz w:val="28"/>
+                <w:szCs w:val="32"/>
+              </w:rPr>
+              <w:t>.</w:t>
+            </w:r>
+            <w:r>
+              <w:rPr>
+                <w:rFonts w:cs="Arial"/>
+                <w:b/>
+                <w:color w:val="000000"/>
+                <w:sz w:val="28"/>
+                <w:szCs w:val="32"/>
+              </w:rPr>
+              <w:t>4</w:t>
+            </w:r>
+            <w:r>
+              <w:rPr>
+                <w:rFonts w:cs="Arial"/>
+                <w:b/>
+                <w:color w:val="000000"/>
+                <w:sz w:val="28"/>
+                <w:szCs w:val="32"/>
+              </w:rPr>
+              <w:t xml:space="preserve"> </w:t>
+            </w:r>
+            <w:r>
+              <w:rPr>
+                <w:rFonts w:cs="Arial"/>
+                <w:b/>
+                <w:color w:val="000000"/>
+                <w:sz w:val="28"/>
+                <w:szCs w:val="32"/>
+              </w:rPr>
+              <w:t>– Kramam</w:t>
+            </w:r>
+          </w:p>
+          <w:p>
+            <w:pPr>
+              <w:widowControl w:val="0"/>
+              <w:tabs>
+                <w:tab w:val="left" w:pos="993"/>
+              </w:tabs>
+              <w:autoSpaceDE w:val="0"/>
+              <w:autoSpaceDN w:val="0"/>
+              <w:adjustRightInd w:val="0"/>
+              <w:spacing w:before="0" w:line="240" w:lineRule="auto"/>
+              <w:ind w:right="297"/>
+              <w:rPr>
+                <w:rFonts w:cs="Arial"/>
+                <w:b/>
+                <w:color w:val="000000"/>
+                <w:sz w:val="28"/>
+                <w:szCs w:val="32"/>
+                <w:lang w:val="en-IN"/>
+              </w:rPr>
+            </w:pPr>
+            <w:r>
+              <w:rPr>
+                <w:rFonts w:cs="Arial"/>
+                <w:b/>
+                <w:color w:val="000000"/>
+                <w:sz w:val="28"/>
+                <w:szCs w:val="32"/>
+                <w:lang w:val="en-IN"/>
+              </w:rPr>
+              <w:t xml:space="preserve">Krama Vaakyam No. </w:t>
+            </w:r>
+            <w:r>
+              <w:rPr>
+                <w:rFonts w:cs="Arial"/>
+                <w:b/>
+                <w:color w:val="000000"/>
+                <w:sz w:val="28"/>
+                <w:szCs w:val="32"/>
+                <w:lang w:val="en-IN"/>
+              </w:rPr>
+              <w:t>–</w:t>
+            </w:r>
+            <w:r>
+              <w:rPr>
+                <w:rFonts w:cs="Arial"/>
+                <w:b/>
+                <w:color w:val="000000"/>
+                <w:sz w:val="28"/>
+                <w:szCs w:val="32"/>
+                <w:lang w:val="en-IN"/>
+              </w:rPr>
+              <w:t xml:space="preserve"> </w:t>
+            </w:r>
+            <w:r>
+              <w:rPr>
+                <w:rFonts w:cs="Arial"/>
+                <w:b/>
+                <w:color w:val="000000"/>
+                <w:sz w:val="28"/>
+                <w:szCs w:val="32"/>
+                <w:lang w:val="en-IN"/>
+              </w:rPr>
+              <w:t>1</w:t>
+            </w:r>
+            <w:r>
+              <w:rPr>
+                <w:rFonts w:cs="Arial"/>
+                <w:b/>
+                <w:color w:val="000000"/>
+                <w:sz w:val="28"/>
+                <w:szCs w:val="32"/>
+                <w:lang w:val="en-IN"/>
+              </w:rPr>
+              <w:t>,2</w:t>
+            </w:r>
+          </w:p>
+          <w:p>
+            <w:pPr>
+              <w:widowControl w:val="0"/>
+              <w:tabs>
+                <w:tab w:val="left" w:pos="993"/>
+              </w:tabs>
+              <w:autoSpaceDE w:val="0"/>
+              <w:autoSpaceDN w:val="0"/>
+              <w:adjustRightInd w:val="0"/>
+              <w:spacing w:before="0" w:line="240" w:lineRule="auto"/>
+              <w:ind w:right="297"/>
+              <w:rPr>
+                <w:rFonts w:cs="Arial"/>
+                <w:b/>
+                <w:color w:val="000000"/>
+                <w:sz w:val="28"/>
+                <w:szCs w:val="32"/>
+              </w:rPr>
+            </w:pPr>
+            <w:r>
+              <w:rPr>
+                <w:rFonts w:cs="Arial"/>
+                <w:b/>
+                <w:color w:val="000000"/>
+                <w:sz w:val="28"/>
+                <w:szCs w:val="32"/>
+                <w:lang w:val="it-IT"/>
+              </w:rPr>
+              <w:t>Panchaati No</w:t>
+            </w:r>
+            <w:r>
+              <w:rPr>
+                <w:rFonts w:cs="Arial"/>
+                <w:b/>
+                <w:color w:val="000000"/>
+                <w:szCs w:val="32"/>
+                <w:lang w:val="it-IT"/>
+              </w:rPr>
+              <w:t xml:space="preserve">. - </w:t>
+            </w:r>
+            <w:r>
+              <w:rPr>
+                <w:rFonts w:cs="Arial"/>
+                <w:b/>
+                <w:color w:val="000000"/>
+                <w:sz w:val="28"/>
+                <w:szCs w:val="28"/>
+                <w:lang w:val="it-IT"/>
+              </w:rPr>
+              <w:t>30</w:t>
+            </w:r>
+          </w:p>
+        </w:tc>
+        <w:tc>
+          <w:tcPr>
+            <w:tcW w:w="4961" w:type="dxa"/>
+          </w:tcPr>
+          <w:p>
+            <w:pPr>
+              <w:widowControl w:val="0"/>
+              <w:autoSpaceDE w:val="0"/>
+              <w:autoSpaceDN w:val="0"/>
+              <w:adjustRightInd w:val="0"/>
+              <w:spacing w:before="0" w:line="240" w:lineRule="auto"/>
+              <w:rPr>
+                <w:rFonts w:ascii="Latha" w:hAnsi="Latha" w:cs="Latha"/>
+                <w:sz w:val="28"/>
+                <w:szCs w:val="28"/>
+                <w:cs/>
+                <w:lang w:bidi="ta-IN"/>
+              </w:rPr>
+            </w:pPr>
+            <w:r>
+              <w:rPr>
+                <w:rFonts w:ascii="Latha" w:hAnsi="Latha" w:cs="Latha"/>
+                <w:sz w:val="28"/>
+                <w:szCs w:val="28"/>
+                <w:cs/>
+                <w:lang w:bidi="ta-IN"/>
+              </w:rPr>
+              <w:t>த்வா</w:t>
+            </w:r>
+            <w:r>
+              <w:rPr>
+                <w:rFonts w:ascii="BRH Tamil Tab Extra" w:hAnsi="BRH Tamil Tab Extra" w:cs="Latha"/>
+                <w:b/>
+                <w:sz w:val="36"/>
+                <w:szCs w:val="28"/>
+                <w:lang w:bidi="ta-IN"/>
+              </w:rPr>
+              <w:t>…</w:t>
+            </w:r>
+            <w:r>
+              <w:rPr>
+                <w:rFonts w:ascii="Latha" w:hAnsi="Latha" w:cs="Latha"/>
+                <w:sz w:val="28"/>
+                <w:szCs w:val="28"/>
+                <w:lang w:bidi="ta-IN"/>
+              </w:rPr>
+              <w:t xml:space="preserve"> </w:t>
+            </w:r>
+            <w:r>
+              <w:rPr>
+                <w:rFonts w:ascii="Latha" w:hAnsi="Latha" w:cs="Latha"/>
+                <w:sz w:val="28"/>
+                <w:szCs w:val="28"/>
+                <w:cs/>
+                <w:lang w:bidi="ta-IN"/>
+              </w:rPr>
+              <w:t>த</w:t>
+            </w:r>
+            <w:r>
+              <w:rPr>
+                <w:rFonts w:ascii="BRH Tamil Tab Extra" w:hAnsi="BRH Tamil Tab Extra" w:cs="Latha"/>
+                <w:b/>
+                <w:sz w:val="36"/>
+                <w:szCs w:val="28"/>
+                <w:lang w:bidi="ta-IN"/>
+              </w:rPr>
+              <w:t>…</w:t>
+            </w:r>
+            <w:r>
+              <w:rPr>
+                <w:rFonts w:ascii="Latha" w:hAnsi="Latha" w:cs="Latha"/>
+                <w:b/>
+                <w:bCs/>
+                <w:position w:val="-12"/>
+                <w:sz w:val="28"/>
+                <w:szCs w:val="28"/>
+                <w:cs/>
+                <w:lang w:bidi="ta-IN"/>
+              </w:rPr>
+              <w:t>3</w:t>
+            </w:r>
+            <w:r>
+              <w:rPr>
+                <w:rFonts w:ascii="Latha" w:hAnsi="Latha" w:cs="Latha"/>
+                <w:sz w:val="28"/>
+                <w:szCs w:val="28"/>
+                <w:cs/>
+                <w:lang w:bidi="ta-IN"/>
+              </w:rPr>
+              <w:t>த்</w:t>
+            </w:r>
+            <w:r>
+              <w:rPr>
+                <w:rFonts w:ascii="Latha" w:hAnsi="Latha" w:cs="Latha"/>
+                <w:b/>
+                <w:bCs/>
+                <w:position w:val="-12"/>
+                <w:sz w:val="28"/>
+                <w:szCs w:val="28"/>
+                <w:cs/>
+                <w:lang w:bidi="ta-IN"/>
+              </w:rPr>
+              <w:t>3</w:t>
+            </w:r>
+            <w:r>
+              <w:rPr>
+                <w:rFonts w:ascii="Latha" w:hAnsi="Latha" w:cs="Latha"/>
+                <w:sz w:val="28"/>
+                <w:szCs w:val="28"/>
+                <w:cs/>
+                <w:lang w:bidi="ta-IN"/>
+              </w:rPr>
+              <w:t>த்</w:t>
+            </w:r>
+            <w:r>
+              <w:rPr>
+                <w:rFonts w:ascii="Latha" w:hAnsi="Latha" w:cs="Latha"/>
+                <w:b/>
+                <w:bCs/>
+                <w:position w:val="-12"/>
+                <w:sz w:val="28"/>
+                <w:szCs w:val="28"/>
+                <w:cs/>
+                <w:lang w:bidi="ta-IN"/>
+              </w:rPr>
+              <w:t>4</w:t>
+            </w:r>
+            <w:r>
+              <w:rPr>
+                <w:rFonts w:ascii="Latha" w:hAnsi="Latha" w:cs="Latha"/>
+                <w:sz w:val="28"/>
+                <w:szCs w:val="28"/>
+                <w:cs/>
+                <w:lang w:bidi="ta-IN"/>
+              </w:rPr>
+              <w:t>யங்</w:t>
+            </w:r>
+            <w:r>
+              <w:rPr>
+                <w:rFonts w:ascii="Latha" w:hAnsi="Latha" w:cs="Latha"/>
+                <w:sz w:val="28"/>
+                <w:szCs w:val="28"/>
+                <w:cs/>
+                <w:lang w:bidi="ta-IN"/>
+              </w:rPr>
+              <w:t>‍ங்</w:t>
+            </w:r>
+            <w:r>
+              <w:rPr>
+                <w:rFonts w:ascii="Latha" w:hAnsi="Latha" w:cs="Latha"/>
+                <w:sz w:val="28"/>
+                <w:szCs w:val="28"/>
+                <w:lang w:bidi="ta-IN"/>
+              </w:rPr>
+              <w:t xml:space="preserve"> | </w:t>
+            </w:r>
+            <w:r>
+              <w:rPr>
+                <w:rFonts w:ascii="Latha" w:hAnsi="Latha" w:cs="Latha"/>
+                <w:sz w:val="28"/>
+                <w:szCs w:val="28"/>
+                <w:cs/>
+                <w:lang w:bidi="ta-IN"/>
+              </w:rPr>
+              <w:t>த</w:t>
+            </w:r>
+            <w:r>
+              <w:rPr>
+                <w:rFonts w:ascii="BRH Tamil Tab Extra" w:hAnsi="BRH Tamil Tab Extra" w:cs="Latha"/>
+                <w:b/>
+                <w:sz w:val="36"/>
+                <w:szCs w:val="28"/>
+                <w:lang w:bidi="ta-IN"/>
+              </w:rPr>
+              <w:t>…</w:t>
+            </w:r>
+            <w:r>
+              <w:rPr>
+                <w:rFonts w:ascii="Latha" w:hAnsi="Latha" w:cs="Latha"/>
+                <w:b/>
+                <w:bCs/>
+                <w:position w:val="-12"/>
+                <w:sz w:val="28"/>
+                <w:szCs w:val="28"/>
+                <w:cs/>
+                <w:lang w:bidi="ta-IN"/>
+              </w:rPr>
+              <w:t>3</w:t>
+            </w:r>
+            <w:r>
+              <w:rPr>
+                <w:rFonts w:ascii="Latha" w:hAnsi="Latha" w:cs="Latha"/>
+                <w:sz w:val="28"/>
+                <w:szCs w:val="28"/>
+                <w:cs/>
+                <w:lang w:bidi="ta-IN"/>
+              </w:rPr>
+              <w:t>த்</w:t>
+            </w:r>
+            <w:r>
+              <w:rPr>
+                <w:rFonts w:ascii="Latha" w:hAnsi="Latha" w:cs="Latha"/>
+                <w:b/>
+                <w:bCs/>
+                <w:position w:val="-12"/>
+                <w:sz w:val="28"/>
+                <w:szCs w:val="28"/>
+                <w:cs/>
+                <w:lang w:bidi="ta-IN"/>
+              </w:rPr>
+              <w:t>3</w:t>
+            </w:r>
+            <w:r>
+              <w:rPr>
+                <w:rFonts w:ascii="Latha" w:hAnsi="Latha" w:cs="Latha"/>
+                <w:sz w:val="28"/>
+                <w:szCs w:val="28"/>
+                <w:cs/>
+                <w:lang w:bidi="ta-IN"/>
+              </w:rPr>
+              <w:t>த்</w:t>
+            </w:r>
+            <w:r>
+              <w:rPr>
+                <w:rFonts w:ascii="Latha" w:hAnsi="Latha" w:cs="Latha"/>
+                <w:b/>
+                <w:bCs/>
+                <w:position w:val="-12"/>
+                <w:sz w:val="28"/>
+                <w:szCs w:val="28"/>
+                <w:cs/>
+                <w:lang w:bidi="ta-IN"/>
+              </w:rPr>
+              <w:t>4</w:t>
+            </w:r>
+            <w:r>
+              <w:rPr>
+                <w:rFonts w:ascii="Latha" w:hAnsi="Latha" w:cs="Latha"/>
+                <w:sz w:val="28"/>
+                <w:szCs w:val="28"/>
+                <w:cs/>
+                <w:lang w:bidi="ta-IN"/>
+              </w:rPr>
+              <w:t>ய</w:t>
+            </w:r>
+            <w:r>
+              <w:rPr>
+                <w:rFonts w:ascii="Latha" w:hAnsi="Latha" w:cs="Latha"/>
+                <w:sz w:val="28"/>
+                <w:szCs w:val="28"/>
+                <w:highlight w:val="yellow"/>
+                <w:cs/>
+                <w:lang w:bidi="ta-IN"/>
+              </w:rPr>
+              <w:t>ங்</w:t>
+            </w:r>
+            <w:r>
+              <w:rPr>
+                <w:rFonts w:ascii="Latha" w:hAnsi="Latha" w:cs="Latha"/>
+                <w:sz w:val="28"/>
+                <w:szCs w:val="28"/>
+                <w:highlight w:val="yellow"/>
+                <w:lang w:bidi="ta-IN"/>
+              </w:rPr>
+              <w:t xml:space="preserve"> </w:t>
+            </w:r>
+            <w:r>
+              <w:rPr>
+                <w:rFonts w:ascii="Latha" w:hAnsi="Latha" w:cs="Latha"/>
+                <w:b/>
+                <w:bCs/>
+                <w:i/>
+                <w:iCs/>
+                <w:sz w:val="28"/>
+                <w:szCs w:val="28"/>
+                <w:highlight w:val="yellow"/>
+                <w:cs/>
+                <w:lang w:bidi="ta-IN"/>
+              </w:rPr>
+              <w:t>ரு</w:t>
+            </w:r>
+            <w:r>
+              <w:rPr>
+                <w:rFonts w:ascii="Latha" w:hAnsi="Latha" w:cs="Latha"/>
+                <w:sz w:val="28"/>
+                <w:szCs w:val="28"/>
+                <w:cs/>
+                <w:lang w:bidi="ta-IN"/>
+              </w:rPr>
+              <w:t>ஷி</w:t>
+            </w:r>
+            <w:r>
+              <w:rPr>
+                <w:rFonts w:ascii="BRH Tamil Tab Extra" w:hAnsi="BRH Tamil Tab Extra" w:cs="Latha"/>
+                <w:b/>
+                <w:sz w:val="36"/>
+                <w:szCs w:val="28"/>
+                <w:lang w:bidi="ta-IN"/>
+              </w:rPr>
+              <w:t>†</w:t>
+            </w:r>
+            <w:r>
+              <w:rPr>
+                <w:rFonts w:ascii="Latha" w:hAnsi="Latha" w:cs="Latha"/>
+                <w:b/>
+                <w:bCs/>
+                <w:sz w:val="32"/>
+                <w:szCs w:val="32"/>
+                <w:cs/>
+                <w:lang w:bidi="ta-IN"/>
+              </w:rPr>
+              <w:t>:</w:t>
+            </w:r>
+            <w:r>
+              <w:rPr>
+                <w:rFonts w:ascii="Latha" w:hAnsi="Latha" w:cs="Latha"/>
+                <w:sz w:val="28"/>
+                <w:szCs w:val="28"/>
+                <w:lang w:bidi="ta-IN"/>
+              </w:rPr>
+              <w:t xml:space="preserve"> |</w:t>
+            </w:r>
+          </w:p>
+        </w:tc>
+        <w:tc>
+          <w:tcPr>
+            <w:tcW w:w="5670" w:type="dxa"/>
+          </w:tcPr>
+          <w:p>
+            <w:pPr>
+              <w:spacing w:before="0" w:line="240" w:lineRule="auto"/>
+              <w:rPr>
+                <w:rFonts w:ascii="Latha" w:hAnsi="Latha" w:cs="Latha"/>
+                <w:sz w:val="28"/>
+                <w:szCs w:val="28"/>
+                <w:cs/>
+                <w:lang w:bidi="ta-IN"/>
+              </w:rPr>
+            </w:pPr>
+            <w:r>
+              <w:rPr>
+                <w:rFonts w:ascii="Latha" w:hAnsi="Latha" w:cs="Latha"/>
+                <w:sz w:val="28"/>
+                <w:szCs w:val="28"/>
+                <w:cs/>
+                <w:lang w:bidi="ta-IN"/>
+              </w:rPr>
+              <w:t>த்வா</w:t>
+            </w:r>
+            <w:r>
+              <w:rPr>
+                <w:rFonts w:ascii="BRH Tamil Tab Extra" w:hAnsi="BRH Tamil Tab Extra" w:cs="Latha"/>
+                <w:b/>
+                <w:sz w:val="36"/>
+                <w:szCs w:val="28"/>
+                <w:lang w:bidi="ta-IN"/>
+              </w:rPr>
+              <w:t>…</w:t>
+            </w:r>
+            <w:r>
+              <w:rPr>
+                <w:rFonts w:ascii="Latha" w:hAnsi="Latha" w:cs="Latha"/>
+                <w:sz w:val="28"/>
+                <w:szCs w:val="28"/>
+                <w:lang w:bidi="ta-IN"/>
+              </w:rPr>
+              <w:t xml:space="preserve"> </w:t>
+            </w:r>
+            <w:r>
+              <w:rPr>
+                <w:rFonts w:ascii="Latha" w:hAnsi="Latha" w:cs="Latha"/>
+                <w:sz w:val="28"/>
+                <w:szCs w:val="28"/>
+                <w:cs/>
+                <w:lang w:bidi="ta-IN"/>
+              </w:rPr>
+              <w:t>த</w:t>
+            </w:r>
+            <w:r>
+              <w:rPr>
+                <w:rFonts w:ascii="BRH Tamil Tab Extra" w:hAnsi="BRH Tamil Tab Extra" w:cs="Latha"/>
+                <w:b/>
+                <w:sz w:val="36"/>
+                <w:szCs w:val="28"/>
+                <w:lang w:bidi="ta-IN"/>
+              </w:rPr>
+              <w:t>…</w:t>
+            </w:r>
+            <w:r>
+              <w:rPr>
+                <w:rFonts w:ascii="Latha" w:hAnsi="Latha" w:cs="Latha"/>
+                <w:b/>
+                <w:bCs/>
+                <w:position w:val="-12"/>
+                <w:sz w:val="28"/>
+                <w:szCs w:val="28"/>
+                <w:cs/>
+                <w:lang w:bidi="ta-IN"/>
+              </w:rPr>
+              <w:t>3</w:t>
+            </w:r>
+            <w:r>
+              <w:rPr>
+                <w:rFonts w:ascii="Latha" w:hAnsi="Latha" w:cs="Latha"/>
+                <w:sz w:val="28"/>
+                <w:szCs w:val="28"/>
+                <w:cs/>
+                <w:lang w:bidi="ta-IN"/>
+              </w:rPr>
+              <w:t>த்</w:t>
+            </w:r>
+            <w:r>
+              <w:rPr>
+                <w:rFonts w:ascii="Latha" w:hAnsi="Latha" w:cs="Latha"/>
+                <w:b/>
+                <w:bCs/>
+                <w:position w:val="-12"/>
+                <w:sz w:val="28"/>
+                <w:szCs w:val="28"/>
+                <w:cs/>
+                <w:lang w:bidi="ta-IN"/>
+              </w:rPr>
+              <w:t>3</w:t>
+            </w:r>
+            <w:r>
+              <w:rPr>
+                <w:rFonts w:ascii="Latha" w:hAnsi="Latha" w:cs="Latha"/>
+                <w:sz w:val="28"/>
+                <w:szCs w:val="28"/>
+                <w:cs/>
+                <w:lang w:bidi="ta-IN"/>
+              </w:rPr>
+              <w:t>த்</w:t>
+            </w:r>
+            <w:r>
+              <w:rPr>
+                <w:rFonts w:ascii="Latha" w:hAnsi="Latha" w:cs="Latha"/>
+                <w:b/>
+                <w:bCs/>
+                <w:position w:val="-12"/>
+                <w:sz w:val="28"/>
+                <w:szCs w:val="28"/>
+                <w:cs/>
+                <w:lang w:bidi="ta-IN"/>
+              </w:rPr>
+              <w:t>4</w:t>
+            </w:r>
+            <w:r>
+              <w:rPr>
+                <w:rFonts w:ascii="Latha" w:hAnsi="Latha" w:cs="Latha"/>
+                <w:sz w:val="28"/>
+                <w:szCs w:val="28"/>
+                <w:cs/>
+                <w:lang w:bidi="ta-IN"/>
+              </w:rPr>
+              <w:t>யங்</w:t>
+            </w:r>
+            <w:r>
+              <w:rPr>
+                <w:rFonts w:ascii="Latha" w:hAnsi="Latha" w:cs="Latha"/>
+                <w:sz w:val="28"/>
+                <w:szCs w:val="28"/>
+                <w:cs/>
+                <w:lang w:bidi="ta-IN"/>
+              </w:rPr>
+              <w:t>‍ங்</w:t>
+            </w:r>
+            <w:r>
+              <w:rPr>
+                <w:rFonts w:ascii="Latha" w:hAnsi="Latha" w:cs="Latha"/>
+                <w:sz w:val="28"/>
+                <w:szCs w:val="28"/>
+                <w:lang w:bidi="ta-IN"/>
+              </w:rPr>
+              <w:t xml:space="preserve"> | </w:t>
+            </w:r>
+            <w:r>
+              <w:rPr>
+                <w:rFonts w:ascii="Latha" w:hAnsi="Latha" w:cs="Latha"/>
+                <w:sz w:val="28"/>
+                <w:szCs w:val="28"/>
+                <w:lang w:bidi="ta-IN"/>
+              </w:rPr>
+              <w:br/>
+            </w:r>
+            <w:r>
+              <w:rPr>
+                <w:rFonts w:ascii="Latha" w:hAnsi="Latha" w:cs="Latha"/>
+                <w:sz w:val="28"/>
+                <w:szCs w:val="28"/>
+                <w:cs/>
+                <w:lang w:bidi="ta-IN"/>
+              </w:rPr>
+              <w:t>த</w:t>
+            </w:r>
+            <w:r>
+              <w:rPr>
+                <w:rFonts w:ascii="BRH Tamil Tab Extra" w:hAnsi="BRH Tamil Tab Extra" w:cs="Latha"/>
+                <w:b/>
+                <w:sz w:val="36"/>
+                <w:szCs w:val="28"/>
+                <w:lang w:bidi="ta-IN"/>
+              </w:rPr>
+              <w:t>…</w:t>
+            </w:r>
+            <w:r>
+              <w:rPr>
+                <w:rFonts w:ascii="Latha" w:hAnsi="Latha" w:cs="Latha"/>
+                <w:b/>
+                <w:bCs/>
+                <w:position w:val="-12"/>
+                <w:sz w:val="28"/>
+                <w:szCs w:val="28"/>
+                <w:cs/>
+                <w:lang w:bidi="ta-IN"/>
+              </w:rPr>
+              <w:t>3</w:t>
+            </w:r>
+            <w:r>
+              <w:rPr>
+                <w:rFonts w:ascii="Latha" w:hAnsi="Latha" w:cs="Latha"/>
+                <w:sz w:val="28"/>
+                <w:szCs w:val="28"/>
+                <w:cs/>
+                <w:lang w:bidi="ta-IN"/>
+              </w:rPr>
+              <w:t>த்</w:t>
+            </w:r>
+            <w:r>
+              <w:rPr>
+                <w:rFonts w:ascii="Latha" w:hAnsi="Latha" w:cs="Latha"/>
+                <w:b/>
+                <w:bCs/>
+                <w:position w:val="-12"/>
+                <w:sz w:val="28"/>
+                <w:szCs w:val="28"/>
+                <w:cs/>
+                <w:lang w:bidi="ta-IN"/>
+              </w:rPr>
+              <w:t>3</w:t>
+            </w:r>
+            <w:r>
+              <w:rPr>
+                <w:rFonts w:ascii="Latha" w:hAnsi="Latha" w:cs="Latha"/>
+                <w:sz w:val="28"/>
+                <w:szCs w:val="28"/>
+                <w:cs/>
+                <w:lang w:bidi="ta-IN"/>
+              </w:rPr>
+              <w:t>த்</w:t>
+            </w:r>
+            <w:r>
+              <w:rPr>
+                <w:rFonts w:ascii="Latha" w:hAnsi="Latha" w:cs="Latha"/>
+                <w:b/>
+                <w:bCs/>
+                <w:position w:val="-12"/>
+                <w:sz w:val="28"/>
+                <w:szCs w:val="28"/>
+                <w:cs/>
+                <w:lang w:bidi="ta-IN"/>
+              </w:rPr>
+              <w:t>4</w:t>
+            </w:r>
+            <w:r>
+              <w:rPr>
+                <w:rFonts w:ascii="Latha" w:hAnsi="Latha" w:cs="Latha"/>
+                <w:sz w:val="28"/>
+                <w:szCs w:val="28"/>
+                <w:cs/>
+                <w:lang w:bidi="ta-IN"/>
+              </w:rPr>
+              <w:t>ய</w:t>
+            </w:r>
+            <w:r>
+              <w:rPr>
+                <w:rFonts w:ascii="Latha" w:hAnsi="Latha" w:cs="Latha"/>
+                <w:sz w:val="28"/>
+                <w:szCs w:val="28"/>
+                <w:highlight w:val="green"/>
+                <w:cs/>
+                <w:lang w:bidi="ta-IN"/>
+              </w:rPr>
+              <w:t>ங்ங்</w:t>
+            </w:r>
+            <w:r>
+              <w:rPr>
+                <w:rFonts w:ascii="Latha" w:hAnsi="Latha" w:cs="Latha"/>
+                <w:b/>
+                <w:bCs/>
+                <w:i/>
+                <w:iCs/>
+                <w:sz w:val="28"/>
+                <w:szCs w:val="28"/>
+                <w:highlight w:val="green"/>
+                <w:cs/>
+                <w:lang w:bidi="ta-IN"/>
+              </w:rPr>
+              <w:t>ரு</w:t>
+            </w:r>
+            <w:r>
+              <w:rPr>
+                <w:rFonts w:ascii="Latha" w:hAnsi="Latha" w:cs="Latha"/>
+                <w:sz w:val="28"/>
+                <w:szCs w:val="28"/>
+                <w:cs/>
+                <w:lang w:bidi="ta-IN"/>
+              </w:rPr>
+              <w:t>ஷி</w:t>
+            </w:r>
+            <w:r>
+              <w:rPr>
+                <w:rFonts w:ascii="BRH Tamil Tab Extra" w:hAnsi="BRH Tamil Tab Extra" w:cs="Latha"/>
+                <w:b/>
+                <w:sz w:val="36"/>
+                <w:szCs w:val="28"/>
+                <w:lang w:bidi="ta-IN"/>
+              </w:rPr>
+              <w:t>†</w:t>
+            </w:r>
+            <w:r>
+              <w:rPr>
+                <w:rFonts w:ascii="Latha" w:hAnsi="Latha" w:cs="Latha"/>
+                <w:b/>
+                <w:bCs/>
+                <w:sz w:val="32"/>
+                <w:szCs w:val="32"/>
+                <w:cs/>
+                <w:lang w:bidi="ta-IN"/>
+              </w:rPr>
+              <w:t>:</w:t>
+            </w:r>
+            <w:r>
+              <w:rPr>
+                <w:rFonts w:ascii="Latha" w:hAnsi="Latha" w:cs="Latha"/>
+                <w:sz w:val="28"/>
+                <w:szCs w:val="28"/>
+                <w:lang w:bidi="ta-IN"/>
+              </w:rPr>
+              <w:t xml:space="preserve"> |</w:t>
+            </w:r>
           </w:p>
         </w:tc>
       </w:tr>
@@ -1768,6 +5742,9 @@
     </w:tbl>
     <w:p>
       <w:pPr>
+        <w:pBdr>
+          <w:bottom w:val="double" w:sz="6" w:space="1" w:color="auto"/>
+        </w:pBdr>
         <w:spacing w:before="0" w:line="240" w:lineRule="auto"/>
         <w:jc w:val="center"/>
         <w:rPr>
@@ -1778,7 +5755,11 @@
           <w:u w:val="single"/>
         </w:rPr>
       </w:pPr>
-      <w:r>
+    </w:p>
+    <w:p>
+      <w:pPr>
+        <w:spacing w:before="0" w:line="240" w:lineRule="auto"/>
+        <w:jc w:val="center"/>
         <w:rPr>
           <w:b/>
           <w:bCs/>
@@ -1786,8 +5767,85 @@
           <w:szCs w:val="32"/>
           <w:u w:val="single"/>
         </w:rPr>
-        <w:t>==================</w:t>
-      </w:r>
+      </w:pPr>
+    </w:p>
+    <w:p>
+      <w:pPr>
+        <w:spacing w:before="0" w:line="240" w:lineRule="auto"/>
+        <w:jc w:val="center"/>
+        <w:rPr>
+          <w:b/>
+          <w:bCs/>
+          <w:sz w:val="32"/>
+          <w:szCs w:val="32"/>
+          <w:u w:val="single"/>
+        </w:rPr>
+      </w:pPr>
+    </w:p>
+    <w:p>
+      <w:pPr>
+        <w:spacing w:before="0" w:line="240" w:lineRule="auto"/>
+        <w:jc w:val="center"/>
+        <w:rPr>
+          <w:b/>
+          <w:bCs/>
+          <w:sz w:val="32"/>
+          <w:szCs w:val="32"/>
+          <w:u w:val="single"/>
+        </w:rPr>
+      </w:pPr>
+    </w:p>
+    <w:p>
+      <w:pPr>
+        <w:spacing w:before="0" w:line="240" w:lineRule="auto"/>
+        <w:jc w:val="center"/>
+        <w:rPr>
+          <w:b/>
+          <w:bCs/>
+          <w:sz w:val="32"/>
+          <w:szCs w:val="32"/>
+          <w:u w:val="single"/>
+        </w:rPr>
+      </w:pPr>
+    </w:p>
+    <w:p>
+      <w:pPr>
+        <w:spacing w:before="0" w:line="240" w:lineRule="auto"/>
+        <w:jc w:val="center"/>
+        <w:rPr>
+          <w:b/>
+          <w:bCs/>
+          <w:sz w:val="32"/>
+          <w:szCs w:val="32"/>
+          <w:u w:val="single"/>
+        </w:rPr>
+      </w:pPr>
+    </w:p>
+    <w:p>
+      <w:pPr>
+        <w:spacing w:before="0" w:line="240" w:lineRule="auto"/>
+        <w:jc w:val="center"/>
+        <w:rPr>
+          <w:b/>
+          <w:bCs/>
+          <w:sz w:val="32"/>
+          <w:szCs w:val="32"/>
+          <w:u w:val="single"/>
+        </w:rPr>
+      </w:pPr>
+    </w:p>
+    <w:p>
+      <w:pPr>
+        <w:spacing w:before="0" w:line="240" w:lineRule="auto"/>
+        <w:jc w:val="center"/>
+        <w:rPr>
+          <w:b/>
+          <w:bCs/>
+          <w:sz w:val="32"/>
+          <w:szCs w:val="32"/>
+          <w:u w:val="single"/>
+        </w:rPr>
+      </w:pPr>
     </w:p>
     <w:p>
       <w:pPr>
@@ -5214,7 +9272,16 @@
           <w:bCs/>
           <w:sz w:val="32"/>
         </w:rPr>
-        <w:t>replaced with</w:t>
+        <w:t xml:space="preserve">replaced </w:t>
+      </w:r>
+      <w:proofErr w:type="gramStart"/>
+      <w:r>
+        <w:rPr>
+          <w:b/>
+          <w:bCs/>
+          <w:sz w:val="32"/>
+        </w:rPr>
+        <w:t>with</w:t>
       </w:r>
       <w:r>
         <w:rPr>
@@ -5237,6 +9304,7 @@
         <w:t>"</w:t>
       </w:r>
       <w:proofErr w:type="spellStart"/>
+      <w:proofErr w:type="gramEnd"/>
       <w:r>
         <w:rPr>
           <w:rFonts w:ascii="BRH Devanagari" w:hAnsi="BRH Devanagari" w:cs="BRH Devanagari"/>
@@ -6568,7 +10636,7 @@
   <w:style w:type="paragraph" w:default="1" w:styleId="Normal">
     <w:name w:val="Normal"/>
     <w:qFormat/>
-    <w:rsid w:val="00076C05"/>
+    <w:rsid w:val="00E000A0"/>
     <w:pPr>
       <w:spacing w:before="120" w:line="276" w:lineRule="auto"/>
     </w:pPr>

--- a/TS-Kramam/TS-3.5/TS 3.5 Tamil Krama Paatam Corrections.docx
+++ b/TS-Kramam/TS-3.5/TS 3.5 Tamil Krama Paatam Corrections.docx
@@ -247,7 +247,7 @@
       </w:tr>
       <w:tr>
         <w:trPr>
-          <w:trHeight w:val="1118"/>
+          <w:trHeight w:val="1954"/>
         </w:trPr>
         <w:tc>
           <w:tcPr>
@@ -290,27 +290,7 @@
                 <w:sz w:val="28"/>
                 <w:szCs w:val="32"/>
               </w:rPr>
-              <w:t>3.5.</w:t>
-            </w:r>
-            <w:r>
-              <w:rPr>
-                <w:rFonts w:cs="Arial"/>
-                <w:b/>
-                <w:color w:val="000000"/>
-                <w:sz w:val="28"/>
-                <w:szCs w:val="32"/>
-              </w:rPr>
-              <w:t>3</w:t>
-            </w:r>
-            <w:r>
-              <w:rPr>
-                <w:rFonts w:cs="Arial"/>
-                <w:b/>
-                <w:color w:val="000000"/>
-                <w:sz w:val="28"/>
-                <w:szCs w:val="32"/>
-              </w:rPr>
-              <w:t xml:space="preserve">.1 </w:t>
+              <w:t xml:space="preserve">3.5.1.3 </w:t>
             </w:r>
             <w:r>
               <w:rPr>
@@ -363,7 +343,7 @@
                 <w:szCs w:val="32"/>
                 <w:lang w:val="en-IN"/>
               </w:rPr>
-              <w:t>42</w:t>
+              <w:t>45</w:t>
             </w:r>
           </w:p>
           <w:p>
@@ -415,18 +395,7 @@
                 <w:szCs w:val="32"/>
                 <w:lang w:val="it-IT"/>
               </w:rPr>
-              <w:t>1</w:t>
-            </w:r>
-            <w:r>
-              <w:rPr>
-                <w:rFonts w:cs="Arial"/>
-                <w:b/>
-                <w:color w:val="000000"/>
-                <w:sz w:val="28"/>
-                <w:szCs w:val="32"/>
-                <w:lang w:val="it-IT"/>
-              </w:rPr>
-              <w:t>0</w:t>
+              <w:t>3</w:t>
             </w:r>
           </w:p>
         </w:tc>
@@ -446,7 +415,7 @@
                 <w:sz w:val="28"/>
                 <w:szCs w:val="28"/>
                 <w:cs/>
-                <w:lang w:bidi="ta-IN"/>
+                <w:lang w:val="it-IT" w:bidi="ta-IN"/>
               </w:rPr>
             </w:pPr>
             <w:r>
@@ -454,10 +423,11 @@
                 <w:rFonts w:ascii="Latha" w:hAnsi="Latha" w:cs="Latha"/>
                 <w:sz w:val="28"/>
                 <w:szCs w:val="28"/>
-                <w:cs/>
-                <w:lang w:bidi="ta-IN"/>
-              </w:rPr>
-              <w:t>ஏ</w:t>
+                <w:highlight w:val="yellow"/>
+                <w:cs/>
+                <w:lang w:bidi="ta-IN"/>
+              </w:rPr>
+              <w:t>பூ</w:t>
             </w:r>
             <w:r>
               <w:rPr>
@@ -477,7 +447,7 @@
                 <w:cs/>
                 <w:lang w:bidi="ta-IN"/>
               </w:rPr>
-              <w:t>னா</w:t>
+              <w:t>ர்ண</w:t>
             </w:r>
             <w:r>
               <w:rPr>
@@ -497,7 +467,27 @@
                 <w:cs/>
                 <w:lang w:bidi="ta-IN"/>
               </w:rPr>
-              <w:t>ன்</w:t>
+              <w:t>மா</w:t>
+            </w:r>
+            <w:r>
+              <w:rPr>
+                <w:rFonts w:ascii="BRH Tamil Tab Extra" w:hAnsi="BRH Tamil Tab Extra" w:cs="Latha"/>
+                <w:b/>
+                <w:sz w:val="36"/>
+                <w:szCs w:val="28"/>
+                <w:lang w:bidi="ta-IN"/>
+              </w:rPr>
+              <w:t>…</w:t>
+            </w:r>
+            <w:r>
+              <w:rPr>
+                <w:rFonts w:ascii="Latha" w:hAnsi="Latha" w:cs="Latha"/>
+                <w:sz w:val="28"/>
+                <w:szCs w:val="28"/>
+                <w:cs/>
+                <w:lang w:bidi="ta-IN"/>
+              </w:rPr>
+              <w:t>ஸ்யை</w:t>
             </w:r>
             <w:r>
               <w:rPr>
@@ -510,22 +500,40 @@
             </w:r>
             <w:r>
               <w:rPr>
-                <w:rFonts w:ascii="Latha" w:hAnsi="Latha" w:cs="Latha" w:hint="cs"/>
-                <w:sz w:val="28"/>
-                <w:szCs w:val="28"/>
-                <w:highlight w:val="yellow"/>
-                <w:cs/>
-                <w:lang w:bidi="ta-IN"/>
-              </w:rPr>
-              <w:t>கா</w:t>
-            </w:r>
-            <w:r>
-              <w:rPr>
-                <w:rFonts w:ascii="BRH Tamil Tab Extra" w:hAnsi="BRH Tamil Tab Extra" w:cs="Latha"/>
-                <w:b/>
-                <w:sz w:val="36"/>
-                <w:szCs w:val="28"/>
-                <w:highlight w:val="yellow"/>
+                <w:rFonts w:ascii="Latha" w:hAnsi="Latha" w:cs="Latha"/>
+                <w:sz w:val="28"/>
+                <w:szCs w:val="28"/>
+                <w:cs/>
+                <w:lang w:bidi="ta-IN"/>
+              </w:rPr>
+              <w:t>ப்ர</w:t>
+            </w:r>
+            <w:r>
+              <w:rPr>
+                <w:rFonts w:ascii="BRH Tamil Tab Extra" w:hAnsi="BRH Tamil Tab Extra" w:cs="Latha"/>
+                <w:b/>
+                <w:sz w:val="36"/>
+                <w:szCs w:val="28"/>
+                <w:lang w:bidi="ta-IN"/>
+              </w:rPr>
+              <w:t>†</w:t>
+            </w:r>
+            <w:r>
+              <w:rPr>
+                <w:rFonts w:ascii="Latha" w:hAnsi="Latha" w:cs="Latha"/>
+                <w:sz w:val="28"/>
+                <w:szCs w:val="28"/>
+                <w:cs/>
+                <w:lang w:bidi="ta-IN"/>
+              </w:rPr>
+              <w:t>தீ</w:t>
+            </w:r>
+            <w:r>
+              <w:rPr>
+                <w:rFonts w:ascii="BRH Tamil Tab Extra" w:hAnsi="BRH Tamil Tab Extra" w:cs="Latha"/>
+                <w:b/>
+                <w:sz w:val="36"/>
+                <w:szCs w:val="28"/>
                 <w:lang w:bidi="ta-IN"/>
               </w:rPr>
               <w:t>…</w:t>
@@ -538,6 +546,85 @@
                 <w:cs/>
                 <w:lang w:bidi="ta-IN"/>
               </w:rPr>
+              <w:t>சீன</w:t>
+            </w:r>
+            <w:r>
+              <w:rPr>
+                <w:rFonts w:ascii="BRH Tamil Tab Extra" w:hAnsi="BRH Tamil Tab Extra" w:cs="Latha"/>
+                <w:b/>
+                <w:sz w:val="36"/>
+                <w:szCs w:val="28"/>
+                <w:lang w:bidi="ta-IN"/>
+              </w:rPr>
+              <w:t>‡</w:t>
+            </w:r>
+            <w:r>
+              <w:rPr>
+                <w:rFonts w:ascii="Latha" w:hAnsi="Latha" w:cs="Latha"/>
+                <w:sz w:val="28"/>
+                <w:szCs w:val="28"/>
+                <w:cs/>
+                <w:lang w:bidi="ta-IN"/>
+              </w:rPr>
+              <w:t>ம்</w:t>
+            </w:r>
+            <w:r>
+              <w:rPr>
+                <w:rFonts w:ascii="Latha" w:hAnsi="Latha" w:cs="Latha"/>
+                <w:sz w:val="28"/>
+                <w:szCs w:val="28"/>
+                <w:lang w:bidi="ta-IN"/>
+              </w:rPr>
+              <w:t xml:space="preserve"> | </w:t>
+            </w:r>
+            <w:r>
+              <w:rPr>
+                <w:rFonts w:ascii="Latha" w:hAnsi="Latha" w:cs="Latha"/>
+                <w:sz w:val="28"/>
+                <w:szCs w:val="28"/>
+                <w:cs/>
+                <w:lang w:bidi="ta-IN"/>
+              </w:rPr>
+              <w:t>பௌ</w:t>
+            </w:r>
+            <w:r>
+              <w:rPr>
+                <w:rFonts w:ascii="BRH Tamil Tab Extra" w:hAnsi="BRH Tamil Tab Extra" w:cs="Latha"/>
+                <w:b/>
+                <w:sz w:val="36"/>
+                <w:szCs w:val="28"/>
+                <w:lang w:bidi="ta-IN"/>
+              </w:rPr>
+              <w:t>…</w:t>
+            </w:r>
+            <w:r>
+              <w:rPr>
+                <w:rFonts w:ascii="Latha" w:hAnsi="Latha" w:cs="Latha"/>
+                <w:sz w:val="28"/>
+                <w:szCs w:val="28"/>
+                <w:cs/>
+                <w:lang w:bidi="ta-IN"/>
+              </w:rPr>
+              <w:t>ர்ண</w:t>
+            </w:r>
+            <w:r>
+              <w:rPr>
+                <w:rFonts w:ascii="BRH Tamil Tab Extra" w:hAnsi="BRH Tamil Tab Extra" w:cs="Latha"/>
+                <w:b/>
+                <w:sz w:val="36"/>
+                <w:szCs w:val="28"/>
+                <w:lang w:bidi="ta-IN"/>
+              </w:rPr>
+              <w:t>…</w:t>
+            </w:r>
+            <w:r>
+              <w:rPr>
+                <w:rFonts w:ascii="Latha" w:hAnsi="Latha" w:cs="Latha"/>
+                <w:sz w:val="28"/>
+                <w:szCs w:val="28"/>
+                <w:cs/>
+                <w:lang w:bidi="ta-IN"/>
+              </w:rPr>
               <w:t>மா</w:t>
             </w:r>
             <w:r>
@@ -558,7 +645,74 @@
                 <w:cs/>
                 <w:lang w:bidi="ta-IN"/>
               </w:rPr>
-              <w:t>மி</w:t>
+              <w:t>ஸ்யா</w:t>
+            </w:r>
+            <w:r>
+              <w:rPr>
+                <w:rFonts w:ascii="Latha" w:hAnsi="Latha" w:cs="Latha"/>
+                <w:sz w:val="28"/>
+                <w:szCs w:val="28"/>
+                <w:lang w:bidi="ta-IN"/>
+              </w:rPr>
+              <w:t xml:space="preserve"> </w:t>
+            </w:r>
+            <w:r>
+              <w:rPr>
+                <w:rFonts w:ascii="Latha" w:hAnsi="Latha" w:cs="Latha"/>
+                <w:sz w:val="28"/>
+                <w:szCs w:val="28"/>
+                <w:cs/>
+                <w:lang w:bidi="ta-IN"/>
+              </w:rPr>
+              <w:t>இதி</w:t>
+            </w:r>
+            <w:r>
+              <w:rPr>
+                <w:rFonts w:ascii="BRH Tamil Tab Extra" w:hAnsi="BRH Tamil Tab Extra" w:cs="Latha"/>
+                <w:b/>
+                <w:sz w:val="36"/>
+                <w:szCs w:val="28"/>
+                <w:lang w:bidi="ta-IN"/>
+              </w:rPr>
+              <w:t>†</w:t>
+            </w:r>
+            <w:r>
+              <w:rPr>
+                <w:rFonts w:ascii="Latha" w:hAnsi="Latha" w:cs="Latha"/>
+                <w:sz w:val="28"/>
+                <w:szCs w:val="28"/>
+                <w:lang w:bidi="ta-IN"/>
+              </w:rPr>
+              <w:t xml:space="preserve"> </w:t>
+            </w:r>
+            <w:r>
+              <w:rPr>
+                <w:rFonts w:ascii="Latha" w:hAnsi="Latha" w:cs="Latha"/>
+                <w:sz w:val="28"/>
+                <w:szCs w:val="28"/>
+                <w:cs/>
+                <w:lang w:bidi="ta-IN"/>
+              </w:rPr>
+              <w:t>பௌர்ண</w:t>
+            </w:r>
+            <w:r>
+              <w:rPr>
+                <w:rFonts w:ascii="Latha" w:hAnsi="Latha" w:cs="Latha"/>
+                <w:sz w:val="28"/>
+                <w:szCs w:val="28"/>
+                <w:lang w:bidi="ta-IN"/>
+              </w:rPr>
+              <w:t xml:space="preserve"> - </w:t>
+            </w:r>
+            <w:r>
+              <w:rPr>
+                <w:rFonts w:ascii="Latha" w:hAnsi="Latha" w:cs="Latha"/>
+                <w:sz w:val="28"/>
+                <w:szCs w:val="28"/>
+                <w:cs/>
+                <w:lang w:bidi="ta-IN"/>
+              </w:rPr>
+              <w:t>மா</w:t>
             </w:r>
             <w:r>
               <w:rPr>
@@ -575,102 +729,10 @@
                 <w:rFonts w:ascii="Latha" w:hAnsi="Latha" w:cs="Latha"/>
                 <w:sz w:val="28"/>
                 <w:szCs w:val="28"/>
-                <w:lang w:bidi="ta-IN"/>
-              </w:rPr>
-              <w:t xml:space="preserve"> | </w:t>
-            </w:r>
-            <w:r>
-              <w:rPr>
-                <w:rFonts w:ascii="Latha" w:hAnsi="Latha" w:cs="Latha"/>
-                <w:sz w:val="28"/>
-                <w:szCs w:val="28"/>
-                <w:cs/>
-                <w:lang w:bidi="ta-IN"/>
-              </w:rPr>
-              <w:t>க்ரா</w:t>
-            </w:r>
-            <w:r>
-              <w:rPr>
-                <w:rFonts w:ascii="BRH Tamil Tab Extra" w:hAnsi="BRH Tamil Tab Extra" w:cs="Latha"/>
-                <w:b/>
-                <w:sz w:val="36"/>
-                <w:szCs w:val="28"/>
-                <w:lang w:bidi="ta-IN"/>
-              </w:rPr>
-              <w:t>…</w:t>
-            </w:r>
-            <w:r>
-              <w:rPr>
-                <w:rFonts w:ascii="Latha" w:hAnsi="Latha" w:cs="Latha"/>
-                <w:sz w:val="28"/>
-                <w:szCs w:val="28"/>
-                <w:cs/>
-                <w:lang w:bidi="ta-IN"/>
-              </w:rPr>
-              <w:t>மா</w:t>
-            </w:r>
-            <w:r>
-              <w:rPr>
-                <w:rFonts w:ascii="BRH Tamil Tab Extra" w:hAnsi="BRH Tamil Tab Extra" w:cs="Latha"/>
-                <w:b/>
-                <w:sz w:val="36"/>
-                <w:szCs w:val="28"/>
-                <w:lang w:bidi="ta-IN"/>
-              </w:rPr>
-              <w:t>…</w:t>
-            </w:r>
-            <w:r>
-              <w:rPr>
-                <w:rFonts w:ascii="Latha" w:hAnsi="Latha" w:cs="Latha"/>
-                <w:sz w:val="28"/>
-                <w:szCs w:val="28"/>
-                <w:cs/>
-                <w:lang w:bidi="ta-IN"/>
-              </w:rPr>
-              <w:t>மீந்த்</w:t>
-            </w:r>
-            <w:r>
-              <w:rPr>
-                <w:rFonts w:ascii="Latha" w:hAnsi="Latha" w:cs="Latha"/>
-                <w:b/>
-                <w:bCs/>
-                <w:position w:val="-12"/>
-                <w:sz w:val="28"/>
-                <w:szCs w:val="28"/>
-                <w:cs/>
-                <w:lang w:bidi="ta-IN"/>
-              </w:rPr>
-              <w:t>3</w:t>
-            </w:r>
-            <w:r>
-              <w:rPr>
-                <w:rFonts w:ascii="Latha" w:hAnsi="Latha" w:cs="Latha"/>
-                <w:sz w:val="28"/>
-                <w:szCs w:val="28"/>
-                <w:cs/>
-                <w:lang w:bidi="ta-IN"/>
-              </w:rPr>
-              <w:t>ரே</w:t>
-            </w:r>
-            <w:r>
-              <w:rPr>
-                <w:rFonts w:ascii="BRH Tamil Tab Extra" w:hAnsi="BRH Tamil Tab Extra" w:cs="Latha"/>
-                <w:b/>
-                <w:sz w:val="36"/>
-                <w:szCs w:val="28"/>
-                <w:lang w:bidi="ta-IN"/>
-              </w:rPr>
-              <w:t>†</w:t>
-            </w:r>
-            <w:r>
-              <w:rPr>
-                <w:rFonts w:ascii="Latha" w:hAnsi="Latha" w:cs="Latha"/>
-                <w:sz w:val="28"/>
-                <w:szCs w:val="28"/>
-                <w:cs/>
-                <w:lang w:bidi="ta-IN"/>
-              </w:rPr>
-              <w:t>ண</w:t>
+                <w:cs/>
+                <w:lang w:bidi="ta-IN"/>
+              </w:rPr>
+              <w:t>ஸ்யை</w:t>
             </w:r>
             <w:r>
               <w:rPr>
@@ -695,7 +757,7 @@
                 <w:sz w:val="28"/>
                 <w:szCs w:val="28"/>
                 <w:cs/>
-                <w:lang w:bidi="ta-IN"/>
+                <w:lang w:val="it-IT" w:bidi="ta-IN"/>
               </w:rPr>
             </w:pPr>
             <w:r>
@@ -703,10 +765,11 @@
                 <w:rFonts w:ascii="Latha" w:hAnsi="Latha" w:cs="Latha"/>
                 <w:sz w:val="28"/>
                 <w:szCs w:val="28"/>
-                <w:cs/>
-                <w:lang w:bidi="ta-IN"/>
-              </w:rPr>
-              <w:t>ஏ</w:t>
+                <w:highlight w:val="green"/>
+                <w:cs/>
+                <w:lang w:bidi="ta-IN"/>
+              </w:rPr>
+              <w:t>பௌ</w:t>
             </w:r>
             <w:r>
               <w:rPr>
@@ -726,7 +789,7 @@
                 <w:cs/>
                 <w:lang w:bidi="ta-IN"/>
               </w:rPr>
-              <w:t>னா</w:t>
+              <w:t>ர்ண</w:t>
             </w:r>
             <w:r>
               <w:rPr>
@@ -746,7 +809,27 @@
                 <w:cs/>
                 <w:lang w:bidi="ta-IN"/>
               </w:rPr>
-              <w:t>ன்</w:t>
+              <w:t>மா</w:t>
+            </w:r>
+            <w:r>
+              <w:rPr>
+                <w:rFonts w:ascii="BRH Tamil Tab Extra" w:hAnsi="BRH Tamil Tab Extra" w:cs="Latha"/>
+                <w:b/>
+                <w:sz w:val="36"/>
+                <w:szCs w:val="28"/>
+                <w:lang w:bidi="ta-IN"/>
+              </w:rPr>
+              <w:t>…</w:t>
+            </w:r>
+            <w:r>
+              <w:rPr>
+                <w:rFonts w:ascii="Latha" w:hAnsi="Latha" w:cs="Latha"/>
+                <w:sz w:val="28"/>
+                <w:szCs w:val="28"/>
+                <w:cs/>
+                <w:lang w:bidi="ta-IN"/>
+              </w:rPr>
+              <w:t>ஸ்யை</w:t>
             </w:r>
             <w:r>
               <w:rPr>
@@ -765,18 +848,27 @@
                 <w:cs/>
                 <w:lang w:bidi="ta-IN"/>
               </w:rPr>
-              <w:t>க்</w:t>
-            </w:r>
-            <w:r>
-              <w:rPr>
-                <w:rFonts w:ascii="Latha" w:hAnsi="Latha" w:cs="Latha"/>
-                <w:sz w:val="28"/>
-                <w:szCs w:val="28"/>
-                <w:highlight w:val="green"/>
-                <w:cs/>
-                <w:lang w:bidi="ta-IN"/>
-              </w:rPr>
-              <w:t>ரா</w:t>
+              <w:t>ப்ர</w:t>
+            </w:r>
+            <w:r>
+              <w:rPr>
+                <w:rFonts w:ascii="BRH Tamil Tab Extra" w:hAnsi="BRH Tamil Tab Extra" w:cs="Latha"/>
+                <w:b/>
+                <w:sz w:val="36"/>
+                <w:szCs w:val="28"/>
+                <w:lang w:bidi="ta-IN"/>
+              </w:rPr>
+              <w:t>†</w:t>
+            </w:r>
+            <w:r>
+              <w:rPr>
+                <w:rFonts w:ascii="Latha" w:hAnsi="Latha" w:cs="Latha"/>
+                <w:sz w:val="28"/>
+                <w:szCs w:val="28"/>
+                <w:cs/>
+                <w:lang w:bidi="ta-IN"/>
+              </w:rPr>
+              <w:t>தீ</w:t>
             </w:r>
             <w:r>
               <w:rPr>
@@ -796,6 +888,85 @@
                 <w:cs/>
                 <w:lang w:bidi="ta-IN"/>
               </w:rPr>
+              <w:t>சீன</w:t>
+            </w:r>
+            <w:r>
+              <w:rPr>
+                <w:rFonts w:ascii="BRH Tamil Tab Extra" w:hAnsi="BRH Tamil Tab Extra" w:cs="Latha"/>
+                <w:b/>
+                <w:sz w:val="36"/>
+                <w:szCs w:val="28"/>
+                <w:lang w:bidi="ta-IN"/>
+              </w:rPr>
+              <w:t>‡</w:t>
+            </w:r>
+            <w:r>
+              <w:rPr>
+                <w:rFonts w:ascii="Latha" w:hAnsi="Latha" w:cs="Latha"/>
+                <w:sz w:val="28"/>
+                <w:szCs w:val="28"/>
+                <w:cs/>
+                <w:lang w:bidi="ta-IN"/>
+              </w:rPr>
+              <w:t>ம்</w:t>
+            </w:r>
+            <w:r>
+              <w:rPr>
+                <w:rFonts w:ascii="Latha" w:hAnsi="Latha" w:cs="Latha"/>
+                <w:sz w:val="28"/>
+                <w:szCs w:val="28"/>
+                <w:lang w:bidi="ta-IN"/>
+              </w:rPr>
+              <w:t xml:space="preserve"> | </w:t>
+            </w:r>
+            <w:r>
+              <w:rPr>
+                <w:rFonts w:ascii="Latha" w:hAnsi="Latha" w:cs="Latha"/>
+                <w:sz w:val="28"/>
+                <w:szCs w:val="28"/>
+                <w:cs/>
+                <w:lang w:bidi="ta-IN"/>
+              </w:rPr>
+              <w:t>பௌ</w:t>
+            </w:r>
+            <w:r>
+              <w:rPr>
+                <w:rFonts w:ascii="BRH Tamil Tab Extra" w:hAnsi="BRH Tamil Tab Extra" w:cs="Latha"/>
+                <w:b/>
+                <w:sz w:val="36"/>
+                <w:szCs w:val="28"/>
+                <w:lang w:bidi="ta-IN"/>
+              </w:rPr>
+              <w:t>…</w:t>
+            </w:r>
+            <w:r>
+              <w:rPr>
+                <w:rFonts w:ascii="Latha" w:hAnsi="Latha" w:cs="Latha"/>
+                <w:sz w:val="28"/>
+                <w:szCs w:val="28"/>
+                <w:cs/>
+                <w:lang w:bidi="ta-IN"/>
+              </w:rPr>
+              <w:t>ர்ண</w:t>
+            </w:r>
+            <w:r>
+              <w:rPr>
+                <w:rFonts w:ascii="BRH Tamil Tab Extra" w:hAnsi="BRH Tamil Tab Extra" w:cs="Latha"/>
+                <w:b/>
+                <w:sz w:val="36"/>
+                <w:szCs w:val="28"/>
+                <w:lang w:bidi="ta-IN"/>
+              </w:rPr>
+              <w:t>…</w:t>
+            </w:r>
+            <w:r>
+              <w:rPr>
+                <w:rFonts w:ascii="Latha" w:hAnsi="Latha" w:cs="Latha"/>
+                <w:sz w:val="28"/>
+                <w:szCs w:val="28"/>
+                <w:cs/>
+                <w:lang w:bidi="ta-IN"/>
+              </w:rPr>
               <w:t>மா</w:t>
             </w:r>
             <w:r>
@@ -816,7 +987,74 @@
                 <w:cs/>
                 <w:lang w:bidi="ta-IN"/>
               </w:rPr>
-              <w:t>மி</w:t>
+              <w:t>ஸ்யா</w:t>
+            </w:r>
+            <w:r>
+              <w:rPr>
+                <w:rFonts w:ascii="Latha" w:hAnsi="Latha" w:cs="Latha"/>
+                <w:sz w:val="28"/>
+                <w:szCs w:val="28"/>
+                <w:lang w:bidi="ta-IN"/>
+              </w:rPr>
+              <w:t xml:space="preserve"> </w:t>
+            </w:r>
+            <w:r>
+              <w:rPr>
+                <w:rFonts w:ascii="Latha" w:hAnsi="Latha" w:cs="Latha"/>
+                <w:sz w:val="28"/>
+                <w:szCs w:val="28"/>
+                <w:cs/>
+                <w:lang w:bidi="ta-IN"/>
+              </w:rPr>
+              <w:t>இதி</w:t>
+            </w:r>
+            <w:r>
+              <w:rPr>
+                <w:rFonts w:ascii="BRH Tamil Tab Extra" w:hAnsi="BRH Tamil Tab Extra" w:cs="Latha"/>
+                <w:b/>
+                <w:sz w:val="36"/>
+                <w:szCs w:val="28"/>
+                <w:lang w:bidi="ta-IN"/>
+              </w:rPr>
+              <w:t>†</w:t>
+            </w:r>
+            <w:r>
+              <w:rPr>
+                <w:rFonts w:ascii="Latha" w:hAnsi="Latha" w:cs="Latha"/>
+                <w:sz w:val="28"/>
+                <w:szCs w:val="28"/>
+                <w:lang w:bidi="ta-IN"/>
+              </w:rPr>
+              <w:t xml:space="preserve"> </w:t>
+            </w:r>
+            <w:r>
+              <w:rPr>
+                <w:rFonts w:ascii="Latha" w:hAnsi="Latha" w:cs="Latha"/>
+                <w:sz w:val="28"/>
+                <w:szCs w:val="28"/>
+                <w:cs/>
+                <w:lang w:bidi="ta-IN"/>
+              </w:rPr>
+              <w:t>பௌர்ண</w:t>
+            </w:r>
+            <w:r>
+              <w:rPr>
+                <w:rFonts w:ascii="Latha" w:hAnsi="Latha" w:cs="Latha"/>
+                <w:sz w:val="28"/>
+                <w:szCs w:val="28"/>
+                <w:lang w:bidi="ta-IN"/>
+              </w:rPr>
+              <w:t xml:space="preserve"> - </w:t>
+            </w:r>
+            <w:r>
+              <w:rPr>
+                <w:rFonts w:ascii="Latha" w:hAnsi="Latha" w:cs="Latha"/>
+                <w:sz w:val="28"/>
+                <w:szCs w:val="28"/>
+                <w:cs/>
+                <w:lang w:bidi="ta-IN"/>
+              </w:rPr>
+              <w:t>மா</w:t>
             </w:r>
             <w:r>
               <w:rPr>
@@ -833,102 +1071,10 @@
                 <w:rFonts w:ascii="Latha" w:hAnsi="Latha" w:cs="Latha"/>
                 <w:sz w:val="28"/>
                 <w:szCs w:val="28"/>
-                <w:lang w:bidi="ta-IN"/>
-              </w:rPr>
-              <w:t xml:space="preserve"> | </w:t>
-            </w:r>
-            <w:r>
-              <w:rPr>
-                <w:rFonts w:ascii="Latha" w:hAnsi="Latha" w:cs="Latha"/>
-                <w:sz w:val="28"/>
-                <w:szCs w:val="28"/>
-                <w:cs/>
-                <w:lang w:bidi="ta-IN"/>
-              </w:rPr>
-              <w:t>க்ரா</w:t>
-            </w:r>
-            <w:r>
-              <w:rPr>
-                <w:rFonts w:ascii="BRH Tamil Tab Extra" w:hAnsi="BRH Tamil Tab Extra" w:cs="Latha"/>
-                <w:b/>
-                <w:sz w:val="36"/>
-                <w:szCs w:val="28"/>
-                <w:lang w:bidi="ta-IN"/>
-              </w:rPr>
-              <w:t>…</w:t>
-            </w:r>
-            <w:r>
-              <w:rPr>
-                <w:rFonts w:ascii="Latha" w:hAnsi="Latha" w:cs="Latha"/>
-                <w:sz w:val="28"/>
-                <w:szCs w:val="28"/>
-                <w:cs/>
-                <w:lang w:bidi="ta-IN"/>
-              </w:rPr>
-              <w:t>மா</w:t>
-            </w:r>
-            <w:r>
-              <w:rPr>
-                <w:rFonts w:ascii="BRH Tamil Tab Extra" w:hAnsi="BRH Tamil Tab Extra" w:cs="Latha"/>
-                <w:b/>
-                <w:sz w:val="36"/>
-                <w:szCs w:val="28"/>
-                <w:lang w:bidi="ta-IN"/>
-              </w:rPr>
-              <w:t>…</w:t>
-            </w:r>
-            <w:r>
-              <w:rPr>
-                <w:rFonts w:ascii="Latha" w:hAnsi="Latha" w:cs="Latha"/>
-                <w:sz w:val="28"/>
-                <w:szCs w:val="28"/>
-                <w:cs/>
-                <w:lang w:bidi="ta-IN"/>
-              </w:rPr>
-              <w:t>மீந்த்</w:t>
-            </w:r>
-            <w:r>
-              <w:rPr>
-                <w:rFonts w:ascii="Latha" w:hAnsi="Latha" w:cs="Latha"/>
-                <w:b/>
-                <w:bCs/>
-                <w:position w:val="-12"/>
-                <w:sz w:val="28"/>
-                <w:szCs w:val="28"/>
-                <w:cs/>
-                <w:lang w:bidi="ta-IN"/>
-              </w:rPr>
-              <w:t>3</w:t>
-            </w:r>
-            <w:r>
-              <w:rPr>
-                <w:rFonts w:ascii="Latha" w:hAnsi="Latha" w:cs="Latha"/>
-                <w:sz w:val="28"/>
-                <w:szCs w:val="28"/>
-                <w:cs/>
-                <w:lang w:bidi="ta-IN"/>
-              </w:rPr>
-              <w:t>ரே</w:t>
-            </w:r>
-            <w:r>
-              <w:rPr>
-                <w:rFonts w:ascii="BRH Tamil Tab Extra" w:hAnsi="BRH Tamil Tab Extra" w:cs="Latha"/>
-                <w:b/>
-                <w:sz w:val="36"/>
-                <w:szCs w:val="28"/>
-                <w:lang w:bidi="ta-IN"/>
-              </w:rPr>
-              <w:t>†</w:t>
-            </w:r>
-            <w:r>
-              <w:rPr>
-                <w:rFonts w:ascii="Latha" w:hAnsi="Latha" w:cs="Latha"/>
-                <w:sz w:val="28"/>
-                <w:szCs w:val="28"/>
-                <w:cs/>
-                <w:lang w:bidi="ta-IN"/>
-              </w:rPr>
-              <w:t>ண</w:t>
+                <w:cs/>
+                <w:lang w:bidi="ta-IN"/>
+              </w:rPr>
+              <w:t>ஸ்யை</w:t>
             </w:r>
             <w:r>
               <w:rPr>
@@ -987,7 +1133,7 @@
                 <w:sz w:val="28"/>
                 <w:szCs w:val="32"/>
               </w:rPr>
-              <w:t xml:space="preserve">3.5.4.1 </w:t>
+              <w:t xml:space="preserve">3.5.3.1 </w:t>
             </w:r>
             <w:r>
               <w:rPr>
@@ -1029,7 +1175,18 @@
                 <w:szCs w:val="32"/>
                 <w:lang w:val="en-IN"/>
               </w:rPr>
-              <w:t>Krama Vaakyam No. - 27</w:t>
+              <w:t xml:space="preserve">Krama Vaakyam No. - </w:t>
+            </w:r>
+            <w:r>
+              <w:rPr>
+                <w:rFonts w:cs="Arial"/>
+                <w:b/>
+                <w:color w:val="000000"/>
+                <w:sz w:val="28"/>
+                <w:szCs w:val="32"/>
+                <w:lang w:val="en-IN"/>
+              </w:rPr>
+              <w:t>42</w:t>
             </w:r>
           </w:p>
           <w:p>
@@ -1049,29 +1206,39 @@
                 <w:color w:val="000000"/>
                 <w:sz w:val="28"/>
                 <w:szCs w:val="32"/>
+              </w:rPr>
+            </w:pPr>
+            <w:r>
+              <w:rPr>
+                <w:rFonts w:cs="Arial"/>
+                <w:b/>
+                <w:color w:val="000000"/>
+                <w:sz w:val="28"/>
+                <w:szCs w:val="32"/>
                 <w:lang w:val="it-IT"/>
               </w:rPr>
-            </w:pPr>
-            <w:r>
-              <w:rPr>
-                <w:rFonts w:cs="Arial"/>
-                <w:b/>
-                <w:color w:val="000000"/>
-                <w:sz w:val="28"/>
+              <w:t>Panchaati No</w:t>
+            </w:r>
+            <w:r>
+              <w:rPr>
+                <w:rFonts w:cs="Arial"/>
+                <w:b/>
+                <w:color w:val="000000"/>
                 <w:szCs w:val="32"/>
                 <w:lang w:val="it-IT"/>
               </w:rPr>
-              <w:t>Panchaati No</w:t>
-            </w:r>
-            <w:r>
-              <w:rPr>
-                <w:rFonts w:cs="Arial"/>
-                <w:b/>
-                <w:color w:val="000000"/>
+              <w:t xml:space="preserve">. - </w:t>
+            </w:r>
+            <w:r>
+              <w:rPr>
+                <w:rFonts w:cs="Arial"/>
+                <w:b/>
+                <w:color w:val="000000"/>
+                <w:sz w:val="28"/>
                 <w:szCs w:val="32"/>
                 <w:lang w:val="it-IT"/>
               </w:rPr>
-              <w:t xml:space="preserve">. - </w:t>
+              <w:t>1</w:t>
             </w:r>
             <w:r>
               <w:rPr>
@@ -1082,18 +1249,7 @@
                 <w:szCs w:val="32"/>
                 <w:lang w:val="it-IT"/>
               </w:rPr>
-              <w:t>1</w:t>
-            </w:r>
-            <w:r>
-              <w:rPr>
-                <w:rFonts w:cs="Arial"/>
-                <w:b/>
-                <w:color w:val="000000"/>
-                <w:sz w:val="28"/>
-                <w:szCs w:val="32"/>
-                <w:lang w:val="it-IT"/>
-              </w:rPr>
-              <w:t>2</w:t>
+              <w:t>0</w:t>
             </w:r>
           </w:p>
         </w:tc>
@@ -1109,10 +1265,11 @@
               <w:adjustRightInd w:val="0"/>
               <w:spacing w:before="0" w:line="240" w:lineRule="auto"/>
               <w:rPr>
-                <w:rFonts w:ascii="BRH Malayalam Extra" w:hAnsi="BRH Malayalam Extra" w:cs="BRH Malayalam Extra"/>
-                <w:color w:val="000000"/>
-                <w:sz w:val="36"/>
-                <w:szCs w:val="40"/>
+                <w:rFonts w:ascii="Latha" w:hAnsi="Latha" w:cs="Latha"/>
+                <w:sz w:val="28"/>
+                <w:szCs w:val="28"/>
+                <w:cs/>
+                <w:lang w:bidi="ta-IN"/>
               </w:rPr>
             </w:pPr>
             <w:r>
@@ -1123,7 +1280,47 @@
                 <w:cs/>
                 <w:lang w:bidi="ta-IN"/>
               </w:rPr>
-              <w:t>யோ</w:t>
+              <w:t>ஏ</w:t>
+            </w:r>
+            <w:r>
+              <w:rPr>
+                <w:rFonts w:ascii="BRH Tamil Tab Extra" w:hAnsi="BRH Tamil Tab Extra" w:cs="Latha"/>
+                <w:b/>
+                <w:sz w:val="36"/>
+                <w:szCs w:val="28"/>
+                <w:lang w:bidi="ta-IN"/>
+              </w:rPr>
+              <w:t>…</w:t>
+            </w:r>
+            <w:r>
+              <w:rPr>
+                <w:rFonts w:ascii="Latha" w:hAnsi="Latha" w:cs="Latha"/>
+                <w:sz w:val="28"/>
+                <w:szCs w:val="28"/>
+                <w:cs/>
+                <w:lang w:bidi="ta-IN"/>
+              </w:rPr>
+              <w:t>னா</w:t>
+            </w:r>
+            <w:r>
+              <w:rPr>
+                <w:rFonts w:ascii="BRH Tamil Tab Extra" w:hAnsi="BRH Tamil Tab Extra" w:cs="Latha"/>
+                <w:b/>
+                <w:sz w:val="36"/>
+                <w:szCs w:val="28"/>
+                <w:lang w:bidi="ta-IN"/>
+              </w:rPr>
+              <w:t>…</w:t>
+            </w:r>
+            <w:r>
+              <w:rPr>
+                <w:rFonts w:ascii="Latha" w:hAnsi="Latha" w:cs="Latha"/>
+                <w:sz w:val="28"/>
+                <w:szCs w:val="28"/>
+                <w:cs/>
+                <w:lang w:bidi="ta-IN"/>
+              </w:rPr>
+              <w:t>ன்</w:t>
             </w:r>
             <w:r>
               <w:rPr>
@@ -1136,13 +1333,147 @@
             </w:r>
             <w:r>
               <w:rPr>
-                <w:rFonts w:ascii="Latha" w:hAnsi="Latha" w:cs="Latha"/>
-                <w:sz w:val="28"/>
-                <w:szCs w:val="28"/>
-                <w:cs/>
-                <w:lang w:bidi="ta-IN"/>
-              </w:rPr>
-              <w:t>அஸ்தி</w:t>
+                <w:rFonts w:ascii="Latha" w:hAnsi="Latha" w:cs="Latha" w:hint="cs"/>
+                <w:sz w:val="28"/>
+                <w:szCs w:val="28"/>
+                <w:highlight w:val="yellow"/>
+                <w:cs/>
+                <w:lang w:bidi="ta-IN"/>
+              </w:rPr>
+              <w:t>கா</w:t>
+            </w:r>
+            <w:r>
+              <w:rPr>
+                <w:rFonts w:ascii="BRH Tamil Tab Extra" w:hAnsi="BRH Tamil Tab Extra" w:cs="Latha"/>
+                <w:b/>
+                <w:sz w:val="36"/>
+                <w:szCs w:val="28"/>
+                <w:highlight w:val="yellow"/>
+                <w:lang w:bidi="ta-IN"/>
+              </w:rPr>
+              <w:t>…</w:t>
+            </w:r>
+            <w:r>
+              <w:rPr>
+                <w:rFonts w:ascii="Latha" w:hAnsi="Latha" w:cs="Latha"/>
+                <w:sz w:val="28"/>
+                <w:szCs w:val="28"/>
+                <w:cs/>
+                <w:lang w:bidi="ta-IN"/>
+              </w:rPr>
+              <w:t>மா</w:t>
+            </w:r>
+            <w:r>
+              <w:rPr>
+                <w:rFonts w:ascii="BRH Tamil Tab Extra" w:hAnsi="BRH Tamil Tab Extra" w:cs="Latha"/>
+                <w:b/>
+                <w:sz w:val="36"/>
+                <w:szCs w:val="28"/>
+                <w:lang w:bidi="ta-IN"/>
+              </w:rPr>
+              <w:t>…</w:t>
+            </w:r>
+            <w:r>
+              <w:rPr>
+                <w:rFonts w:ascii="Latha" w:hAnsi="Latha" w:cs="Latha"/>
+                <w:sz w:val="28"/>
+                <w:szCs w:val="28"/>
+                <w:cs/>
+                <w:lang w:bidi="ta-IN"/>
+              </w:rPr>
+              <w:t>மி</w:t>
+            </w:r>
+            <w:r>
+              <w:rPr>
+                <w:rFonts w:ascii="BRH Tamil Tab Extra" w:hAnsi="BRH Tamil Tab Extra" w:cs="Latha"/>
+                <w:b/>
+                <w:sz w:val="36"/>
+                <w:szCs w:val="28"/>
+                <w:lang w:bidi="ta-IN"/>
+              </w:rPr>
+              <w:t>…</w:t>
+            </w:r>
+            <w:r>
+              <w:rPr>
+                <w:rFonts w:ascii="Latha" w:hAnsi="Latha" w:cs="Latha"/>
+                <w:sz w:val="28"/>
+                <w:szCs w:val="28"/>
+                <w:lang w:bidi="ta-IN"/>
+              </w:rPr>
+              <w:t xml:space="preserve"> | </w:t>
+            </w:r>
+            <w:r>
+              <w:rPr>
+                <w:rFonts w:ascii="Latha" w:hAnsi="Latha" w:cs="Latha"/>
+                <w:sz w:val="28"/>
+                <w:szCs w:val="28"/>
+                <w:cs/>
+                <w:lang w:bidi="ta-IN"/>
+              </w:rPr>
+              <w:t>க்ரா</w:t>
+            </w:r>
+            <w:r>
+              <w:rPr>
+                <w:rFonts w:ascii="BRH Tamil Tab Extra" w:hAnsi="BRH Tamil Tab Extra" w:cs="Latha"/>
+                <w:b/>
+                <w:sz w:val="36"/>
+                <w:szCs w:val="28"/>
+                <w:lang w:bidi="ta-IN"/>
+              </w:rPr>
+              <w:t>…</w:t>
+            </w:r>
+            <w:r>
+              <w:rPr>
+                <w:rFonts w:ascii="Latha" w:hAnsi="Latha" w:cs="Latha"/>
+                <w:sz w:val="28"/>
+                <w:szCs w:val="28"/>
+                <w:cs/>
+                <w:lang w:bidi="ta-IN"/>
+              </w:rPr>
+              <w:t>மா</w:t>
+            </w:r>
+            <w:r>
+              <w:rPr>
+                <w:rFonts w:ascii="BRH Tamil Tab Extra" w:hAnsi="BRH Tamil Tab Extra" w:cs="Latha"/>
+                <w:b/>
+                <w:sz w:val="36"/>
+                <w:szCs w:val="28"/>
+                <w:lang w:bidi="ta-IN"/>
+              </w:rPr>
+              <w:t>…</w:t>
+            </w:r>
+            <w:r>
+              <w:rPr>
+                <w:rFonts w:ascii="Latha" w:hAnsi="Latha" w:cs="Latha"/>
+                <w:sz w:val="28"/>
+                <w:szCs w:val="28"/>
+                <w:cs/>
+                <w:lang w:bidi="ta-IN"/>
+              </w:rPr>
+              <w:t>மீந்த்</w:t>
+            </w:r>
+            <w:r>
+              <w:rPr>
+                <w:rFonts w:ascii="Latha" w:hAnsi="Latha" w:cs="Latha"/>
+                <w:b/>
+                <w:bCs/>
+                <w:position w:val="-12"/>
+                <w:sz w:val="28"/>
+                <w:szCs w:val="28"/>
+                <w:cs/>
+                <w:lang w:bidi="ta-IN"/>
+              </w:rPr>
+              <w:t>3</w:t>
+            </w:r>
+            <w:r>
+              <w:rPr>
+                <w:rFonts w:ascii="Latha" w:hAnsi="Latha" w:cs="Latha"/>
+                <w:sz w:val="28"/>
+                <w:szCs w:val="28"/>
+                <w:cs/>
+                <w:lang w:bidi="ta-IN"/>
+              </w:rPr>
+              <w:t>ரே</w:t>
             </w:r>
             <w:r>
               <w:rPr>
@@ -1159,69 +1490,19 @@
                 <w:rFonts w:ascii="Latha" w:hAnsi="Latha" w:cs="Latha"/>
                 <w:sz w:val="28"/>
                 <w:szCs w:val="28"/>
-                <w:lang w:bidi="ta-IN"/>
-              </w:rPr>
-              <w:t xml:space="preserve"> | </w:t>
-            </w:r>
-            <w:r>
-              <w:rPr>
-                <w:rFonts w:ascii="Latha" w:hAnsi="Latha" w:cs="Latha"/>
-                <w:sz w:val="28"/>
-                <w:szCs w:val="28"/>
-                <w:cs/>
-                <w:lang w:bidi="ta-IN"/>
-              </w:rPr>
-              <w:t>அஸ்</w:t>
-            </w:r>
-            <w:r>
-              <w:rPr>
-                <w:rFonts w:ascii="Latha" w:hAnsi="Latha" w:cs="Latha"/>
-                <w:sz w:val="28"/>
-                <w:szCs w:val="28"/>
-                <w:highlight w:val="yellow"/>
-                <w:cs/>
-                <w:lang w:bidi="ta-IN"/>
-              </w:rPr>
-              <w:t>தீ</w:t>
-            </w:r>
-            <w:r>
-              <w:rPr>
-                <w:rFonts w:ascii="BRH Tamil Tab Extra" w:hAnsi="BRH Tamil Tab Extra" w:cs="Latha"/>
-                <w:b/>
-                <w:sz w:val="36"/>
-                <w:szCs w:val="28"/>
-                <w:lang w:bidi="ta-IN"/>
-              </w:rPr>
-              <w:t>…</w:t>
-            </w:r>
-            <w:r>
-              <w:rPr>
-                <w:rFonts w:ascii="Latha" w:hAnsi="Latha" w:cs="Latha"/>
-                <w:sz w:val="28"/>
-                <w:szCs w:val="28"/>
-                <w:cs/>
-                <w:lang w:bidi="ta-IN"/>
-              </w:rPr>
-              <w:t>த்யஸ்தி</w:t>
-            </w:r>
-            <w:r>
-              <w:rPr>
-                <w:rFonts w:ascii="BRH Tamil Tab Extra" w:hAnsi="BRH Tamil Tab Extra" w:cs="Latha"/>
-                <w:b/>
-                <w:sz w:val="36"/>
-                <w:szCs w:val="28"/>
-                <w:lang w:bidi="ta-IN"/>
-              </w:rPr>
-              <w:t>†</w:t>
-            </w:r>
-            <w:r>
-              <w:rPr>
-                <w:rFonts w:ascii="Latha" w:hAnsi="Latha" w:cs="Latha"/>
-                <w:sz w:val="28"/>
-                <w:szCs w:val="28"/>
-                <w:lang w:bidi="ta-IN"/>
-              </w:rPr>
-              <w:t>|</w:t>
+                <w:cs/>
+                <w:lang w:bidi="ta-IN"/>
+              </w:rPr>
+              <w:t>ண</w:t>
+            </w:r>
+            <w:r>
+              <w:rPr>
+                <w:rFonts w:ascii="Latha" w:hAnsi="Latha" w:cs="Latha"/>
+                <w:sz w:val="28"/>
+                <w:szCs w:val="28"/>
+                <w:lang w:bidi="ta-IN"/>
+              </w:rPr>
+              <w:t xml:space="preserve"> |</w:t>
             </w:r>
           </w:p>
         </w:tc>
@@ -1233,10 +1514,11 @@
             <w:pPr>
               <w:spacing w:before="0" w:line="240" w:lineRule="auto"/>
               <w:rPr>
-                <w:rFonts w:ascii="BRH Malayalam Extra" w:hAnsi="BRH Malayalam Extra" w:cs="BRH Malayalam Extra"/>
-                <w:color w:val="000000"/>
-                <w:sz w:val="40"/>
-                <w:szCs w:val="40"/>
+                <w:rFonts w:ascii="Latha" w:hAnsi="Latha" w:cs="Latha"/>
+                <w:sz w:val="28"/>
+                <w:szCs w:val="28"/>
+                <w:cs/>
+                <w:lang w:bidi="ta-IN"/>
               </w:rPr>
             </w:pPr>
             <w:r>
@@ -1247,7 +1529,47 @@
                 <w:cs/>
                 <w:lang w:bidi="ta-IN"/>
               </w:rPr>
-              <w:t>யோ</w:t>
+              <w:t>ஏ</w:t>
+            </w:r>
+            <w:r>
+              <w:rPr>
+                <w:rFonts w:ascii="BRH Tamil Tab Extra" w:hAnsi="BRH Tamil Tab Extra" w:cs="Latha"/>
+                <w:b/>
+                <w:sz w:val="36"/>
+                <w:szCs w:val="28"/>
+                <w:lang w:bidi="ta-IN"/>
+              </w:rPr>
+              <w:t>…</w:t>
+            </w:r>
+            <w:r>
+              <w:rPr>
+                <w:rFonts w:ascii="Latha" w:hAnsi="Latha" w:cs="Latha"/>
+                <w:sz w:val="28"/>
+                <w:szCs w:val="28"/>
+                <w:cs/>
+                <w:lang w:bidi="ta-IN"/>
+              </w:rPr>
+              <w:t>னா</w:t>
+            </w:r>
+            <w:r>
+              <w:rPr>
+                <w:rFonts w:ascii="BRH Tamil Tab Extra" w:hAnsi="BRH Tamil Tab Extra" w:cs="Latha"/>
+                <w:b/>
+                <w:sz w:val="36"/>
+                <w:szCs w:val="28"/>
+                <w:lang w:bidi="ta-IN"/>
+              </w:rPr>
+              <w:t>…</w:t>
+            </w:r>
+            <w:r>
+              <w:rPr>
+                <w:rFonts w:ascii="Latha" w:hAnsi="Latha" w:cs="Latha"/>
+                <w:sz w:val="28"/>
+                <w:szCs w:val="28"/>
+                <w:cs/>
+                <w:lang w:bidi="ta-IN"/>
+              </w:rPr>
+              <w:t>ன்</w:t>
             </w:r>
             <w:r>
               <w:rPr>
@@ -1266,7 +1588,150 @@
                 <w:cs/>
                 <w:lang w:bidi="ta-IN"/>
               </w:rPr>
-              <w:t>அஸ்தி</w:t>
+              <w:t>க்</w:t>
+            </w:r>
+            <w:r>
+              <w:rPr>
+                <w:rFonts w:ascii="Latha" w:hAnsi="Latha" w:cs="Latha"/>
+                <w:sz w:val="28"/>
+                <w:szCs w:val="28"/>
+                <w:highlight w:val="green"/>
+                <w:cs/>
+                <w:lang w:bidi="ta-IN"/>
+              </w:rPr>
+              <w:t>ரா</w:t>
+            </w:r>
+            <w:r>
+              <w:rPr>
+                <w:rFonts w:ascii="BRH Tamil Tab Extra" w:hAnsi="BRH Tamil Tab Extra" w:cs="Latha"/>
+                <w:b/>
+                <w:sz w:val="36"/>
+                <w:szCs w:val="28"/>
+                <w:lang w:bidi="ta-IN"/>
+              </w:rPr>
+              <w:t>…</w:t>
+            </w:r>
+            <w:r>
+              <w:rPr>
+                <w:rFonts w:ascii="Latha" w:hAnsi="Latha" w:cs="Latha"/>
+                <w:sz w:val="28"/>
+                <w:szCs w:val="28"/>
+                <w:cs/>
+                <w:lang w:bidi="ta-IN"/>
+              </w:rPr>
+              <w:t>மா</w:t>
+            </w:r>
+            <w:r>
+              <w:rPr>
+                <w:rFonts w:ascii="BRH Tamil Tab Extra" w:hAnsi="BRH Tamil Tab Extra" w:cs="Latha"/>
+                <w:b/>
+                <w:sz w:val="36"/>
+                <w:szCs w:val="28"/>
+                <w:lang w:bidi="ta-IN"/>
+              </w:rPr>
+              <w:t>…</w:t>
+            </w:r>
+            <w:r>
+              <w:rPr>
+                <w:rFonts w:ascii="Latha" w:hAnsi="Latha" w:cs="Latha"/>
+                <w:sz w:val="28"/>
+                <w:szCs w:val="28"/>
+                <w:cs/>
+                <w:lang w:bidi="ta-IN"/>
+              </w:rPr>
+              <w:t>மி</w:t>
+            </w:r>
+            <w:r>
+              <w:rPr>
+                <w:rFonts w:ascii="BRH Tamil Tab Extra" w:hAnsi="BRH Tamil Tab Extra" w:cs="Latha"/>
+                <w:b/>
+                <w:sz w:val="36"/>
+                <w:szCs w:val="28"/>
+                <w:lang w:bidi="ta-IN"/>
+              </w:rPr>
+              <w:t>…</w:t>
+            </w:r>
+            <w:r>
+              <w:rPr>
+                <w:rFonts w:ascii="Latha" w:hAnsi="Latha" w:cs="Latha"/>
+                <w:sz w:val="28"/>
+                <w:szCs w:val="28"/>
+                <w:lang w:bidi="ta-IN"/>
+              </w:rPr>
+              <w:t xml:space="preserve"> | </w:t>
+            </w:r>
+            <w:r>
+              <w:rPr>
+                <w:rFonts w:ascii="Latha" w:hAnsi="Latha" w:cs="Latha"/>
+                <w:sz w:val="28"/>
+                <w:szCs w:val="28"/>
+                <w:cs/>
+                <w:lang w:bidi="ta-IN"/>
+              </w:rPr>
+              <w:t>க்ரா</w:t>
+            </w:r>
+            <w:r>
+              <w:rPr>
+                <w:rFonts w:ascii="BRH Tamil Tab Extra" w:hAnsi="BRH Tamil Tab Extra" w:cs="Latha"/>
+                <w:b/>
+                <w:sz w:val="36"/>
+                <w:szCs w:val="28"/>
+                <w:lang w:bidi="ta-IN"/>
+              </w:rPr>
+              <w:t>…</w:t>
+            </w:r>
+            <w:r>
+              <w:rPr>
+                <w:rFonts w:ascii="Latha" w:hAnsi="Latha" w:cs="Latha"/>
+                <w:sz w:val="28"/>
+                <w:szCs w:val="28"/>
+                <w:cs/>
+                <w:lang w:bidi="ta-IN"/>
+              </w:rPr>
+              <w:t>மா</w:t>
+            </w:r>
+            <w:r>
+              <w:rPr>
+                <w:rFonts w:ascii="BRH Tamil Tab Extra" w:hAnsi="BRH Tamil Tab Extra" w:cs="Latha"/>
+                <w:b/>
+                <w:sz w:val="36"/>
+                <w:szCs w:val="28"/>
+                <w:lang w:bidi="ta-IN"/>
+              </w:rPr>
+              <w:t>…</w:t>
+            </w:r>
+            <w:r>
+              <w:rPr>
+                <w:rFonts w:ascii="Latha" w:hAnsi="Latha" w:cs="Latha"/>
+                <w:sz w:val="28"/>
+                <w:szCs w:val="28"/>
+                <w:cs/>
+                <w:lang w:bidi="ta-IN"/>
+              </w:rPr>
+              <w:t>மீந்த்</w:t>
+            </w:r>
+            <w:r>
+              <w:rPr>
+                <w:rFonts w:ascii="Latha" w:hAnsi="Latha" w:cs="Latha"/>
+                <w:b/>
+                <w:bCs/>
+                <w:position w:val="-12"/>
+                <w:sz w:val="28"/>
+                <w:szCs w:val="28"/>
+                <w:cs/>
+                <w:lang w:bidi="ta-IN"/>
+              </w:rPr>
+              <w:t>3</w:t>
+            </w:r>
+            <w:r>
+              <w:rPr>
+                <w:rFonts w:ascii="Latha" w:hAnsi="Latha" w:cs="Latha"/>
+                <w:sz w:val="28"/>
+                <w:szCs w:val="28"/>
+                <w:cs/>
+                <w:lang w:bidi="ta-IN"/>
+              </w:rPr>
+              <w:t>ரே</w:t>
             </w:r>
             <w:r>
               <w:rPr>
@@ -1283,59 +1748,19 @@
                 <w:rFonts w:ascii="Latha" w:hAnsi="Latha" w:cs="Latha"/>
                 <w:sz w:val="28"/>
                 <w:szCs w:val="28"/>
-                <w:lang w:bidi="ta-IN"/>
-              </w:rPr>
-              <w:t xml:space="preserve"> | </w:t>
-            </w:r>
-            <w:r>
-              <w:rPr>
-                <w:rFonts w:ascii="Latha" w:hAnsi="Latha" w:cs="Latha"/>
-                <w:sz w:val="28"/>
-                <w:szCs w:val="28"/>
-                <w:cs/>
-                <w:lang w:bidi="ta-IN"/>
-              </w:rPr>
-              <w:t>அஸ்</w:t>
-            </w:r>
-            <w:r>
-              <w:rPr>
-                <w:rFonts w:ascii="Latha" w:hAnsi="Latha" w:cs="Latha"/>
-                <w:sz w:val="28"/>
-                <w:szCs w:val="28"/>
-                <w:highlight w:val="green"/>
-                <w:cs/>
-                <w:lang w:bidi="ta-IN"/>
-              </w:rPr>
-              <w:t>தீ</w:t>
-            </w:r>
-            <w:r>
-              <w:rPr>
-                <w:rFonts w:ascii="Latha" w:hAnsi="Latha" w:cs="Latha"/>
-                <w:sz w:val="28"/>
-                <w:szCs w:val="28"/>
-                <w:cs/>
-                <w:lang w:bidi="ta-IN"/>
-              </w:rPr>
-              <w:t>த்யஸ்தி</w:t>
-            </w:r>
-            <w:r>
-              <w:rPr>
-                <w:rFonts w:ascii="BRH Tamil Tab Extra" w:hAnsi="BRH Tamil Tab Extra" w:cs="Latha"/>
-                <w:b/>
-                <w:sz w:val="36"/>
-                <w:szCs w:val="28"/>
-                <w:lang w:bidi="ta-IN"/>
-              </w:rPr>
-              <w:t>†</w:t>
-            </w:r>
-            <w:r>
-              <w:rPr>
-                <w:rFonts w:ascii="Latha" w:hAnsi="Latha" w:cs="Latha"/>
-                <w:sz w:val="28"/>
-                <w:szCs w:val="28"/>
-                <w:lang w:bidi="ta-IN"/>
-              </w:rPr>
-              <w:t xml:space="preserve"> ||</w:t>
+                <w:cs/>
+                <w:lang w:bidi="ta-IN"/>
+              </w:rPr>
+              <w:t>ண</w:t>
+            </w:r>
+            <w:r>
+              <w:rPr>
+                <w:rFonts w:ascii="Latha" w:hAnsi="Latha" w:cs="Latha"/>
+                <w:sz w:val="28"/>
+                <w:szCs w:val="28"/>
+                <w:lang w:bidi="ta-IN"/>
+              </w:rPr>
+              <w:t xml:space="preserve"> |</w:t>
             </w:r>
           </w:p>
         </w:tc>
@@ -1385,27 +1810,405 @@
                 <w:sz w:val="28"/>
                 <w:szCs w:val="32"/>
               </w:rPr>
-              <w:t>3.5.4.</w:t>
-            </w:r>
-            <w:r>
-              <w:rPr>
-                <w:rFonts w:cs="Arial"/>
-                <w:b/>
-                <w:color w:val="000000"/>
-                <w:sz w:val="28"/>
-                <w:szCs w:val="32"/>
+              <w:t xml:space="preserve">3.5.4.1 </w:t>
+            </w:r>
+            <w:r>
+              <w:rPr>
+                <w:rFonts w:cs="Arial"/>
+                <w:b/>
+                <w:color w:val="000000"/>
+                <w:sz w:val="28"/>
+                <w:szCs w:val="32"/>
+              </w:rPr>
+              <w:t>– Kramam</w:t>
+            </w:r>
+          </w:p>
+          <w:p>
+            <w:pPr>
+              <w:widowControl w:val="0"/>
+              <w:tabs>
+                <w:tab w:val="left" w:pos="993"/>
+              </w:tabs>
+              <w:autoSpaceDE w:val="0"/>
+              <w:autoSpaceDN w:val="0"/>
+              <w:adjustRightInd w:val="0"/>
+              <w:spacing w:before="0" w:line="240" w:lineRule="auto"/>
+              <w:ind w:right="297"/>
+              <w:rPr>
+                <w:rFonts w:cs="Arial"/>
+                <w:b/>
+                <w:color w:val="000000"/>
+                <w:sz w:val="28"/>
+                <w:szCs w:val="32"/>
+                <w:lang w:val="en-IN"/>
+              </w:rPr>
+            </w:pPr>
+            <w:r>
+              <w:rPr>
+                <w:rFonts w:cs="Arial"/>
+                <w:b/>
+                <w:color w:val="000000"/>
+                <w:sz w:val="28"/>
+                <w:szCs w:val="32"/>
+                <w:lang w:val="en-IN"/>
+              </w:rPr>
+              <w:t>Krama Vaakyam No. - 27</w:t>
+            </w:r>
+          </w:p>
+          <w:p>
+            <w:pPr>
+              <w:widowControl w:val="0"/>
+              <w:tabs>
+                <w:tab w:val="left" w:pos="993"/>
+              </w:tabs>
+              <w:autoSpaceDE w:val="0"/>
+              <w:autoSpaceDN w:val="0"/>
+              <w:adjustRightInd w:val="0"/>
+              <w:spacing w:before="0" w:line="240" w:lineRule="auto"/>
+              <w:ind w:right="297"/>
+              <w:rPr>
+                <w:rFonts w:cs="Arial"/>
+                <w:b/>
+                <w:color w:val="000000"/>
+                <w:sz w:val="28"/>
+                <w:szCs w:val="32"/>
+                <w:lang w:val="it-IT"/>
+              </w:rPr>
+            </w:pPr>
+            <w:r>
+              <w:rPr>
+                <w:rFonts w:cs="Arial"/>
+                <w:b/>
+                <w:color w:val="000000"/>
+                <w:sz w:val="28"/>
+                <w:szCs w:val="32"/>
+                <w:lang w:val="it-IT"/>
+              </w:rPr>
+              <w:t>Panchaati No</w:t>
+            </w:r>
+            <w:r>
+              <w:rPr>
+                <w:rFonts w:cs="Arial"/>
+                <w:b/>
+                <w:color w:val="000000"/>
+                <w:szCs w:val="32"/>
+                <w:lang w:val="it-IT"/>
+              </w:rPr>
+              <w:t xml:space="preserve">. - </w:t>
+            </w:r>
+            <w:r>
+              <w:rPr>
+                <w:rFonts w:cs="Arial"/>
+                <w:b/>
+                <w:color w:val="000000"/>
+                <w:sz w:val="28"/>
+                <w:szCs w:val="32"/>
+                <w:lang w:val="it-IT"/>
+              </w:rPr>
+              <w:t>1</w:t>
+            </w:r>
+            <w:r>
+              <w:rPr>
+                <w:rFonts w:cs="Arial"/>
+                <w:b/>
+                <w:color w:val="000000"/>
+                <w:sz w:val="28"/>
+                <w:szCs w:val="32"/>
+                <w:lang w:val="it-IT"/>
               </w:rPr>
               <w:t>2</w:t>
             </w:r>
-            <w:r>
-              <w:rPr>
-                <w:rFonts w:cs="Arial"/>
-                <w:b/>
-                <w:color w:val="000000"/>
-                <w:sz w:val="28"/>
-                <w:szCs w:val="32"/>
+          </w:p>
+        </w:tc>
+        <w:tc>
+          <w:tcPr>
+            <w:tcW w:w="4961" w:type="dxa"/>
+          </w:tcPr>
+          <w:p>
+            <w:pPr>
+              <w:widowControl w:val="0"/>
+              <w:autoSpaceDE w:val="0"/>
+              <w:autoSpaceDN w:val="0"/>
+              <w:adjustRightInd w:val="0"/>
+              <w:spacing w:before="0" w:line="240" w:lineRule="auto"/>
+              <w:rPr>
+                <w:rFonts w:ascii="BRH Malayalam Extra" w:hAnsi="BRH Malayalam Extra" w:cs="BRH Malayalam Extra"/>
+                <w:color w:val="000000"/>
+                <w:sz w:val="36"/>
+                <w:szCs w:val="40"/>
+              </w:rPr>
+            </w:pPr>
+            <w:r>
+              <w:rPr>
+                <w:rFonts w:ascii="Latha" w:hAnsi="Latha" w:cs="Latha"/>
+                <w:sz w:val="28"/>
+                <w:szCs w:val="28"/>
+                <w:cs/>
+                <w:lang w:bidi="ta-IN"/>
+              </w:rPr>
+              <w:t>யோ</w:t>
+            </w:r>
+            <w:r>
+              <w:rPr>
+                <w:rFonts w:ascii="Latha" w:hAnsi="Latha" w:cs="Latha"/>
+                <w:sz w:val="28"/>
+                <w:szCs w:val="28"/>
+                <w:lang w:bidi="ta-IN"/>
               </w:rPr>
               <w:t xml:space="preserve"> </w:t>
+            </w:r>
+            <w:r>
+              <w:rPr>
+                <w:rFonts w:ascii="Latha" w:hAnsi="Latha" w:cs="Latha"/>
+                <w:sz w:val="28"/>
+                <w:szCs w:val="28"/>
+                <w:cs/>
+                <w:lang w:bidi="ta-IN"/>
+              </w:rPr>
+              <w:t>அஸ்தி</w:t>
+            </w:r>
+            <w:r>
+              <w:rPr>
+                <w:rFonts w:ascii="BRH Tamil Tab Extra" w:hAnsi="BRH Tamil Tab Extra" w:cs="Latha"/>
+                <w:b/>
+                <w:sz w:val="36"/>
+                <w:szCs w:val="28"/>
+                <w:lang w:bidi="ta-IN"/>
+              </w:rPr>
+              <w:t>†</w:t>
+            </w:r>
+            <w:r>
+              <w:rPr>
+                <w:rFonts w:ascii="Latha" w:hAnsi="Latha" w:cs="Latha"/>
+                <w:sz w:val="28"/>
+                <w:szCs w:val="28"/>
+                <w:lang w:bidi="ta-IN"/>
+              </w:rPr>
+              <w:t xml:space="preserve"> | </w:t>
+            </w:r>
+            <w:r>
+              <w:rPr>
+                <w:rFonts w:ascii="Latha" w:hAnsi="Latha" w:cs="Latha"/>
+                <w:sz w:val="28"/>
+                <w:szCs w:val="28"/>
+                <w:cs/>
+                <w:lang w:bidi="ta-IN"/>
+              </w:rPr>
+              <w:t>அஸ்</w:t>
+            </w:r>
+            <w:r>
+              <w:rPr>
+                <w:rFonts w:ascii="Latha" w:hAnsi="Latha" w:cs="Latha"/>
+                <w:sz w:val="28"/>
+                <w:szCs w:val="28"/>
+                <w:highlight w:val="yellow"/>
+                <w:cs/>
+                <w:lang w:bidi="ta-IN"/>
+              </w:rPr>
+              <w:t>தீ</w:t>
+            </w:r>
+            <w:r>
+              <w:rPr>
+                <w:rFonts w:ascii="BRH Tamil Tab Extra" w:hAnsi="BRH Tamil Tab Extra" w:cs="Latha"/>
+                <w:b/>
+                <w:sz w:val="36"/>
+                <w:szCs w:val="28"/>
+                <w:lang w:bidi="ta-IN"/>
+              </w:rPr>
+              <w:t>…</w:t>
+            </w:r>
+            <w:r>
+              <w:rPr>
+                <w:rFonts w:ascii="Latha" w:hAnsi="Latha" w:cs="Latha"/>
+                <w:sz w:val="28"/>
+                <w:szCs w:val="28"/>
+                <w:cs/>
+                <w:lang w:bidi="ta-IN"/>
+              </w:rPr>
+              <w:t>த்யஸ்தி</w:t>
+            </w:r>
+            <w:r>
+              <w:rPr>
+                <w:rFonts w:ascii="BRH Tamil Tab Extra" w:hAnsi="BRH Tamil Tab Extra" w:cs="Latha"/>
+                <w:b/>
+                <w:sz w:val="36"/>
+                <w:szCs w:val="28"/>
+                <w:lang w:bidi="ta-IN"/>
+              </w:rPr>
+              <w:t>†</w:t>
+            </w:r>
+            <w:r>
+              <w:rPr>
+                <w:rFonts w:ascii="Latha" w:hAnsi="Latha" w:cs="Latha"/>
+                <w:sz w:val="28"/>
+                <w:szCs w:val="28"/>
+                <w:lang w:bidi="ta-IN"/>
+              </w:rPr>
+              <w:t>|</w:t>
+            </w:r>
+          </w:p>
+        </w:tc>
+        <w:tc>
+          <w:tcPr>
+            <w:tcW w:w="5670" w:type="dxa"/>
+          </w:tcPr>
+          <w:p>
+            <w:pPr>
+              <w:spacing w:before="0" w:line="240" w:lineRule="auto"/>
+              <w:rPr>
+                <w:rFonts w:ascii="BRH Malayalam Extra" w:hAnsi="BRH Malayalam Extra" w:cs="BRH Malayalam Extra"/>
+                <w:color w:val="000000"/>
+                <w:sz w:val="40"/>
+                <w:szCs w:val="40"/>
+              </w:rPr>
+            </w:pPr>
+            <w:r>
+              <w:rPr>
+                <w:rFonts w:ascii="Latha" w:hAnsi="Latha" w:cs="Latha"/>
+                <w:sz w:val="28"/>
+                <w:szCs w:val="28"/>
+                <w:cs/>
+                <w:lang w:bidi="ta-IN"/>
+              </w:rPr>
+              <w:t>யோ</w:t>
+            </w:r>
+            <w:r>
+              <w:rPr>
+                <w:rFonts w:ascii="Latha" w:hAnsi="Latha" w:cs="Latha"/>
+                <w:sz w:val="28"/>
+                <w:szCs w:val="28"/>
+                <w:lang w:bidi="ta-IN"/>
+              </w:rPr>
+              <w:t xml:space="preserve"> </w:t>
+            </w:r>
+            <w:r>
+              <w:rPr>
+                <w:rFonts w:ascii="Latha" w:hAnsi="Latha" w:cs="Latha"/>
+                <w:sz w:val="28"/>
+                <w:szCs w:val="28"/>
+                <w:cs/>
+                <w:lang w:bidi="ta-IN"/>
+              </w:rPr>
+              <w:t>அஸ்தி</w:t>
+            </w:r>
+            <w:r>
+              <w:rPr>
+                <w:rFonts w:ascii="BRH Tamil Tab Extra" w:hAnsi="BRH Tamil Tab Extra" w:cs="Latha"/>
+                <w:b/>
+                <w:sz w:val="36"/>
+                <w:szCs w:val="28"/>
+                <w:lang w:bidi="ta-IN"/>
+              </w:rPr>
+              <w:t>†</w:t>
+            </w:r>
+            <w:r>
+              <w:rPr>
+                <w:rFonts w:ascii="Latha" w:hAnsi="Latha" w:cs="Latha"/>
+                <w:sz w:val="28"/>
+                <w:szCs w:val="28"/>
+                <w:lang w:bidi="ta-IN"/>
+              </w:rPr>
+              <w:t xml:space="preserve"> | </w:t>
+            </w:r>
+            <w:r>
+              <w:rPr>
+                <w:rFonts w:ascii="Latha" w:hAnsi="Latha" w:cs="Latha"/>
+                <w:sz w:val="28"/>
+                <w:szCs w:val="28"/>
+                <w:cs/>
+                <w:lang w:bidi="ta-IN"/>
+              </w:rPr>
+              <w:t>அஸ்</w:t>
+            </w:r>
+            <w:r>
+              <w:rPr>
+                <w:rFonts w:ascii="Latha" w:hAnsi="Latha" w:cs="Latha"/>
+                <w:sz w:val="28"/>
+                <w:szCs w:val="28"/>
+                <w:highlight w:val="green"/>
+                <w:cs/>
+                <w:lang w:bidi="ta-IN"/>
+              </w:rPr>
+              <w:t>தீ</w:t>
+            </w:r>
+            <w:r>
+              <w:rPr>
+                <w:rFonts w:ascii="Latha" w:hAnsi="Latha" w:cs="Latha"/>
+                <w:sz w:val="28"/>
+                <w:szCs w:val="28"/>
+                <w:cs/>
+                <w:lang w:bidi="ta-IN"/>
+              </w:rPr>
+              <w:t>த்யஸ்தி</w:t>
+            </w:r>
+            <w:r>
+              <w:rPr>
+                <w:rFonts w:ascii="BRH Tamil Tab Extra" w:hAnsi="BRH Tamil Tab Extra" w:cs="Latha"/>
+                <w:b/>
+                <w:sz w:val="36"/>
+                <w:szCs w:val="28"/>
+                <w:lang w:bidi="ta-IN"/>
+              </w:rPr>
+              <w:t>†</w:t>
+            </w:r>
+            <w:r>
+              <w:rPr>
+                <w:rFonts w:ascii="Latha" w:hAnsi="Latha" w:cs="Latha"/>
+                <w:sz w:val="28"/>
+                <w:szCs w:val="28"/>
+                <w:lang w:bidi="ta-IN"/>
+              </w:rPr>
+              <w:t xml:space="preserve"> ||</w:t>
+            </w:r>
+          </w:p>
+        </w:tc>
+      </w:tr>
+      <w:tr>
+        <w:trPr>
+          <w:trHeight w:val="1118"/>
+        </w:trPr>
+        <w:tc>
+          <w:tcPr>
+            <w:tcW w:w="3906" w:type="dxa"/>
+          </w:tcPr>
+          <w:p>
+            <w:pPr>
+              <w:widowControl w:val="0"/>
+              <w:tabs>
+                <w:tab w:val="left" w:pos="993"/>
+              </w:tabs>
+              <w:autoSpaceDE w:val="0"/>
+              <w:autoSpaceDN w:val="0"/>
+              <w:adjustRightInd w:val="0"/>
+              <w:spacing w:before="0" w:line="240" w:lineRule="auto"/>
+              <w:ind w:right="297"/>
+              <w:rPr>
+                <w:rFonts w:cs="Arial"/>
+                <w:b/>
+                <w:color w:val="000000"/>
+                <w:sz w:val="28"/>
+                <w:szCs w:val="32"/>
+              </w:rPr>
+            </w:pPr>
+            <w:r>
+              <w:rPr>
+                <w:rFonts w:cs="Arial"/>
+                <w:b/>
+                <w:color w:val="000000"/>
+                <w:sz w:val="28"/>
+                <w:szCs w:val="32"/>
+              </w:rPr>
+              <w:t>T.S.</w:t>
+            </w:r>
+            <w:r>
+              <w:rPr>
+                <w:rFonts w:cs="Arial"/>
+                <w:b/>
+                <w:color w:val="000000"/>
+                <w:sz w:val="28"/>
+                <w:szCs w:val="32"/>
+              </w:rPr>
+              <w:t xml:space="preserve">3.5.4.2 </w:t>
             </w:r>
             <w:r>
               <w:rPr>
@@ -2809,6 +3612,7 @@
                 <w:sz w:val="28"/>
                 <w:szCs w:val="32"/>
               </w:rPr>
+              <w:lastRenderedPageBreak/>
               <w:t>T.S.</w:t>
             </w:r>
             <w:r>
@@ -2819,47 +3623,7 @@
                 <w:sz w:val="28"/>
                 <w:szCs w:val="32"/>
               </w:rPr>
-              <w:t>3.5.</w:t>
-            </w:r>
-            <w:r>
-              <w:rPr>
-                <w:rFonts w:cs="Arial"/>
-                <w:b/>
-                <w:color w:val="000000"/>
-                <w:sz w:val="28"/>
-                <w:szCs w:val="32"/>
-              </w:rPr>
-              <w:t>8</w:t>
-            </w:r>
-            <w:r>
-              <w:rPr>
-                <w:rFonts w:cs="Arial"/>
-                <w:b/>
-                <w:color w:val="000000"/>
-                <w:sz w:val="28"/>
-                <w:szCs w:val="32"/>
-              </w:rPr>
-              <w:t>.</w:t>
-            </w:r>
-            <w:r>
-              <w:rPr>
-                <w:rFonts w:cs="Arial"/>
-                <w:b/>
-                <w:color w:val="000000"/>
-                <w:sz w:val="28"/>
-                <w:szCs w:val="32"/>
-              </w:rPr>
-              <w:t>1</w:t>
-            </w:r>
-            <w:r>
-              <w:rPr>
-                <w:rFonts w:cs="Arial"/>
-                <w:b/>
-                <w:color w:val="000000"/>
-                <w:sz w:val="28"/>
-                <w:szCs w:val="32"/>
-              </w:rPr>
-              <w:t xml:space="preserve"> </w:t>
+              <w:t xml:space="preserve">3.5.8.1 </w:t>
             </w:r>
             <w:r>
               <w:rPr>
@@ -2964,18 +3728,7 @@
                 <w:szCs w:val="32"/>
                 <w:lang w:val="it-IT"/>
               </w:rPr>
-              <w:t>2</w:t>
-            </w:r>
-            <w:r>
-              <w:rPr>
-                <w:rFonts w:cs="Arial"/>
-                <w:b/>
-                <w:color w:val="000000"/>
-                <w:sz w:val="28"/>
-                <w:szCs w:val="32"/>
-                <w:lang w:val="it-IT"/>
-              </w:rPr>
-              <w:t>5</w:t>
+              <w:t>25</w:t>
             </w:r>
           </w:p>
         </w:tc>
@@ -3744,7 +4497,6 @@
                 <w:sz w:val="28"/>
                 <w:szCs w:val="32"/>
               </w:rPr>
-              <w:lastRenderedPageBreak/>
               <w:t>T.S.</w:t>
             </w:r>
             <w:r>
@@ -3755,47 +4507,7 @@
                 <w:sz w:val="28"/>
                 <w:szCs w:val="32"/>
               </w:rPr>
-              <w:t>3.5.</w:t>
-            </w:r>
-            <w:r>
-              <w:rPr>
-                <w:rFonts w:cs="Arial"/>
-                <w:b/>
-                <w:color w:val="000000"/>
-                <w:sz w:val="28"/>
-                <w:szCs w:val="32"/>
-              </w:rPr>
-              <w:t>10</w:t>
-            </w:r>
-            <w:r>
-              <w:rPr>
-                <w:rFonts w:cs="Arial"/>
-                <w:b/>
-                <w:color w:val="000000"/>
-                <w:sz w:val="28"/>
-                <w:szCs w:val="32"/>
-              </w:rPr>
-              <w:t>.</w:t>
-            </w:r>
-            <w:r>
-              <w:rPr>
-                <w:rFonts w:cs="Arial"/>
-                <w:b/>
-                <w:color w:val="000000"/>
-                <w:sz w:val="28"/>
-                <w:szCs w:val="32"/>
-              </w:rPr>
-              <w:t>2</w:t>
-            </w:r>
-            <w:r>
-              <w:rPr>
-                <w:rFonts w:cs="Arial"/>
-                <w:b/>
-                <w:color w:val="000000"/>
-                <w:sz w:val="28"/>
-                <w:szCs w:val="32"/>
-              </w:rPr>
-              <w:t xml:space="preserve"> </w:t>
+              <w:t xml:space="preserve">3.5.10.2 </w:t>
             </w:r>
             <w:r>
               <w:rPr>
@@ -4513,47 +5225,7 @@
                 <w:sz w:val="28"/>
                 <w:szCs w:val="32"/>
               </w:rPr>
-              <w:t>3.5.1</w:t>
-            </w:r>
-            <w:r>
-              <w:rPr>
-                <w:rFonts w:cs="Arial"/>
-                <w:b/>
-                <w:color w:val="000000"/>
-                <w:sz w:val="28"/>
-                <w:szCs w:val="32"/>
-              </w:rPr>
-              <w:t>1</w:t>
-            </w:r>
-            <w:r>
-              <w:rPr>
-                <w:rFonts w:cs="Arial"/>
-                <w:b/>
-                <w:color w:val="000000"/>
-                <w:sz w:val="28"/>
-                <w:szCs w:val="32"/>
-              </w:rPr>
-              <w:t>.</w:t>
-            </w:r>
-            <w:r>
-              <w:rPr>
-                <w:rFonts w:cs="Arial"/>
-                <w:b/>
-                <w:color w:val="000000"/>
-                <w:sz w:val="28"/>
-                <w:szCs w:val="32"/>
-              </w:rPr>
-              <w:t>4</w:t>
-            </w:r>
-            <w:r>
-              <w:rPr>
-                <w:rFonts w:cs="Arial"/>
-                <w:b/>
-                <w:color w:val="000000"/>
-                <w:sz w:val="28"/>
-                <w:szCs w:val="32"/>
-              </w:rPr>
-              <w:t xml:space="preserve"> </w:t>
+              <w:t xml:space="preserve">3.5.11.4 </w:t>
             </w:r>
             <w:r>
               <w:rPr>
@@ -4628,18 +5300,7 @@
                 <w:szCs w:val="32"/>
                 <w:lang w:val="en-IN"/>
               </w:rPr>
-              <w:t>1</w:t>
-            </w:r>
-            <w:r>
-              <w:rPr>
-                <w:rFonts w:cs="Arial"/>
-                <w:b/>
-                <w:color w:val="000000"/>
-                <w:sz w:val="28"/>
-                <w:szCs w:val="32"/>
-                <w:lang w:val="en-IN"/>
-              </w:rPr>
-              <w:t>,2</w:t>
+              <w:t>1,2</w:t>
             </w:r>
           </w:p>
           <w:p>
@@ -5866,7 +6527,6 @@
           <w:szCs w:val="32"/>
           <w:u w:val="single"/>
         </w:rPr>
-        <w:lastRenderedPageBreak/>
         <w:t xml:space="preserve">TS </w:t>
       </w:r>
       <w:r>
@@ -7510,23 +8170,7 @@
                 <w:b/>
                 <w:bCs/>
               </w:rPr>
-              <w:t xml:space="preserve">(it is </w:t>
-            </w:r>
-            <w:proofErr w:type="spellStart"/>
-            <w:r>
-              <w:rPr>
-                <w:b/>
-                <w:bCs/>
-              </w:rPr>
-              <w:t>deergham</w:t>
-            </w:r>
-            <w:proofErr w:type="spellEnd"/>
-            <w:r>
-              <w:rPr>
-                <w:b/>
-                <w:bCs/>
-              </w:rPr>
-              <w:t>)</w:t>
+              <w:t>(it is deergham)</w:t>
             </w:r>
           </w:p>
         </w:tc>
@@ -7959,6 +8603,7 @@
                 <w:sz w:val="28"/>
                 <w:szCs w:val="32"/>
               </w:rPr>
+              <w:lastRenderedPageBreak/>
               <w:t>T.S.</w:t>
             </w:r>
             <w:r>
@@ -9241,30 +9886,7 @@
           <w:szCs w:val="40"/>
           <w:lang w:val="en-IN" w:eastAsia="en-IN"/>
         </w:rPr>
-        <w:lastRenderedPageBreak/>
-        <w:t>"</w:t>
-      </w:r>
-      <w:proofErr w:type="spellStart"/>
-      <w:r>
-        <w:rPr>
-          <w:rFonts w:ascii="BRH Devanagari" w:hAnsi="BRH Devanagari" w:cs="BRH Devanagari"/>
-          <w:color w:val="000000"/>
-          <w:sz w:val="40"/>
-          <w:szCs w:val="40"/>
-          <w:lang w:val="en-IN" w:eastAsia="en-IN"/>
-        </w:rPr>
-        <w:t>zlÉ</w:t>
-      </w:r>
-      <w:proofErr w:type="spellEnd"/>
-      <w:r>
-        <w:rPr>
-          <w:rFonts w:ascii="BRH Devanagari" w:hAnsi="BRH Devanagari" w:cs="BRH Devanagari"/>
-          <w:color w:val="000000"/>
-          <w:sz w:val="40"/>
-          <w:szCs w:val="40"/>
-          <w:lang w:val="en-IN" w:eastAsia="en-IN"/>
-        </w:rPr>
-        <w:t xml:space="preserve">" </w:t>
+        <w:t xml:space="preserve">"zlÉ" </w:t>
       </w:r>
       <w:r>
         <w:rPr>
@@ -9303,7 +9925,6 @@
         </w:rPr>
         <w:t>"</w:t>
       </w:r>
-      <w:proofErr w:type="spellStart"/>
       <w:proofErr w:type="gramEnd"/>
       <w:r>
         <w:rPr>
@@ -9316,7 +9937,6 @@
         </w:rPr>
         <w:t>zgÉ</w:t>
       </w:r>
-      <w:proofErr w:type="spellEnd"/>
       <w:r>
         <w:rPr>
           <w:rFonts w:ascii="BRH Devanagari" w:hAnsi="BRH Devanagari" w:cs="BRH Devanagari"/>

--- a/TS-Kramam/TS-3.5/TS 3.5 Tamil Krama Paatam Corrections.docx
+++ b/TS-Kramam/TS-3.5/TS 3.5 Tamil Krama Paatam Corrections.docx
@@ -81,18 +81,7 @@
           <w:szCs w:val="32"/>
           <w:u w:val="single"/>
         </w:rPr>
-        <w:t xml:space="preserve">Observed </w:t>
-      </w:r>
-      <w:proofErr w:type="gramStart"/>
-      <w:r>
-        <w:rPr>
-          <w:b/>
-          <w:bCs/>
-          <w:sz w:val="32"/>
-          <w:szCs w:val="32"/>
-          <w:u w:val="single"/>
-        </w:rPr>
-        <w:t xml:space="preserve">till </w:t>
+        <w:t xml:space="preserve">Observed till </w:t>
       </w:r>
       <w:r>
         <w:rPr>
@@ -105,7 +94,6 @@
         </w:rPr>
         <w:t>????</w:t>
       </w:r>
-      <w:proofErr w:type="gramEnd"/>
     </w:p>
     <w:p>
       <w:pPr>
@@ -5167,6 +5155,766 @@
                 <w:lang w:bidi="ta-IN"/>
               </w:rPr>
               <w:t>வ</w:t>
+            </w:r>
+            <w:r>
+              <w:rPr>
+                <w:rFonts w:ascii="Latha" w:hAnsi="Latha" w:cs="Latha"/>
+                <w:sz w:val="28"/>
+                <w:szCs w:val="28"/>
+                <w:lang w:bidi="ta-IN"/>
+              </w:rPr>
+              <w:t xml:space="preserve"> |</w:t>
+            </w:r>
+          </w:p>
+        </w:tc>
+      </w:tr>
+      <w:tr>
+        <w:trPr>
+          <w:trHeight w:val="1550"/>
+        </w:trPr>
+        <w:tc>
+          <w:tcPr>
+            <w:tcW w:w="3906" w:type="dxa"/>
+          </w:tcPr>
+          <w:p>
+            <w:pPr>
+              <w:widowControl w:val="0"/>
+              <w:tabs>
+                <w:tab w:val="left" w:pos="993"/>
+              </w:tabs>
+              <w:autoSpaceDE w:val="0"/>
+              <w:autoSpaceDN w:val="0"/>
+              <w:adjustRightInd w:val="0"/>
+              <w:spacing w:before="0" w:line="240" w:lineRule="auto"/>
+              <w:ind w:right="297"/>
+              <w:rPr>
+                <w:rFonts w:cs="Arial"/>
+                <w:b/>
+                <w:color w:val="000000"/>
+                <w:sz w:val="28"/>
+                <w:szCs w:val="32"/>
+              </w:rPr>
+            </w:pPr>
+            <w:r>
+              <w:rPr>
+                <w:rFonts w:cs="Arial"/>
+                <w:b/>
+                <w:color w:val="000000"/>
+                <w:sz w:val="28"/>
+                <w:szCs w:val="32"/>
+              </w:rPr>
+              <w:t>T.S.</w:t>
+            </w:r>
+            <w:r>
+              <w:rPr>
+                <w:rFonts w:cs="Arial"/>
+                <w:b/>
+                <w:color w:val="000000"/>
+                <w:sz w:val="28"/>
+                <w:szCs w:val="32"/>
+              </w:rPr>
+              <w:t xml:space="preserve">3.5.11.2 </w:t>
+            </w:r>
+            <w:r>
+              <w:rPr>
+                <w:rFonts w:cs="Arial"/>
+                <w:b/>
+                <w:color w:val="000000"/>
+                <w:sz w:val="28"/>
+                <w:szCs w:val="32"/>
+              </w:rPr>
+              <w:t>– Kramam</w:t>
+            </w:r>
+          </w:p>
+          <w:p>
+            <w:pPr>
+              <w:widowControl w:val="0"/>
+              <w:tabs>
+                <w:tab w:val="left" w:pos="993"/>
+              </w:tabs>
+              <w:autoSpaceDE w:val="0"/>
+              <w:autoSpaceDN w:val="0"/>
+              <w:adjustRightInd w:val="0"/>
+              <w:spacing w:before="0" w:line="240" w:lineRule="auto"/>
+              <w:ind w:right="297"/>
+              <w:rPr>
+                <w:rFonts w:cs="Arial"/>
+                <w:b/>
+                <w:color w:val="000000"/>
+                <w:sz w:val="28"/>
+                <w:szCs w:val="32"/>
+                <w:lang w:val="en-IN"/>
+              </w:rPr>
+            </w:pPr>
+            <w:r>
+              <w:rPr>
+                <w:rFonts w:cs="Arial"/>
+                <w:b/>
+                <w:color w:val="000000"/>
+                <w:sz w:val="28"/>
+                <w:szCs w:val="32"/>
+                <w:lang w:val="en-IN"/>
+              </w:rPr>
+              <w:t>Krama Vaakyam No. - 4</w:t>
+            </w:r>
+            <w:r>
+              <w:rPr>
+                <w:rFonts w:cs="Arial"/>
+                <w:b/>
+                <w:color w:val="000000"/>
+                <w:sz w:val="28"/>
+                <w:szCs w:val="32"/>
+                <w:lang w:val="en-IN"/>
+              </w:rPr>
+              <w:t>6</w:t>
+            </w:r>
+          </w:p>
+          <w:p>
+            <w:pPr>
+              <w:widowControl w:val="0"/>
+              <w:tabs>
+                <w:tab w:val="left" w:pos="993"/>
+              </w:tabs>
+              <w:autoSpaceDE w:val="0"/>
+              <w:autoSpaceDN w:val="0"/>
+              <w:adjustRightInd w:val="0"/>
+              <w:spacing w:before="0" w:line="240" w:lineRule="auto"/>
+              <w:ind w:right="297"/>
+              <w:rPr>
+                <w:rFonts w:cs="Arial"/>
+                <w:b/>
+                <w:color w:val="000000"/>
+                <w:sz w:val="28"/>
+                <w:szCs w:val="32"/>
+              </w:rPr>
+            </w:pPr>
+            <w:r>
+              <w:rPr>
+                <w:rFonts w:cs="Arial"/>
+                <w:b/>
+                <w:color w:val="000000"/>
+                <w:sz w:val="28"/>
+                <w:szCs w:val="32"/>
+                <w:lang w:val="it-IT"/>
+              </w:rPr>
+              <w:t>Panchaati No</w:t>
+            </w:r>
+            <w:r>
+              <w:rPr>
+                <w:rFonts w:cs="Arial"/>
+                <w:b/>
+                <w:color w:val="000000"/>
+                <w:szCs w:val="32"/>
+                <w:lang w:val="it-IT"/>
+              </w:rPr>
+              <w:t xml:space="preserve">. - </w:t>
+            </w:r>
+            <w:r>
+              <w:rPr>
+                <w:rFonts w:cs="Arial"/>
+                <w:b/>
+                <w:color w:val="000000"/>
+                <w:sz w:val="28"/>
+                <w:szCs w:val="32"/>
+                <w:lang w:val="it-IT"/>
+              </w:rPr>
+              <w:t>33</w:t>
+            </w:r>
+          </w:p>
+        </w:tc>
+        <w:tc>
+          <w:tcPr>
+            <w:tcW w:w="4961" w:type="dxa"/>
+          </w:tcPr>
+          <w:p>
+            <w:pPr>
+              <w:widowControl w:val="0"/>
+              <w:autoSpaceDE w:val="0"/>
+              <w:autoSpaceDN w:val="0"/>
+              <w:adjustRightInd w:val="0"/>
+              <w:spacing w:before="0" w:line="240" w:lineRule="auto"/>
+              <w:rPr>
+                <w:rFonts w:ascii="BRH Devanagari Extra" w:hAnsi="BRH Devanagari Extra" w:cs="BRH Devanagari Extra"/>
+                <w:color w:val="000000"/>
+                <w:sz w:val="40"/>
+                <w:szCs w:val="40"/>
+              </w:rPr>
+            </w:pPr>
+            <w:r>
+              <w:rPr>
+                <w:rFonts w:ascii="Latha" w:hAnsi="Latha" w:cs="Latha"/>
+                <w:sz w:val="28"/>
+                <w:szCs w:val="28"/>
+                <w:cs/>
+                <w:lang w:bidi="ta-IN"/>
+              </w:rPr>
+              <w:t>த்வே</w:t>
+            </w:r>
+            <w:r>
+              <w:rPr>
+                <w:rFonts w:ascii="BRH Tamil Tab Extra" w:hAnsi="BRH Tamil Tab Extra" w:cs="Latha"/>
+                <w:b/>
+                <w:sz w:val="36"/>
+                <w:szCs w:val="28"/>
+                <w:lang w:bidi="ta-IN"/>
+              </w:rPr>
+              <w:t>…</w:t>
+            </w:r>
+            <w:r>
+              <w:rPr>
+                <w:rFonts w:ascii="Latha" w:hAnsi="Latha" w:cs="Latha"/>
+                <w:sz w:val="28"/>
+                <w:szCs w:val="28"/>
+                <w:cs/>
+                <w:lang w:bidi="ta-IN"/>
+              </w:rPr>
+              <w:t>ஷோ</w:t>
+            </w:r>
+            <w:r>
+              <w:rPr>
+                <w:rFonts w:ascii="Latha" w:hAnsi="Latha" w:cs="Latha"/>
+                <w:sz w:val="28"/>
+                <w:szCs w:val="28"/>
+                <w:lang w:bidi="ta-IN"/>
+              </w:rPr>
+              <w:t xml:space="preserve"> </w:t>
+            </w:r>
+            <w:r>
+              <w:rPr>
+                <w:rFonts w:ascii="Latha" w:hAnsi="Latha" w:cs="Latha"/>
+                <w:sz w:val="28"/>
+                <w:szCs w:val="28"/>
+                <w:cs/>
+                <w:lang w:bidi="ta-IN"/>
+              </w:rPr>
+              <w:t>தீ</w:t>
+            </w:r>
+            <w:r>
+              <w:rPr>
+                <w:rFonts w:ascii="BRH Tamil Tab Extra" w:hAnsi="BRH Tamil Tab Extra" w:cs="Latha"/>
+                <w:b/>
+                <w:sz w:val="36"/>
+                <w:szCs w:val="28"/>
+                <w:lang w:bidi="ta-IN"/>
+              </w:rPr>
+              <w:t>†</w:t>
+            </w:r>
+            <w:r>
+              <w:rPr>
+                <w:rFonts w:ascii="Latha" w:hAnsi="Latha" w:cs="Latha"/>
+                <w:sz w:val="28"/>
+                <w:szCs w:val="28"/>
+                <w:cs/>
+                <w:lang w:bidi="ta-IN"/>
+              </w:rPr>
+              <w:t>தி</w:t>
+            </w:r>
+            <w:r>
+              <w:rPr>
+                <w:rFonts w:ascii="BRH Tamil Tab Extra" w:hAnsi="BRH Tamil Tab Extra" w:cs="Latha"/>
+                <w:b/>
+                <w:sz w:val="36"/>
+                <w:szCs w:val="28"/>
+                <w:lang w:bidi="ta-IN"/>
+              </w:rPr>
+              <w:t>…</w:t>
+            </w:r>
+            <w:r>
+              <w:rPr>
+                <w:rFonts w:ascii="Latha" w:hAnsi="Latha" w:cs="Latha"/>
+                <w:b/>
+                <w:bCs/>
+                <w:position w:val="-12"/>
+                <w:sz w:val="28"/>
+                <w:szCs w:val="28"/>
+                <w:cs/>
+                <w:lang w:bidi="ta-IN"/>
+              </w:rPr>
+              <w:t>3</w:t>
+            </w:r>
+            <w:r>
+              <w:rPr>
+                <w:rFonts w:ascii="Latha" w:hAnsi="Latha" w:cs="Latha"/>
+                <w:sz w:val="28"/>
+                <w:szCs w:val="28"/>
+                <w:cs/>
+                <w:lang w:bidi="ta-IN"/>
+              </w:rPr>
+              <w:t>வான்</w:t>
+            </w:r>
+            <w:r>
+              <w:rPr>
+                <w:rFonts w:ascii="Latha" w:hAnsi="Latha" w:cs="Latha"/>
+                <w:sz w:val="28"/>
+                <w:szCs w:val="28"/>
+                <w:lang w:bidi="ta-IN"/>
+              </w:rPr>
+              <w:t xml:space="preserve"> | </w:t>
+            </w:r>
+            <w:r>
+              <w:rPr>
+                <w:rFonts w:ascii="Latha" w:hAnsi="Latha" w:cs="Latha"/>
+                <w:sz w:val="28"/>
+                <w:szCs w:val="28"/>
+                <w:lang w:bidi="ta-IN"/>
+              </w:rPr>
+              <w:br/>
+            </w:r>
+            <w:r>
+              <w:rPr>
+                <w:rFonts w:ascii="Latha" w:hAnsi="Latha" w:cs="Latha"/>
+                <w:sz w:val="28"/>
+                <w:szCs w:val="28"/>
+                <w:highlight w:val="yellow"/>
+                <w:cs/>
+                <w:lang w:bidi="ta-IN"/>
+              </w:rPr>
+              <w:t>தி</w:t>
+            </w:r>
+            <w:r>
+              <w:rPr>
+                <w:rFonts w:ascii="BRH Tamil Tab Extra" w:hAnsi="BRH Tamil Tab Extra" w:cs="Latha"/>
+                <w:b/>
+                <w:sz w:val="36"/>
+                <w:szCs w:val="28"/>
+                <w:lang w:bidi="ta-IN"/>
+              </w:rPr>
+              <w:t>…</w:t>
+            </w:r>
+            <w:r>
+              <w:rPr>
+                <w:rFonts w:ascii="Latha" w:hAnsi="Latha" w:cs="Latha"/>
+                <w:b/>
+                <w:bCs/>
+                <w:position w:val="-12"/>
+                <w:sz w:val="28"/>
+                <w:szCs w:val="28"/>
+                <w:cs/>
+                <w:lang w:bidi="ta-IN"/>
+              </w:rPr>
+              <w:t>3</w:t>
+            </w:r>
+            <w:r>
+              <w:rPr>
+                <w:rFonts w:ascii="Latha" w:hAnsi="Latha" w:cs="Latha"/>
+                <w:sz w:val="28"/>
+                <w:szCs w:val="28"/>
+                <w:cs/>
+                <w:lang w:bidi="ta-IN"/>
+              </w:rPr>
+              <w:t>தி</w:t>
+            </w:r>
+            <w:r>
+              <w:rPr>
+                <w:rFonts w:ascii="BRH Tamil Tab Extra" w:hAnsi="BRH Tamil Tab Extra" w:cs="Latha"/>
+                <w:b/>
+                <w:sz w:val="36"/>
+                <w:szCs w:val="28"/>
+                <w:lang w:bidi="ta-IN"/>
+              </w:rPr>
+              <w:t>…</w:t>
+            </w:r>
+            <w:r>
+              <w:rPr>
+                <w:rFonts w:ascii="Latha" w:hAnsi="Latha" w:cs="Latha"/>
+                <w:b/>
+                <w:bCs/>
+                <w:position w:val="-12"/>
+                <w:sz w:val="28"/>
+                <w:szCs w:val="28"/>
+                <w:cs/>
+                <w:lang w:bidi="ta-IN"/>
+              </w:rPr>
+              <w:t>3</w:t>
+            </w:r>
+            <w:r>
+              <w:rPr>
+                <w:rFonts w:ascii="Latha" w:hAnsi="Latha" w:cs="Latha"/>
+                <w:sz w:val="28"/>
+                <w:szCs w:val="28"/>
+                <w:cs/>
+                <w:lang w:bidi="ta-IN"/>
+              </w:rPr>
+              <w:t>வா</w:t>
+            </w:r>
+            <w:r>
+              <w:rPr>
+                <w:rFonts w:ascii="BRH Devanagari Extra" w:hAnsi="BRH Devanagari Extra" w:cs="Latha"/>
+                <w:b/>
+                <w:sz w:val="36"/>
+                <w:szCs w:val="28"/>
+                <w:lang w:bidi="ta-IN"/>
+              </w:rPr>
+              <w:t>óè</w:t>
+            </w:r>
+            <w:r>
+              <w:rPr>
+                <w:rFonts w:ascii="Latha" w:hAnsi="Latha" w:cs="Latha"/>
+                <w:sz w:val="28"/>
+                <w:szCs w:val="28"/>
+                <w:lang w:bidi="ta-IN"/>
+              </w:rPr>
+              <w:t xml:space="preserve"> </w:t>
+            </w:r>
+            <w:r>
+              <w:rPr>
+                <w:rFonts w:ascii="Latha" w:hAnsi="Latha" w:cs="Latha"/>
+                <w:sz w:val="28"/>
+                <w:szCs w:val="28"/>
+                <w:cs/>
+                <w:lang w:bidi="ta-IN"/>
+              </w:rPr>
+              <w:t>அ</w:t>
+            </w:r>
+            <w:r>
+              <w:rPr>
+                <w:rFonts w:ascii="BRH Tamil Tab Extra" w:hAnsi="BRH Tamil Tab Extra" w:cs="Latha"/>
+                <w:b/>
+                <w:sz w:val="36"/>
+                <w:szCs w:val="28"/>
+                <w:lang w:bidi="ta-IN"/>
+              </w:rPr>
+              <w:t>†</w:t>
+            </w:r>
+            <w:r>
+              <w:rPr>
+                <w:rFonts w:ascii="Latha" w:hAnsi="Latha" w:cs="Latha"/>
+                <w:sz w:val="28"/>
+                <w:szCs w:val="28"/>
+                <w:cs/>
+                <w:lang w:bidi="ta-IN"/>
+              </w:rPr>
+              <w:t>ஸத</w:t>
+            </w:r>
+            <w:r>
+              <w:rPr>
+                <w:rFonts w:ascii="Latha" w:hAnsi="Latha" w:cs="Latha"/>
+                <w:b/>
+                <w:bCs/>
+                <w:position w:val="-12"/>
+                <w:sz w:val="28"/>
+                <w:szCs w:val="28"/>
+                <w:cs/>
+                <w:lang w:bidi="ta-IN"/>
+              </w:rPr>
+              <w:t>3</w:t>
+            </w:r>
+            <w:r>
+              <w:rPr>
+                <w:rFonts w:ascii="Latha" w:hAnsi="Latha" w:cs="Latha"/>
+                <w:sz w:val="28"/>
+                <w:szCs w:val="28"/>
+                <w:cs/>
+                <w:lang w:bidi="ta-IN"/>
+              </w:rPr>
+              <w:t>த்</w:t>
+            </w:r>
+            <w:r>
+              <w:rPr>
+                <w:rFonts w:ascii="Latha" w:hAnsi="Latha" w:cs="Latha"/>
+                <w:sz w:val="28"/>
+                <w:szCs w:val="28"/>
+                <w:lang w:bidi="ta-IN"/>
+              </w:rPr>
+              <w:t xml:space="preserve"> |</w:t>
+            </w:r>
+          </w:p>
+        </w:tc>
+        <w:tc>
+          <w:tcPr>
+            <w:tcW w:w="5670" w:type="dxa"/>
+          </w:tcPr>
+          <w:p>
+            <w:pPr>
+              <w:spacing w:before="0" w:line="240" w:lineRule="auto"/>
+              <w:rPr>
+                <w:rFonts w:ascii="BRH Devanagari Extra" w:hAnsi="BRH Devanagari Extra" w:cs="BRH Devanagari Extra"/>
+                <w:color w:val="000000"/>
+                <w:sz w:val="40"/>
+                <w:szCs w:val="40"/>
+              </w:rPr>
+            </w:pPr>
+            <w:r>
+              <w:rPr>
+                <w:rFonts w:ascii="Latha" w:hAnsi="Latha" w:cs="Latha"/>
+                <w:sz w:val="28"/>
+                <w:szCs w:val="28"/>
+                <w:cs/>
+                <w:lang w:bidi="ta-IN"/>
+              </w:rPr>
+              <w:t>த்வே</w:t>
+            </w:r>
+            <w:r>
+              <w:rPr>
+                <w:rFonts w:ascii="BRH Tamil Tab Extra" w:hAnsi="BRH Tamil Tab Extra" w:cs="Latha"/>
+                <w:b/>
+                <w:sz w:val="36"/>
+                <w:szCs w:val="28"/>
+                <w:lang w:bidi="ta-IN"/>
+              </w:rPr>
+              <w:t>…</w:t>
+            </w:r>
+            <w:r>
+              <w:rPr>
+                <w:rFonts w:ascii="Latha" w:hAnsi="Latha" w:cs="Latha"/>
+                <w:sz w:val="28"/>
+                <w:szCs w:val="28"/>
+                <w:cs/>
+                <w:lang w:bidi="ta-IN"/>
+              </w:rPr>
+              <w:t>ஷோ</w:t>
+            </w:r>
+            <w:r>
+              <w:rPr>
+                <w:rFonts w:ascii="Latha" w:hAnsi="Latha" w:cs="Latha"/>
+                <w:sz w:val="28"/>
+                <w:szCs w:val="28"/>
+                <w:lang w:bidi="ta-IN"/>
+              </w:rPr>
+              <w:t xml:space="preserve"> </w:t>
+            </w:r>
+            <w:r>
+              <w:rPr>
+                <w:rFonts w:ascii="Latha" w:hAnsi="Latha" w:cs="Latha"/>
+                <w:sz w:val="28"/>
+                <w:szCs w:val="28"/>
+                <w:cs/>
+                <w:lang w:bidi="ta-IN"/>
+              </w:rPr>
+              <w:t>தீ</w:t>
+            </w:r>
+            <w:r>
+              <w:rPr>
+                <w:rFonts w:ascii="BRH Tamil Tab Extra" w:hAnsi="BRH Tamil Tab Extra" w:cs="Latha"/>
+                <w:b/>
+                <w:sz w:val="36"/>
+                <w:szCs w:val="28"/>
+                <w:lang w:bidi="ta-IN"/>
+              </w:rPr>
+              <w:t>†</w:t>
+            </w:r>
+            <w:r>
+              <w:rPr>
+                <w:rFonts w:ascii="Latha" w:hAnsi="Latha" w:cs="Latha"/>
+                <w:b/>
+                <w:bCs/>
+                <w:position w:val="-12"/>
+                <w:sz w:val="28"/>
+                <w:szCs w:val="28"/>
+                <w:cs/>
+                <w:lang w:bidi="ta-IN"/>
+              </w:rPr>
+              <w:t>3</w:t>
+            </w:r>
+            <w:r>
+              <w:rPr>
+                <w:rFonts w:ascii="Latha" w:hAnsi="Latha" w:cs="Latha"/>
+                <w:sz w:val="28"/>
+                <w:szCs w:val="28"/>
+                <w:cs/>
+                <w:lang w:bidi="ta-IN"/>
+              </w:rPr>
+              <w:t>தி</w:t>
+            </w:r>
+            <w:r>
+              <w:rPr>
+                <w:rFonts w:ascii="BRH Tamil Tab Extra" w:hAnsi="BRH Tamil Tab Extra" w:cs="Latha"/>
+                <w:b/>
+                <w:sz w:val="36"/>
+                <w:szCs w:val="28"/>
+                <w:lang w:bidi="ta-IN"/>
+              </w:rPr>
+              <w:t>…</w:t>
+            </w:r>
+            <w:r>
+              <w:rPr>
+                <w:rFonts w:ascii="Latha" w:hAnsi="Latha" w:cs="Latha"/>
+                <w:b/>
+                <w:bCs/>
+                <w:position w:val="-12"/>
+                <w:sz w:val="28"/>
+                <w:szCs w:val="28"/>
+                <w:cs/>
+                <w:lang w:bidi="ta-IN"/>
+              </w:rPr>
+              <w:t>3</w:t>
+            </w:r>
+            <w:r>
+              <w:rPr>
+                <w:rFonts w:ascii="Latha" w:hAnsi="Latha" w:cs="Latha"/>
+                <w:sz w:val="28"/>
+                <w:szCs w:val="28"/>
+                <w:cs/>
+                <w:lang w:bidi="ta-IN"/>
+              </w:rPr>
+              <w:t>வான்</w:t>
+            </w:r>
+            <w:r>
+              <w:rPr>
+                <w:rFonts w:ascii="Latha" w:hAnsi="Latha" w:cs="Latha"/>
+                <w:sz w:val="28"/>
+                <w:szCs w:val="28"/>
+                <w:lang w:bidi="ta-IN"/>
+              </w:rPr>
+              <w:t xml:space="preserve"> | </w:t>
+            </w:r>
+            <w:r>
+              <w:rPr>
+                <w:rFonts w:ascii="Latha" w:hAnsi="Latha" w:cs="Latha"/>
+                <w:sz w:val="28"/>
+                <w:szCs w:val="28"/>
+                <w:lang w:bidi="ta-IN"/>
+              </w:rPr>
+              <w:br/>
+            </w:r>
+            <w:r>
+              <w:rPr>
+                <w:rFonts w:ascii="Latha" w:hAnsi="Latha" w:cs="Latha"/>
+                <w:sz w:val="28"/>
+                <w:szCs w:val="28"/>
+                <w:highlight w:val="green"/>
+                <w:cs/>
+                <w:lang w:bidi="ta-IN"/>
+              </w:rPr>
+              <w:t>தீ</w:t>
+            </w:r>
+            <w:r>
+              <w:rPr>
+                <w:rFonts w:ascii="BRH Tamil Tab Extra" w:hAnsi="BRH Tamil Tab Extra" w:cs="Latha"/>
+                <w:b/>
+                <w:sz w:val="36"/>
+                <w:szCs w:val="28"/>
+                <w:lang w:bidi="ta-IN"/>
+              </w:rPr>
+              <w:t>…</w:t>
+            </w:r>
+            <w:r>
+              <w:rPr>
+                <w:rFonts w:ascii="Latha" w:hAnsi="Latha" w:cs="Latha"/>
+                <w:b/>
+                <w:bCs/>
+                <w:position w:val="-12"/>
+                <w:sz w:val="28"/>
+                <w:szCs w:val="28"/>
+                <w:cs/>
+                <w:lang w:bidi="ta-IN"/>
+              </w:rPr>
+              <w:t>3</w:t>
+            </w:r>
+            <w:r>
+              <w:rPr>
+                <w:rFonts w:ascii="Latha" w:hAnsi="Latha" w:cs="Latha"/>
+                <w:sz w:val="28"/>
+                <w:szCs w:val="28"/>
+                <w:cs/>
+                <w:lang w:bidi="ta-IN"/>
+              </w:rPr>
+              <w:t>தி</w:t>
+            </w:r>
+            <w:r>
+              <w:rPr>
+                <w:rFonts w:ascii="BRH Tamil Tab Extra" w:hAnsi="BRH Tamil Tab Extra" w:cs="Latha"/>
+                <w:b/>
+                <w:sz w:val="36"/>
+                <w:szCs w:val="28"/>
+                <w:lang w:bidi="ta-IN"/>
+              </w:rPr>
+              <w:t>…</w:t>
+            </w:r>
+            <w:r>
+              <w:rPr>
+                <w:rFonts w:ascii="Latha" w:hAnsi="Latha" w:cs="Latha"/>
+                <w:b/>
+                <w:bCs/>
+                <w:position w:val="-12"/>
+                <w:sz w:val="28"/>
+                <w:szCs w:val="28"/>
+                <w:cs/>
+                <w:lang w:bidi="ta-IN"/>
+              </w:rPr>
+              <w:t>3</w:t>
+            </w:r>
+            <w:r>
+              <w:rPr>
+                <w:rFonts w:ascii="Latha" w:hAnsi="Latha" w:cs="Latha"/>
+                <w:sz w:val="28"/>
+                <w:szCs w:val="28"/>
+                <w:cs/>
+                <w:lang w:bidi="ta-IN"/>
+              </w:rPr>
+              <w:t>வா</w:t>
+            </w:r>
+            <w:r>
+              <w:rPr>
+                <w:rFonts w:ascii="BRH Devanagari Extra" w:hAnsi="BRH Devanagari Extra" w:cs="Latha"/>
+                <w:b/>
+                <w:sz w:val="36"/>
+                <w:szCs w:val="28"/>
+                <w:lang w:bidi="ta-IN"/>
+              </w:rPr>
+              <w:t>óè</w:t>
+            </w:r>
+            <w:r>
+              <w:rPr>
+                <w:rFonts w:ascii="Latha" w:hAnsi="Latha" w:cs="Latha"/>
+                <w:sz w:val="28"/>
+                <w:szCs w:val="28"/>
+                <w:lang w:bidi="ta-IN"/>
+              </w:rPr>
+              <w:t xml:space="preserve"> </w:t>
+            </w:r>
+            <w:r>
+              <w:rPr>
+                <w:rFonts w:ascii="Latha" w:hAnsi="Latha" w:cs="Latha"/>
+                <w:sz w:val="28"/>
+                <w:szCs w:val="28"/>
+                <w:cs/>
+                <w:lang w:bidi="ta-IN"/>
+              </w:rPr>
+              <w:t>அ</w:t>
+            </w:r>
+            <w:r>
+              <w:rPr>
+                <w:rFonts w:ascii="BRH Tamil Tab Extra" w:hAnsi="BRH Tamil Tab Extra" w:cs="Latha"/>
+                <w:b/>
+                <w:sz w:val="36"/>
+                <w:szCs w:val="28"/>
+                <w:lang w:bidi="ta-IN"/>
+              </w:rPr>
+              <w:t>†</w:t>
+            </w:r>
+            <w:r>
+              <w:rPr>
+                <w:rFonts w:ascii="Latha" w:hAnsi="Latha" w:cs="Latha"/>
+                <w:sz w:val="28"/>
+                <w:szCs w:val="28"/>
+                <w:cs/>
+                <w:lang w:bidi="ta-IN"/>
+              </w:rPr>
+              <w:t>ஸத</w:t>
+            </w:r>
+            <w:r>
+              <w:rPr>
+                <w:rFonts w:ascii="Latha" w:hAnsi="Latha" w:cs="Latha"/>
+                <w:b/>
+                <w:bCs/>
+                <w:position w:val="-12"/>
+                <w:sz w:val="28"/>
+                <w:szCs w:val="28"/>
+                <w:cs/>
+                <w:lang w:bidi="ta-IN"/>
+              </w:rPr>
+              <w:t>3</w:t>
+            </w:r>
+            <w:r>
+              <w:rPr>
+                <w:rFonts w:ascii="Latha" w:hAnsi="Latha" w:cs="Latha"/>
+                <w:sz w:val="28"/>
+                <w:szCs w:val="28"/>
+                <w:cs/>
+                <w:lang w:bidi="ta-IN"/>
+              </w:rPr>
+              <w:t>த்</w:t>
             </w:r>
             <w:r>
               <w:rPr>
@@ -6317,6 +7065,7 @@
                 <w:szCs w:val="36"/>
                 <w:lang w:bidi="ml-IN"/>
               </w:rPr>
+              <w:lastRenderedPageBreak/>
               <w:t>None</w:t>
             </w:r>
           </w:p>
@@ -7806,6 +8555,7 @@
                 <w:cs/>
                 <w:lang w:bidi="ta-IN"/>
               </w:rPr>
+              <w:lastRenderedPageBreak/>
               <w:t>ஶாஸா</w:t>
             </w:r>
             <w:r>
@@ -7874,6 +8624,7 @@
                 <w:cs/>
                 <w:lang w:bidi="ta-IN"/>
               </w:rPr>
+              <w:lastRenderedPageBreak/>
               <w:t>ஆ</w:t>
             </w:r>
             <w:r>
@@ -8603,7 +9354,6 @@
                 <w:sz w:val="28"/>
                 <w:szCs w:val="32"/>
               </w:rPr>
-              <w:lastRenderedPageBreak/>
               <w:t>T.S.</w:t>
             </w:r>
             <w:r>
@@ -9894,16 +10644,7 @@
           <w:bCs/>
           <w:sz w:val="32"/>
         </w:rPr>
-        <w:t xml:space="preserve">replaced </w:t>
-      </w:r>
-      <w:proofErr w:type="gramStart"/>
-      <w:r>
-        <w:rPr>
-          <w:b/>
-          <w:bCs/>
-          <w:sz w:val="32"/>
-        </w:rPr>
-        <w:t>with</w:t>
+        <w:t>replaced with</w:t>
       </w:r>
       <w:r>
         <w:rPr>
@@ -9925,7 +10666,6 @@
         </w:rPr>
         <w:t>"</w:t>
       </w:r>
-      <w:proofErr w:type="gramEnd"/>
       <w:r>
         <w:rPr>
           <w:rFonts w:ascii="BRH Devanagari" w:hAnsi="BRH Devanagari" w:cs="BRH Devanagari"/>
@@ -10330,6 +11070,7 @@
           <w:szCs w:val="32"/>
           <w:u w:val="single"/>
         </w:rPr>
+        <w:lastRenderedPageBreak/>
         <w:t>=========================</w:t>
       </w:r>
     </w:p>

--- a/TS-Kramam/TS-3.5/TS 3.5 Tamil Krama Paatam Corrections.docx
+++ b/TS-Kramam/TS-3.5/TS 3.5 Tamil Krama Paatam Corrections.docx
@@ -89,10 +89,9 @@
           <w:bCs/>
           <w:sz w:val="32"/>
           <w:szCs w:val="32"/>
-          <w:highlight w:val="red"/>
           <w:u w:val="single"/>
         </w:rPr>
-        <w:t>????</w:t>
+        <w:t>31st August 2026</w:t>
       </w:r>
     </w:p>
     <w:p>
@@ -6744,407 +6743,6 @@
                 <w:lang w:bidi="ta-IN"/>
               </w:rPr>
               <w:t xml:space="preserve"> |</w:t>
-            </w:r>
-          </w:p>
-        </w:tc>
-      </w:tr>
-    </w:tbl>
-    <w:p>
-      <w:pPr>
-        <w:spacing w:before="0" w:line="240" w:lineRule="auto"/>
-        <w:jc w:val="center"/>
-        <w:rPr>
-          <w:b/>
-          <w:bCs/>
-          <w:sz w:val="32"/>
-          <w:szCs w:val="32"/>
-          <w:u w:val="single"/>
-        </w:rPr>
-      </w:pPr>
-    </w:p>
-    <w:p>
-      <w:pPr>
-        <w:spacing w:before="0" w:line="240" w:lineRule="auto"/>
-        <w:jc w:val="center"/>
-        <w:rPr>
-          <w:b/>
-          <w:bCs/>
-          <w:sz w:val="32"/>
-          <w:szCs w:val="32"/>
-          <w:u w:val="single"/>
-        </w:rPr>
-      </w:pPr>
-    </w:p>
-    <w:p>
-      <w:pPr>
-        <w:spacing w:before="0" w:line="240" w:lineRule="auto"/>
-        <w:jc w:val="center"/>
-        <w:rPr>
-          <w:b/>
-          <w:bCs/>
-          <w:sz w:val="32"/>
-          <w:szCs w:val="32"/>
-          <w:u w:val="single"/>
-        </w:rPr>
-      </w:pPr>
-      <w:r>
-        <w:rPr>
-          <w:b/>
-          <w:bCs/>
-          <w:sz w:val="32"/>
-          <w:szCs w:val="32"/>
-          <w:u w:val="single"/>
-        </w:rPr>
-        <w:t xml:space="preserve">TS Krama Paatam – TS 3.5 Tamil Corrections – Observed till </w:t>
-      </w:r>
-      <w:r>
-        <w:rPr>
-          <w:b/>
-          <w:bCs/>
-          <w:sz w:val="32"/>
-          <w:szCs w:val="32"/>
-          <w:u w:val="single"/>
-        </w:rPr>
-        <w:t>31</w:t>
-      </w:r>
-      <w:r>
-        <w:rPr>
-          <w:b/>
-          <w:bCs/>
-          <w:sz w:val="32"/>
-          <w:szCs w:val="32"/>
-          <w:u w:val="single"/>
-          <w:vertAlign w:val="superscript"/>
-        </w:rPr>
-        <w:t>st</w:t>
-      </w:r>
-      <w:r>
-        <w:rPr>
-          <w:b/>
-          <w:bCs/>
-          <w:sz w:val="32"/>
-          <w:szCs w:val="32"/>
-          <w:u w:val="single"/>
-        </w:rPr>
-        <w:t xml:space="preserve"> August 2022</w:t>
-      </w:r>
-    </w:p>
-    <w:p>
-      <w:pPr>
-        <w:spacing w:before="0" w:line="240" w:lineRule="auto"/>
-        <w:jc w:val="center"/>
-        <w:rPr>
-          <w:b/>
-          <w:szCs w:val="24"/>
-        </w:rPr>
-      </w:pPr>
-      <w:r>
-        <w:rPr>
-          <w:b/>
-          <w:szCs w:val="24"/>
-        </w:rPr>
-        <w:t>(ignore those which are already incorporated in your book’s version and date)</w:t>
-      </w:r>
-    </w:p>
-    <w:tbl>
-      <w:tblPr>
-        <w:tblW w:w="13970" w:type="dxa"/>
-        <w:tblInd w:w="-792" w:type="dxa"/>
-        <w:tblBorders>
-          <w:top w:val="single" w:sz="4" w:space="0" w:color="000000"/>
-          <w:left w:val="single" w:sz="4" w:space="0" w:color="000000"/>
-          <w:bottom w:val="single" w:sz="4" w:space="0" w:color="000000"/>
-          <w:right w:val="single" w:sz="4" w:space="0" w:color="000000"/>
-          <w:insideH w:val="single" w:sz="4" w:space="0" w:color="000000"/>
-          <w:insideV w:val="single" w:sz="4" w:space="0" w:color="000000"/>
-        </w:tblBorders>
-        <w:tblLook w:val="04A0" w:firstRow="1" w:lastRow="0" w:firstColumn="1" w:lastColumn="0" w:noHBand="0" w:noVBand="1"/>
-      </w:tblPr>
-      <w:tblGrid>
-        <w:gridCol w:w="4048"/>
-        <w:gridCol w:w="4819"/>
-        <w:gridCol w:w="5103"/>
-      </w:tblGrid>
-      <w:tr>
-        <w:tc>
-          <w:tcPr>
-            <w:tcW w:w="4048" w:type="dxa"/>
-            <w:tcBorders>
-              <w:top w:val="single" w:sz="4" w:space="0" w:color="000000"/>
-              <w:left w:val="single" w:sz="4" w:space="0" w:color="000000"/>
-              <w:bottom w:val="single" w:sz="4" w:space="0" w:color="000000"/>
-              <w:right w:val="single" w:sz="4" w:space="0" w:color="000000"/>
-            </w:tcBorders>
-            <w:hideMark/>
-          </w:tcPr>
-          <w:p>
-            <w:pPr>
-              <w:spacing w:before="0" w:line="240" w:lineRule="auto"/>
-              <w:jc w:val="center"/>
-              <w:rPr>
-                <w:b/>
-                <w:bCs/>
-                <w:sz w:val="32"/>
-                <w:szCs w:val="32"/>
-                <w:lang w:bidi="ta-IN"/>
-              </w:rPr>
-            </w:pPr>
-            <w:r>
-              <w:rPr>
-                <w:b/>
-                <w:bCs/>
-                <w:sz w:val="32"/>
-                <w:szCs w:val="32"/>
-                <w:lang w:bidi="ta-IN"/>
-              </w:rPr>
-              <w:t>Section, Paragraph</w:t>
-            </w:r>
-          </w:p>
-          <w:p>
-            <w:pPr>
-              <w:spacing w:before="0" w:line="240" w:lineRule="auto"/>
-              <w:jc w:val="center"/>
-              <w:rPr>
-                <w:b/>
-                <w:bCs/>
-                <w:sz w:val="32"/>
-                <w:szCs w:val="32"/>
-                <w:lang w:bidi="ta-IN"/>
-              </w:rPr>
-            </w:pPr>
-            <w:r>
-              <w:rPr>
-                <w:b/>
-                <w:bCs/>
-                <w:sz w:val="32"/>
-                <w:szCs w:val="32"/>
-                <w:lang w:bidi="ta-IN"/>
-              </w:rPr>
-              <w:t>Reference</w:t>
-            </w:r>
-          </w:p>
-        </w:tc>
-        <w:tc>
-          <w:tcPr>
-            <w:tcW w:w="4819" w:type="dxa"/>
-            <w:tcBorders>
-              <w:top w:val="single" w:sz="4" w:space="0" w:color="000000"/>
-              <w:left w:val="single" w:sz="4" w:space="0" w:color="000000"/>
-              <w:bottom w:val="single" w:sz="4" w:space="0" w:color="000000"/>
-              <w:right w:val="single" w:sz="4" w:space="0" w:color="000000"/>
-            </w:tcBorders>
-            <w:hideMark/>
-          </w:tcPr>
-          <w:p>
-            <w:pPr>
-              <w:spacing w:before="0" w:line="240" w:lineRule="auto"/>
-              <w:jc w:val="center"/>
-              <w:rPr>
-                <w:b/>
-                <w:bCs/>
-                <w:sz w:val="32"/>
-                <w:szCs w:val="32"/>
-                <w:lang w:bidi="ta-IN"/>
-              </w:rPr>
-            </w:pPr>
-            <w:r>
-              <w:rPr>
-                <w:b/>
-                <w:bCs/>
-                <w:sz w:val="32"/>
-                <w:szCs w:val="32"/>
-                <w:lang w:bidi="ta-IN"/>
-              </w:rPr>
-              <w:t>As Printed</w:t>
-            </w:r>
-          </w:p>
-        </w:tc>
-        <w:tc>
-          <w:tcPr>
-            <w:tcW w:w="5103" w:type="dxa"/>
-            <w:tcBorders>
-              <w:top w:val="single" w:sz="4" w:space="0" w:color="000000"/>
-              <w:left w:val="single" w:sz="4" w:space="0" w:color="000000"/>
-              <w:bottom w:val="single" w:sz="4" w:space="0" w:color="000000"/>
-              <w:right w:val="single" w:sz="4" w:space="0" w:color="000000"/>
-            </w:tcBorders>
-            <w:hideMark/>
-          </w:tcPr>
-          <w:p>
-            <w:pPr>
-              <w:spacing w:before="0" w:line="240" w:lineRule="auto"/>
-              <w:ind w:right="-18"/>
-              <w:jc w:val="center"/>
-              <w:rPr>
-                <w:b/>
-                <w:bCs/>
-                <w:sz w:val="32"/>
-                <w:szCs w:val="32"/>
-                <w:lang w:bidi="ta-IN"/>
-              </w:rPr>
-            </w:pPr>
-            <w:r>
-              <w:rPr>
-                <w:b/>
-                <w:bCs/>
-                <w:sz w:val="32"/>
-                <w:szCs w:val="32"/>
-                <w:lang w:bidi="ta-IN"/>
-              </w:rPr>
-              <w:t>To be read as or corrected as</w:t>
-            </w:r>
-          </w:p>
-        </w:tc>
-      </w:tr>
-    </w:tbl>
-    <w:p>
-      <w:pPr>
-        <w:spacing w:before="0" w:line="240" w:lineRule="auto"/>
-        <w:rPr>
-          <w:vanish/>
-          <w:sz w:val="32"/>
-          <w:szCs w:val="32"/>
-        </w:rPr>
-      </w:pPr>
-    </w:p>
-    <w:tbl>
-      <w:tblPr>
-        <w:tblW w:w="13970" w:type="dxa"/>
-        <w:tblInd w:w="-792" w:type="dxa"/>
-        <w:tblBorders>
-          <w:top w:val="single" w:sz="4" w:space="0" w:color="000000"/>
-          <w:left w:val="single" w:sz="4" w:space="0" w:color="000000"/>
-          <w:bottom w:val="single" w:sz="4" w:space="0" w:color="000000"/>
-          <w:right w:val="single" w:sz="4" w:space="0" w:color="000000"/>
-          <w:insideH w:val="single" w:sz="4" w:space="0" w:color="000000"/>
-          <w:insideV w:val="single" w:sz="4" w:space="0" w:color="000000"/>
-        </w:tblBorders>
-        <w:tblLook w:val="04A0" w:firstRow="1" w:lastRow="0" w:firstColumn="1" w:lastColumn="0" w:noHBand="0" w:noVBand="1"/>
-      </w:tblPr>
-      <w:tblGrid>
-        <w:gridCol w:w="4048"/>
-        <w:gridCol w:w="4819"/>
-        <w:gridCol w:w="5103"/>
-      </w:tblGrid>
-      <w:tr>
-        <w:trPr>
-          <w:trHeight w:val="918"/>
-        </w:trPr>
-        <w:tc>
-          <w:tcPr>
-            <w:tcW w:w="4048" w:type="dxa"/>
-            <w:tcBorders>
-              <w:top w:val="single" w:sz="4" w:space="0" w:color="000000"/>
-              <w:left w:val="single" w:sz="4" w:space="0" w:color="000000"/>
-              <w:bottom w:val="single" w:sz="4" w:space="0" w:color="000000"/>
-              <w:right w:val="single" w:sz="4" w:space="0" w:color="000000"/>
-            </w:tcBorders>
-            <w:hideMark/>
-          </w:tcPr>
-          <w:p>
-            <w:pPr>
-              <w:widowControl w:val="0"/>
-              <w:autoSpaceDE w:val="0"/>
-              <w:autoSpaceDN w:val="0"/>
-              <w:adjustRightInd w:val="0"/>
-              <w:spacing w:before="0" w:line="240" w:lineRule="auto"/>
-              <w:jc w:val="center"/>
-              <w:rPr>
-                <w:rFonts w:cs="Arial"/>
-                <w:bCs/>
-                <w:sz w:val="36"/>
-                <w:szCs w:val="36"/>
-                <w:lang w:bidi="ml-IN"/>
-              </w:rPr>
-            </w:pPr>
-            <w:r>
-              <w:rPr>
-                <w:rFonts w:cs="Arial"/>
-                <w:bCs/>
-                <w:sz w:val="36"/>
-                <w:szCs w:val="36"/>
-                <w:lang w:bidi="ml-IN"/>
-              </w:rPr>
-              <w:lastRenderedPageBreak/>
-              <w:t>None</w:t>
-            </w:r>
-          </w:p>
-        </w:tc>
-        <w:tc>
-          <w:tcPr>
-            <w:tcW w:w="4819" w:type="dxa"/>
-            <w:tcBorders>
-              <w:top w:val="single" w:sz="4" w:space="0" w:color="000000"/>
-              <w:left w:val="single" w:sz="4" w:space="0" w:color="000000"/>
-              <w:bottom w:val="single" w:sz="4" w:space="0" w:color="000000"/>
-              <w:right w:val="single" w:sz="4" w:space="0" w:color="000000"/>
-            </w:tcBorders>
-            <w:hideMark/>
-          </w:tcPr>
-          <w:p>
-            <w:pPr>
-              <w:widowControl w:val="0"/>
-              <w:autoSpaceDE w:val="0"/>
-              <w:autoSpaceDN w:val="0"/>
-              <w:adjustRightInd w:val="0"/>
-              <w:spacing w:before="0" w:line="240" w:lineRule="auto"/>
-              <w:jc w:val="center"/>
-              <w:rPr>
-                <w:rFonts w:ascii="BRH Devanagari Extra" w:hAnsi="BRH Devanagari Extra" w:cs="BRH Devanagari Extra"/>
-                <w:color w:val="000000"/>
-                <w:sz w:val="36"/>
-                <w:szCs w:val="40"/>
-                <w:lang w:bidi="ml-IN"/>
-              </w:rPr>
-            </w:pPr>
-            <w:r>
-              <w:rPr>
-                <w:rFonts w:cs="Arial"/>
-                <w:bCs/>
-                <w:sz w:val="36"/>
-                <w:szCs w:val="36"/>
-                <w:lang w:bidi="ml-IN"/>
-              </w:rPr>
-              <w:t>None</w:t>
-            </w:r>
-          </w:p>
-        </w:tc>
-        <w:tc>
-          <w:tcPr>
-            <w:tcW w:w="5103" w:type="dxa"/>
-            <w:tcBorders>
-              <w:top w:val="single" w:sz="4" w:space="0" w:color="000000"/>
-              <w:left w:val="single" w:sz="4" w:space="0" w:color="000000"/>
-              <w:bottom w:val="single" w:sz="4" w:space="0" w:color="000000"/>
-              <w:right w:val="single" w:sz="4" w:space="0" w:color="000000"/>
-            </w:tcBorders>
-            <w:hideMark/>
-          </w:tcPr>
-          <w:p>
-            <w:pPr>
-              <w:widowControl w:val="0"/>
-              <w:autoSpaceDE w:val="0"/>
-              <w:autoSpaceDN w:val="0"/>
-              <w:adjustRightInd w:val="0"/>
-              <w:spacing w:before="0" w:line="240" w:lineRule="auto"/>
-              <w:jc w:val="center"/>
-              <w:rPr>
-                <w:rFonts w:ascii="BRH Devanagari Extra" w:hAnsi="BRH Devanagari Extra" w:cs="BRH Devanagari Extra"/>
-                <w:color w:val="000000"/>
-                <w:sz w:val="36"/>
-                <w:szCs w:val="40"/>
-                <w:lang w:bidi="ml-IN"/>
-              </w:rPr>
-            </w:pPr>
-            <w:r>
-              <w:rPr>
-                <w:rFonts w:cs="Arial"/>
-                <w:bCs/>
-                <w:sz w:val="36"/>
-                <w:szCs w:val="36"/>
-                <w:lang w:bidi="ml-IN"/>
-              </w:rPr>
-              <w:t>None</w:t>
             </w:r>
           </w:p>
         </w:tc>
@@ -7233,6 +6831,397 @@
     </w:p>
     <w:p>
       <w:pPr>
+        <w:spacing w:before="0" w:line="240" w:lineRule="auto"/>
+        <w:jc w:val="center"/>
+        <w:rPr>
+          <w:b/>
+          <w:bCs/>
+          <w:sz w:val="32"/>
+          <w:szCs w:val="32"/>
+          <w:u w:val="single"/>
+        </w:rPr>
+      </w:pPr>
+    </w:p>
+    <w:p>
+      <w:pPr>
+        <w:spacing w:before="0" w:line="240" w:lineRule="auto"/>
+        <w:jc w:val="center"/>
+        <w:rPr>
+          <w:b/>
+          <w:bCs/>
+          <w:sz w:val="32"/>
+          <w:szCs w:val="32"/>
+          <w:u w:val="single"/>
+        </w:rPr>
+      </w:pPr>
+      <w:r>
+        <w:rPr>
+          <w:b/>
+          <w:bCs/>
+          <w:sz w:val="32"/>
+          <w:szCs w:val="32"/>
+          <w:u w:val="single"/>
+        </w:rPr>
+        <w:lastRenderedPageBreak/>
+        <w:t xml:space="preserve">TS Krama Paatam – TS 3.5 Tamil Corrections – Observed till </w:t>
+      </w:r>
+      <w:r>
+        <w:rPr>
+          <w:b/>
+          <w:bCs/>
+          <w:sz w:val="32"/>
+          <w:szCs w:val="32"/>
+          <w:u w:val="single"/>
+        </w:rPr>
+        <w:t>31</w:t>
+      </w:r>
+      <w:r>
+        <w:rPr>
+          <w:b/>
+          <w:bCs/>
+          <w:sz w:val="32"/>
+          <w:szCs w:val="32"/>
+          <w:u w:val="single"/>
+          <w:vertAlign w:val="superscript"/>
+        </w:rPr>
+        <w:t>st</w:t>
+      </w:r>
+      <w:r>
+        <w:rPr>
+          <w:b/>
+          <w:bCs/>
+          <w:sz w:val="32"/>
+          <w:szCs w:val="32"/>
+          <w:u w:val="single"/>
+        </w:rPr>
+        <w:t xml:space="preserve"> August 2022</w:t>
+      </w:r>
+    </w:p>
+    <w:p>
+      <w:pPr>
+        <w:spacing w:before="0" w:line="240" w:lineRule="auto"/>
+        <w:jc w:val="center"/>
+        <w:rPr>
+          <w:b/>
+          <w:szCs w:val="24"/>
+        </w:rPr>
+      </w:pPr>
+      <w:r>
+        <w:rPr>
+          <w:b/>
+          <w:szCs w:val="24"/>
+        </w:rPr>
+        <w:t>(ignore those which are already incorporated in your book’s version and date)</w:t>
+      </w:r>
+    </w:p>
+    <w:tbl>
+      <w:tblPr>
+        <w:tblW w:w="13970" w:type="dxa"/>
+        <w:tblInd w:w="-792" w:type="dxa"/>
+        <w:tblBorders>
+          <w:top w:val="single" w:sz="4" w:space="0" w:color="000000"/>
+          <w:left w:val="single" w:sz="4" w:space="0" w:color="000000"/>
+          <w:bottom w:val="single" w:sz="4" w:space="0" w:color="000000"/>
+          <w:right w:val="single" w:sz="4" w:space="0" w:color="000000"/>
+          <w:insideH w:val="single" w:sz="4" w:space="0" w:color="000000"/>
+          <w:insideV w:val="single" w:sz="4" w:space="0" w:color="000000"/>
+        </w:tblBorders>
+        <w:tblLook w:val="04A0" w:firstRow="1" w:lastRow="0" w:firstColumn="1" w:lastColumn="0" w:noHBand="0" w:noVBand="1"/>
+      </w:tblPr>
+      <w:tblGrid>
+        <w:gridCol w:w="4048"/>
+        <w:gridCol w:w="4819"/>
+        <w:gridCol w:w="5103"/>
+      </w:tblGrid>
+      <w:tr>
+        <w:tc>
+          <w:tcPr>
+            <w:tcW w:w="4048" w:type="dxa"/>
+            <w:tcBorders>
+              <w:top w:val="single" w:sz="4" w:space="0" w:color="000000"/>
+              <w:left w:val="single" w:sz="4" w:space="0" w:color="000000"/>
+              <w:bottom w:val="single" w:sz="4" w:space="0" w:color="000000"/>
+              <w:right w:val="single" w:sz="4" w:space="0" w:color="000000"/>
+            </w:tcBorders>
+            <w:hideMark/>
+          </w:tcPr>
+          <w:p>
+            <w:pPr>
+              <w:spacing w:before="0" w:line="240" w:lineRule="auto"/>
+              <w:jc w:val="center"/>
+              <w:rPr>
+                <w:b/>
+                <w:bCs/>
+                <w:sz w:val="32"/>
+                <w:szCs w:val="32"/>
+                <w:lang w:bidi="ta-IN"/>
+              </w:rPr>
+            </w:pPr>
+            <w:r>
+              <w:rPr>
+                <w:b/>
+                <w:bCs/>
+                <w:sz w:val="32"/>
+                <w:szCs w:val="32"/>
+                <w:lang w:bidi="ta-IN"/>
+              </w:rPr>
+              <w:t>Section, Paragraph</w:t>
+            </w:r>
+          </w:p>
+          <w:p>
+            <w:pPr>
+              <w:spacing w:before="0" w:line="240" w:lineRule="auto"/>
+              <w:jc w:val="center"/>
+              <w:rPr>
+                <w:b/>
+                <w:bCs/>
+                <w:sz w:val="32"/>
+                <w:szCs w:val="32"/>
+                <w:lang w:bidi="ta-IN"/>
+              </w:rPr>
+            </w:pPr>
+            <w:r>
+              <w:rPr>
+                <w:b/>
+                <w:bCs/>
+                <w:sz w:val="32"/>
+                <w:szCs w:val="32"/>
+                <w:lang w:bidi="ta-IN"/>
+              </w:rPr>
+              <w:t>Reference</w:t>
+            </w:r>
+          </w:p>
+        </w:tc>
+        <w:tc>
+          <w:tcPr>
+            <w:tcW w:w="4819" w:type="dxa"/>
+            <w:tcBorders>
+              <w:top w:val="single" w:sz="4" w:space="0" w:color="000000"/>
+              <w:left w:val="single" w:sz="4" w:space="0" w:color="000000"/>
+              <w:bottom w:val="single" w:sz="4" w:space="0" w:color="000000"/>
+              <w:right w:val="single" w:sz="4" w:space="0" w:color="000000"/>
+            </w:tcBorders>
+            <w:hideMark/>
+          </w:tcPr>
+          <w:p>
+            <w:pPr>
+              <w:spacing w:before="0" w:line="240" w:lineRule="auto"/>
+              <w:jc w:val="center"/>
+              <w:rPr>
+                <w:b/>
+                <w:bCs/>
+                <w:sz w:val="32"/>
+                <w:szCs w:val="32"/>
+                <w:lang w:bidi="ta-IN"/>
+              </w:rPr>
+            </w:pPr>
+            <w:r>
+              <w:rPr>
+                <w:b/>
+                <w:bCs/>
+                <w:sz w:val="32"/>
+                <w:szCs w:val="32"/>
+                <w:lang w:bidi="ta-IN"/>
+              </w:rPr>
+              <w:t>As Printed</w:t>
+            </w:r>
+          </w:p>
+        </w:tc>
+        <w:tc>
+          <w:tcPr>
+            <w:tcW w:w="5103" w:type="dxa"/>
+            <w:tcBorders>
+              <w:top w:val="single" w:sz="4" w:space="0" w:color="000000"/>
+              <w:left w:val="single" w:sz="4" w:space="0" w:color="000000"/>
+              <w:bottom w:val="single" w:sz="4" w:space="0" w:color="000000"/>
+              <w:right w:val="single" w:sz="4" w:space="0" w:color="000000"/>
+            </w:tcBorders>
+            <w:hideMark/>
+          </w:tcPr>
+          <w:p>
+            <w:pPr>
+              <w:spacing w:before="0" w:line="240" w:lineRule="auto"/>
+              <w:ind w:right="-18"/>
+              <w:jc w:val="center"/>
+              <w:rPr>
+                <w:b/>
+                <w:bCs/>
+                <w:sz w:val="32"/>
+                <w:szCs w:val="32"/>
+                <w:lang w:bidi="ta-IN"/>
+              </w:rPr>
+            </w:pPr>
+            <w:r>
+              <w:rPr>
+                <w:b/>
+                <w:bCs/>
+                <w:sz w:val="32"/>
+                <w:szCs w:val="32"/>
+                <w:lang w:bidi="ta-IN"/>
+              </w:rPr>
+              <w:t>To be read as or corrected as</w:t>
+            </w:r>
+          </w:p>
+        </w:tc>
+      </w:tr>
+    </w:tbl>
+    <w:p>
+      <w:pPr>
+        <w:spacing w:before="0" w:line="240" w:lineRule="auto"/>
+        <w:rPr>
+          <w:vanish/>
+          <w:sz w:val="32"/>
+          <w:szCs w:val="32"/>
+        </w:rPr>
+      </w:pPr>
+    </w:p>
+    <w:tbl>
+      <w:tblPr>
+        <w:tblW w:w="13970" w:type="dxa"/>
+        <w:tblInd w:w="-792" w:type="dxa"/>
+        <w:tblBorders>
+          <w:top w:val="single" w:sz="4" w:space="0" w:color="000000"/>
+          <w:left w:val="single" w:sz="4" w:space="0" w:color="000000"/>
+          <w:bottom w:val="single" w:sz="4" w:space="0" w:color="000000"/>
+          <w:right w:val="single" w:sz="4" w:space="0" w:color="000000"/>
+          <w:insideH w:val="single" w:sz="4" w:space="0" w:color="000000"/>
+          <w:insideV w:val="single" w:sz="4" w:space="0" w:color="000000"/>
+        </w:tblBorders>
+        <w:tblLook w:val="04A0" w:firstRow="1" w:lastRow="0" w:firstColumn="1" w:lastColumn="0" w:noHBand="0" w:noVBand="1"/>
+      </w:tblPr>
+      <w:tblGrid>
+        <w:gridCol w:w="4048"/>
+        <w:gridCol w:w="4819"/>
+        <w:gridCol w:w="5103"/>
+      </w:tblGrid>
+      <w:tr>
+        <w:trPr>
+          <w:trHeight w:val="918"/>
+        </w:trPr>
+        <w:tc>
+          <w:tcPr>
+            <w:tcW w:w="4048" w:type="dxa"/>
+            <w:tcBorders>
+              <w:top w:val="single" w:sz="4" w:space="0" w:color="000000"/>
+              <w:left w:val="single" w:sz="4" w:space="0" w:color="000000"/>
+              <w:bottom w:val="single" w:sz="4" w:space="0" w:color="000000"/>
+              <w:right w:val="single" w:sz="4" w:space="0" w:color="000000"/>
+            </w:tcBorders>
+            <w:hideMark/>
+          </w:tcPr>
+          <w:p>
+            <w:pPr>
+              <w:widowControl w:val="0"/>
+              <w:autoSpaceDE w:val="0"/>
+              <w:autoSpaceDN w:val="0"/>
+              <w:adjustRightInd w:val="0"/>
+              <w:spacing w:before="0" w:line="240" w:lineRule="auto"/>
+              <w:jc w:val="center"/>
+              <w:rPr>
+                <w:rFonts w:cs="Arial"/>
+                <w:bCs/>
+                <w:sz w:val="36"/>
+                <w:szCs w:val="36"/>
+                <w:lang w:bidi="ml-IN"/>
+              </w:rPr>
+            </w:pPr>
+            <w:r>
+              <w:rPr>
+                <w:rFonts w:cs="Arial"/>
+                <w:bCs/>
+                <w:sz w:val="36"/>
+                <w:szCs w:val="36"/>
+                <w:lang w:bidi="ml-IN"/>
+              </w:rPr>
+              <w:t>None</w:t>
+            </w:r>
+          </w:p>
+        </w:tc>
+        <w:tc>
+          <w:tcPr>
+            <w:tcW w:w="4819" w:type="dxa"/>
+            <w:tcBorders>
+              <w:top w:val="single" w:sz="4" w:space="0" w:color="000000"/>
+              <w:left w:val="single" w:sz="4" w:space="0" w:color="000000"/>
+              <w:bottom w:val="single" w:sz="4" w:space="0" w:color="000000"/>
+              <w:right w:val="single" w:sz="4" w:space="0" w:color="000000"/>
+            </w:tcBorders>
+            <w:hideMark/>
+          </w:tcPr>
+          <w:p>
+            <w:pPr>
+              <w:widowControl w:val="0"/>
+              <w:autoSpaceDE w:val="0"/>
+              <w:autoSpaceDN w:val="0"/>
+              <w:adjustRightInd w:val="0"/>
+              <w:spacing w:before="0" w:line="240" w:lineRule="auto"/>
+              <w:jc w:val="center"/>
+              <w:rPr>
+                <w:rFonts w:ascii="BRH Devanagari Extra" w:hAnsi="BRH Devanagari Extra" w:cs="BRH Devanagari Extra"/>
+                <w:color w:val="000000"/>
+                <w:sz w:val="36"/>
+                <w:szCs w:val="40"/>
+                <w:lang w:bidi="ml-IN"/>
+              </w:rPr>
+            </w:pPr>
+            <w:r>
+              <w:rPr>
+                <w:rFonts w:cs="Arial"/>
+                <w:bCs/>
+                <w:sz w:val="36"/>
+                <w:szCs w:val="36"/>
+                <w:lang w:bidi="ml-IN"/>
+              </w:rPr>
+              <w:t>None</w:t>
+            </w:r>
+          </w:p>
+        </w:tc>
+        <w:tc>
+          <w:tcPr>
+            <w:tcW w:w="5103" w:type="dxa"/>
+            <w:tcBorders>
+              <w:top w:val="single" w:sz="4" w:space="0" w:color="000000"/>
+              <w:left w:val="single" w:sz="4" w:space="0" w:color="000000"/>
+              <w:bottom w:val="single" w:sz="4" w:space="0" w:color="000000"/>
+              <w:right w:val="single" w:sz="4" w:space="0" w:color="000000"/>
+            </w:tcBorders>
+            <w:hideMark/>
+          </w:tcPr>
+          <w:p>
+            <w:pPr>
+              <w:widowControl w:val="0"/>
+              <w:autoSpaceDE w:val="0"/>
+              <w:autoSpaceDN w:val="0"/>
+              <w:adjustRightInd w:val="0"/>
+              <w:spacing w:before="0" w:line="240" w:lineRule="auto"/>
+              <w:jc w:val="center"/>
+              <w:rPr>
+                <w:rFonts w:ascii="BRH Devanagari Extra" w:hAnsi="BRH Devanagari Extra" w:cs="BRH Devanagari Extra"/>
+                <w:color w:val="000000"/>
+                <w:sz w:val="36"/>
+                <w:szCs w:val="40"/>
+                <w:lang w:bidi="ml-IN"/>
+              </w:rPr>
+            </w:pPr>
+            <w:r>
+              <w:rPr>
+                <w:rFonts w:cs="Arial"/>
+                <w:bCs/>
+                <w:sz w:val="36"/>
+                <w:szCs w:val="36"/>
+                <w:lang w:bidi="ml-IN"/>
+              </w:rPr>
+              <w:t>None</w:t>
+            </w:r>
+          </w:p>
+        </w:tc>
+      </w:tr>
+    </w:tbl>
+    <w:p>
+      <w:pPr>
+        <w:pBdr>
+          <w:bottom w:val="double" w:sz="6" w:space="1" w:color="auto"/>
+        </w:pBdr>
         <w:spacing w:before="0" w:line="240" w:lineRule="auto"/>
         <w:jc w:val="center"/>
         <w:rPr>
@@ -8555,7 +8544,6 @@
                 <w:cs/>
                 <w:lang w:bidi="ta-IN"/>
               </w:rPr>
-              <w:lastRenderedPageBreak/>
               <w:t>ஶாஸா</w:t>
             </w:r>
             <w:r>
@@ -8624,7 +8612,6 @@
                 <w:cs/>
                 <w:lang w:bidi="ta-IN"/>
               </w:rPr>
-              <w:lastRenderedPageBreak/>
               <w:t>ஆ</w:t>
             </w:r>
             <w:r>
@@ -8961,6 +8948,7 @@
                 <w:sz w:val="28"/>
                 <w:szCs w:val="32"/>
               </w:rPr>
+              <w:lastRenderedPageBreak/>
               <w:t>T.S.</w:t>
             </w:r>
             <w:r>
@@ -10644,7 +10632,16 @@
           <w:bCs/>
           <w:sz w:val="32"/>
         </w:rPr>
-        <w:t>replaced with</w:t>
+        <w:t xml:space="preserve">replaced </w:t>
+      </w:r>
+      <w:proofErr w:type="gramStart"/>
+      <w:r>
+        <w:rPr>
+          <w:b/>
+          <w:bCs/>
+          <w:sz w:val="32"/>
+        </w:rPr>
+        <w:t>with</w:t>
       </w:r>
       <w:r>
         <w:rPr>
@@ -10666,6 +10663,7 @@
         </w:rPr>
         <w:t>"</w:t>
       </w:r>
+      <w:proofErr w:type="gramEnd"/>
       <w:r>
         <w:rPr>
           <w:rFonts w:ascii="BRH Devanagari" w:hAnsi="BRH Devanagari" w:cs="BRH Devanagari"/>
@@ -11070,7 +11068,6 @@
           <w:szCs w:val="32"/>
           <w:u w:val="single"/>
         </w:rPr>
-        <w:lastRenderedPageBreak/>
         <w:t>=========================</w:t>
       </w:r>
     </w:p>
